--- a/Bab v.docx
+++ b/Bab v.docx
@@ -2709,129 +2709,72 @@
         <w:jc w:val="both"/>
       </w:pPr>
       <w:r>
-        <w:t xml:space="preserve">Tabel </w:t>
-      </w:r>
-      <w:r>
-        <w:t>Biaya_lainlain</w:t>
-      </w:r>
-    </w:p>
-    <w:p>
-      <w:pPr>
-        <w:ind w:left="360"/>
-      </w:pPr>
-      <w:r>
-        <w:t>Tabel Biaya_lainlain berguna untuk menampung data detail</w:t>
-      </w:r>
-      <w:r>
-        <w:t xml:space="preserve"> dari biaya lain-lain</w:t>
-      </w:r>
-      <w:r>
-        <w:t xml:space="preserve"> pribadi</w:t>
-      </w:r>
-      <w:r>
-        <w:t xml:space="preserve"> dari pegawai</w:t>
-      </w:r>
-      <w:r>
-        <w:t>. Tabel</w:t>
-      </w:r>
-      <w:r>
-        <w:t xml:space="preserve"> biaya_lainlain</w:t>
-      </w:r>
-      <w:r>
-        <w:t xml:space="preserve"> yang terdiri dari </w:t>
-      </w:r>
-      <w:r>
-        <w:t>sepuluh</w:t>
-      </w:r>
-      <w:r>
-        <w:t xml:space="preserve"> field, antara lain : </w:t>
+        <w:t>Tabel Biaya_lainlain</w:t>
+      </w:r>
+    </w:p>
+    <w:p>
+      <w:pPr>
+        <w:ind w:left="360"/>
+      </w:pPr>
+      <w:r>
+        <w:t xml:space="preserve">Tabel Biaya_lainlain berguna untuk menampung data detail dari biaya lain-lain pribadi dari pegawai. Tabel biaya_lainlain yang terdiri dari sepuluh field, antara lain : </w:t>
       </w:r>
       <w:r>
         <w:t>kode_biaya_lainlain</w:t>
       </w:r>
       <w:r>
+        <w:t xml:space="preserve">, </w:t>
+      </w:r>
+      <w:r>
+        <w:t xml:space="preserve">nama_biaya_lainlain </w:t>
+      </w:r>
+      <w:r>
         <w:t>,</w:t>
       </w:r>
       <w:r>
-        <w:t xml:space="preserve"> </w:t>
-      </w:r>
-      <w:r>
-        <w:t>nama_biaya_lainlain</w:t>
-      </w:r>
-      <w:r>
-        <w:t xml:space="preserve"> </w:t>
+        <w:t xml:space="preserve"> satuan_biaya_lainlain</w:t>
+      </w:r>
+      <w:r>
+        <w:t xml:space="preserve"> ,</w:t>
+      </w:r>
+      <w:r>
+        <w:t xml:space="preserve"> harga_biaya_lainlain</w:t>
+      </w:r>
+      <w:r>
+        <w:t xml:space="preserve"> ,</w:t>
+      </w:r>
+      <w:r>
+        <w:t xml:space="preserve"> tanggal_biaya_lainlain</w:t>
+      </w:r>
+      <w:r>
+        <w:t xml:space="preserve"> ,</w:t>
+      </w:r>
+      <w:r>
+        <w:t xml:space="preserve"> jumlah_biaya_lainlain</w:t>
       </w:r>
       <w:r>
         <w:t>,</w:t>
       </w:r>
       <w:r>
-        <w:t xml:space="preserve"> </w:t>
-      </w:r>
-      <w:r>
-        <w:t>satuan_biaya_lainlain</w:t>
-      </w:r>
-      <w:r>
-        <w:t xml:space="preserve"> ,</w:t>
-      </w:r>
-      <w:r>
-        <w:t xml:space="preserve"> </w:t>
-      </w:r>
-      <w:r>
-        <w:t>harga_biaya_lainlain</w:t>
-      </w:r>
-      <w:r>
-        <w:t xml:space="preserve"> ,</w:t>
-      </w:r>
-      <w:r>
-        <w:t xml:space="preserve"> </w:t>
-      </w:r>
-      <w:r>
-        <w:t>tanggal_biaya_lainlain</w:t>
-      </w:r>
-      <w:r>
-        <w:t xml:space="preserve"> ,</w:t>
-      </w:r>
-      <w:r>
-        <w:t xml:space="preserve"> </w:t>
-      </w:r>
-      <w:r>
-        <w:t>jumlah_biaya_lainlain</w:t>
+        <w:t xml:space="preserve"> bukti_biaya_lainlain</w:t>
       </w:r>
       <w:r>
         <w:t>,</w:t>
       </w:r>
       <w:r>
-        <w:t xml:space="preserve"> </w:t>
-      </w:r>
-      <w:r>
-        <w:t>bukti_biaya_lainlain</w:t>
+        <w:t xml:space="preserve"> cek_status_biaya_lainlain</w:t>
       </w:r>
       <w:r>
         <w:t>,</w:t>
       </w:r>
       <w:r>
-        <w:t xml:space="preserve"> </w:t>
-      </w:r>
-      <w:r>
-        <w:t>cek_status_biaya_lainlain</w:t>
+        <w:t xml:space="preserve"> created_at</w:t>
       </w:r>
       <w:r>
         <w:t>,</w:t>
       </w:r>
       <w:r>
-        <w:t xml:space="preserve"> </w:t>
-      </w:r>
-      <w:r>
-        <w:t>created_at</w:t>
-      </w:r>
-      <w:r>
-        <w:t>,</w:t>
-      </w:r>
-      <w:r>
-        <w:t xml:space="preserve"> </w:t>
-      </w:r>
-      <w:r>
-        <w:t>updated_at</w:t>
+        <w:t xml:space="preserve"> updated_at</w:t>
       </w:r>
       <w:r>
         <w:t xml:space="preserve">. Gambar 4.2.1 berikut ini adalah  tabel user. </w:t>
@@ -2863,13 +2806,7 @@
         <w:rPr>
           <w:b/>
         </w:rPr>
-        <w:t xml:space="preserve">Tabel </w:t>
-      </w:r>
-      <w:r>
-        <w:rPr>
-          <w:b/>
-        </w:rPr>
-        <w:t>biaya lainlain</w:t>
+        <w:t>Tabel biaya lainlain</w:t>
       </w:r>
     </w:p>
     <w:tbl>
@@ -4270,129 +4207,75 @@
         <w:jc w:val="both"/>
       </w:pPr>
       <w:r>
-        <w:t>Tabel Biaya_</w:t>
-      </w:r>
-      <w:r>
-        <w:t>operational_non_budgeting</w:t>
-      </w:r>
-    </w:p>
-    <w:p>
-      <w:pPr>
-        <w:ind w:left="360"/>
-      </w:pPr>
-      <w:r>
         <w:t>Tabel Biaya_operational_non_budgeting</w:t>
       </w:r>
+    </w:p>
+    <w:p>
+      <w:pPr>
+        <w:ind w:left="360"/>
+      </w:pPr>
+      <w:r>
+        <w:t>Tabel Biaya_operational_non_budgeting berguna untuk menampung data detail dari biaya operational yang tidak masuk dalam limitasi dari tim approval. Tabel</w:t>
+      </w:r>
       <w:r>
         <w:t xml:space="preserve"> </w:t>
       </w:r>
       <w:r>
-        <w:t xml:space="preserve">berguna untuk menampung data detail dari biaya </w:t>
-      </w:r>
-      <w:r>
-        <w:t>operational yang tidak masuk dalam limitasi</w:t>
-      </w:r>
-      <w:r>
-        <w:t xml:space="preserve"> dari </w:t>
-      </w:r>
-      <w:r>
-        <w:t>tim approval</w:t>
-      </w:r>
-      <w:r>
-        <w:t>. Tabel</w:t>
+        <w:t>Biaya_operational_non_budgeting yang terdiri dari delapan field, antara lain :</w:t>
       </w:r>
       <w:r>
         <w:t xml:space="preserve"> </w:t>
       </w:r>
       <w:r>
-        <w:t xml:space="preserve">Biaya_operational_non_budgeting yang terdiri dari </w:t>
-      </w:r>
-      <w:r>
-        <w:t>delapan</w:t>
-      </w:r>
-      <w:r>
-        <w:t xml:space="preserve"> field, antara lain :</w:t>
+        <w:t xml:space="preserve">kode_operational_non_budgeting </w:t>
+      </w:r>
+      <w:r>
+        <w:t>,</w:t>
+      </w:r>
+      <w:r>
+        <w:t xml:space="preserve"> nama_operational_non_budgeting</w:t>
+      </w:r>
+      <w:r>
+        <w:t>,</w:t>
+      </w:r>
+      <w:r>
+        <w:t xml:space="preserve"> keterangan_operational_non_budgeting </w:t>
+      </w:r>
+      <w:r>
+        <w:t>,</w:t>
+      </w:r>
+      <w:r>
+        <w:t xml:space="preserve"> tanggal_operational_non_budgetin</w:t>
+      </w:r>
+      <w:r>
+        <w:t>g</w:t>
       </w:r>
       <w:r>
         <w:t xml:space="preserve"> </w:t>
       </w:r>
       <w:r>
-        <w:t xml:space="preserve">kode_operational_non_budgeting </w:t>
-      </w:r>
-      <w:r>
         <w:t>,</w:t>
       </w:r>
       <w:r>
-        <w:t xml:space="preserve"> </w:t>
-      </w:r>
-      <w:r>
-        <w:t>nama_operational_non_budgeting</w:t>
+        <w:t xml:space="preserve"> biaya_operational_non_budgeting</w:t>
       </w:r>
       <w:r>
         <w:t>,</w:t>
       </w:r>
       <w:r>
-        <w:t xml:space="preserve"> </w:t>
-      </w:r>
-      <w:r>
-        <w:t>keterangan_operational_non_budgeting</w:t>
-      </w:r>
-      <w:r>
-        <w:t xml:space="preserve"> </w:t>
+        <w:t xml:space="preserve"> cek_status_operational_non_budgeting </w:t>
       </w:r>
       <w:r>
         <w:t>,</w:t>
       </w:r>
       <w:r>
-        <w:t xml:space="preserve"> </w:t>
-      </w:r>
-      <w:r>
-        <w:t>tanggal_operational_non_budgetin</w:t>
-      </w:r>
-      <w:r>
-        <w:t>g</w:t>
-      </w:r>
-      <w:r>
-        <w:t xml:space="preserve"> </w:t>
-      </w:r>
-      <w:r>
-        <w:t>,</w:t>
-      </w:r>
-      <w:r>
-        <w:t xml:space="preserve"> </w:t>
-      </w:r>
-      <w:r>
-        <w:t>biaya_operational_non_budgeting</w:t>
-      </w:r>
-      <w:r>
-        <w:t>,</w:t>
-      </w:r>
-      <w:r>
-        <w:t xml:space="preserve"> </w:t>
-      </w:r>
-      <w:r>
-        <w:t>cek_status_operational_non_budgeting</w:t>
-      </w:r>
-      <w:r>
-        <w:t xml:space="preserve"> </w:t>
-      </w:r>
-      <w:r>
-        <w:t>,</w:t>
-      </w:r>
-      <w:r>
-        <w:t xml:space="preserve"> </w:t>
-      </w:r>
-      <w:r>
-        <w:t>created_at</w:t>
+        <w:t xml:space="preserve"> created_at</w:t>
       </w:r>
       <w:r>
         <w:t xml:space="preserve"> ,</w:t>
       </w:r>
       <w:r>
-        <w:t xml:space="preserve"> </w:t>
-      </w:r>
-      <w:r>
-        <w:t>updated_at</w:t>
+        <w:t xml:space="preserve"> updated_at</w:t>
       </w:r>
       <w:r>
         <w:t xml:space="preserve">. Gambar 4.2.1 berikut ini adalah  tabel user. </w:t>
@@ -5640,55 +5523,37 @@
         <w:t>,</w:t>
       </w:r>
       <w:r>
-        <w:t xml:space="preserve"> </w:t>
-      </w:r>
-      <w:r>
-        <w:t>harga_biaya_pribadi</w:t>
+        <w:t xml:space="preserve"> harga_biaya_pribadi</w:t>
       </w:r>
       <w:r>
         <w:t>,</w:t>
       </w:r>
       <w:r>
-        <w:t xml:space="preserve"> </w:t>
-      </w:r>
-      <w:r>
-        <w:t>tanggal_biaya_pribadi</w:t>
+        <w:t xml:space="preserve"> tanggal_biaya_pribadi</w:t>
       </w:r>
       <w:r>
         <w:t>,</w:t>
       </w:r>
       <w:r>
-        <w:t xml:space="preserve"> </w:t>
-      </w:r>
-      <w:r>
-        <w:t>jumlah_biaya_pribadi</w:t>
+        <w:t xml:space="preserve"> jumlah_biaya_pribadi</w:t>
       </w:r>
       <w:r>
         <w:t>,</w:t>
       </w:r>
       <w:r>
-        <w:t xml:space="preserve"> </w:t>
-      </w:r>
-      <w:r>
-        <w:t>bukti_biaya_pribadi</w:t>
+        <w:t xml:space="preserve"> bukti_biaya_pribadi</w:t>
       </w:r>
       <w:r>
         <w:t>,</w:t>
       </w:r>
       <w:r>
-        <w:t xml:space="preserve"> </w:t>
-      </w:r>
-      <w:r>
-        <w:t>created_at</w:t>
+        <w:t xml:space="preserve"> created_at</w:t>
       </w:r>
       <w:r>
         <w:t>,</w:t>
       </w:r>
       <w:r>
-        <w:t xml:space="preserve"> </w:t>
-      </w:r>
-      <w:r>
-        <w:t>updated_at</w:t>
+        <w:t xml:space="preserve"> updated_at</w:t>
       </w:r>
       <w:r>
         <w:tab/>
@@ -5703,10 +5568,7 @@
         <w:t>,</w:t>
       </w:r>
       <w:r>
-        <w:t xml:space="preserve"> </w:t>
-      </w:r>
-      <w:r>
-        <w:t>cek_approval_biaya_pribadi</w:t>
+        <w:t xml:space="preserve"> cek_approval_biaya_pribadi</w:t>
       </w:r>
       <w:r>
         <w:t>,</w:t>
@@ -7112,10 +6974,7 @@
         <w:t xml:space="preserve"> </w:t>
       </w:r>
       <w:r>
-        <w:t>nama_biaya_pribadi</w:t>
-      </w:r>
-      <w:r>
-        <w:t xml:space="preserve"> </w:t>
+        <w:t xml:space="preserve">nama_biaya_pribadi </w:t>
       </w:r>
       <w:r>
         <w:t xml:space="preserve">digunakan untuk menyimpan nama biaya yang diberikan oleh inputan user. </w:t>
@@ -7145,10 +7004,7 @@
         <w:t xml:space="preserve">Field </w:t>
       </w:r>
       <w:r>
-        <w:t>satuan_biaya_pribadi</w:t>
-      </w:r>
-      <w:r>
-        <w:t xml:space="preserve"> </w:t>
+        <w:t xml:space="preserve">satuan_biaya_pribadi </w:t>
       </w:r>
       <w:r>
         <w:t xml:space="preserve">digunakan untuk menyimpan informasi keterangan dari biaya </w:t>
@@ -7437,19 +7293,7 @@
         <w:ind w:left="360"/>
       </w:pPr>
       <w:r>
-        <w:t xml:space="preserve">Field </w:t>
-      </w:r>
-      <w:r>
-        <w:t>approved</w:t>
-      </w:r>
-      <w:r>
-        <w:t>_at digunakan untuk menyimpan kapan data tersebut</w:t>
-      </w:r>
-      <w:r>
-        <w:t xml:space="preserve"> di setujui</w:t>
-      </w:r>
-      <w:r>
-        <w:t>.</w:t>
+        <w:t>Field approved_at digunakan untuk menyimpan kapan data tersebut di setujui.</w:t>
       </w:r>
     </w:p>
     <w:p>
@@ -7541,37 +7385,56 @@
         <w:t xml:space="preserve">Tabel </w:t>
       </w:r>
       <w:r>
-        <w:t>header_biaya_operational_proyek</w:t>
+        <w:t xml:space="preserve">header_biaya_operational_proyek </w:t>
+      </w:r>
+      <w:r>
+        <w:t xml:space="preserve">berguna untuk menampung data </w:t>
+      </w:r>
+      <w:r>
+        <w:t>header</w:t>
+      </w:r>
+      <w:r>
+        <w:t xml:space="preserve"> dari biaya operational yang masuk dalam limitasi dari tim approval. Tabel </w:t>
+      </w:r>
+      <w:r>
+        <w:t xml:space="preserve">header_biaya_operational_proyek </w:t>
+      </w:r>
+      <w:r>
+        <w:t xml:space="preserve">yang terdiri dari delapan field, antara lain : </w:t>
+      </w:r>
+      <w:r>
+        <w:t xml:space="preserve">kode_biaya_operational_proyek </w:t>
+      </w:r>
+      <w:r>
+        <w:t xml:space="preserve">, </w:t>
+      </w:r>
+      <w:r>
+        <w:t>nama_biaya_operational_proyek</w:t>
       </w:r>
       <w:r>
         <w:t xml:space="preserve"> </w:t>
       </w:r>
       <w:r>
-        <w:t xml:space="preserve">berguna untuk menampung data </w:t>
-      </w:r>
-      <w:r>
-        <w:t>header</w:t>
-      </w:r>
-      <w:r>
-        <w:t xml:space="preserve"> dari biaya operational yang masuk dalam limitasi dari tim approval. Tabel </w:t>
-      </w:r>
-      <w:r>
-        <w:t>header_biaya_operational_proyek</w:t>
-      </w:r>
-      <w:r>
+        <w:t>,</w:t>
+      </w:r>
+      <w:r>
+        <w:t>budget_biaya_operational_proyek</w:t>
+      </w:r>
+      <w:r>
+        <w:t xml:space="preserve">, </w:t>
+      </w:r>
+      <w:r>
+        <w:t>keterangan_biaya_operational_proyek</w:t>
+      </w:r>
+      <w:r>
+        <w:tab/>
         <w:t xml:space="preserve"> </w:t>
       </w:r>
       <w:r>
-        <w:t xml:space="preserve">yang terdiri dari delapan field, antara lain : </w:t>
-      </w:r>
-      <w:r>
-        <w:t xml:space="preserve">kode_biaya_operational_proyek </w:t>
-      </w:r>
-      <w:r>
-        <w:t xml:space="preserve">, </w:t>
-      </w:r>
-      <w:r>
-        <w:t>nama_biaya_operational_proyek</w:t>
+        <w:t>,</w:t>
+      </w:r>
+      <w:r>
+        <w:t>tanggal_pelaksanaan_biaya_operational_proyek</w:t>
       </w:r>
       <w:r>
         <w:t xml:space="preserve"> </w:t>
@@ -7580,37 +7443,7 @@
         <w:t>,</w:t>
       </w:r>
       <w:r>
-        <w:t>budget_biaya_operational_proyek</w:t>
-      </w:r>
-      <w:r>
-        <w:t xml:space="preserve">, </w:t>
-      </w:r>
-      <w:r>
-        <w:t>keterangan_biaya_operational_proyek</w:t>
-      </w:r>
-      <w:r>
-        <w:tab/>
-      </w:r>
-      <w:r>
-        <w:t xml:space="preserve"> </w:t>
-      </w:r>
-      <w:r>
-        <w:t>,</w:t>
-      </w:r>
-      <w:r>
-        <w:t>tanggal_pelaksanaan_biaya_operational_proyek</w:t>
-      </w:r>
-      <w:r>
-        <w:t xml:space="preserve"> </w:t>
-      </w:r>
-      <w:r>
-        <w:t>,</w:t>
-      </w:r>
-      <w:r>
-        <w:t>cek_status_header_biaya_operational_proyek</w:t>
-      </w:r>
-      <w:r>
-        <w:t xml:space="preserve"> </w:t>
+        <w:t xml:space="preserve">cek_status_header_biaya_operational_proyek </w:t>
       </w:r>
       <w:r>
         <w:t>,</w:t>
@@ -8807,35 +8640,26 @@
         <w:jc w:val="both"/>
       </w:pPr>
       <w:r>
+        <w:t>Tabel detail_biaya_operational_proyek</w:t>
+      </w:r>
+    </w:p>
+    <w:p>
+      <w:pPr>
+        <w:ind w:left="360"/>
+      </w:pPr>
+      <w:r>
         <w:t xml:space="preserve">Tabel </w:t>
       </w:r>
       <w:r>
+        <w:t xml:space="preserve">detail_biaya_operational_proyek </w:t>
+      </w:r>
+      <w:r>
+        <w:t xml:space="preserve">berguna untuk menampung data </w:t>
+      </w:r>
+      <w:r>
         <w:t>detail</w:t>
       </w:r>
       <w:r>
-        <w:t>_biaya_operational_proyek</w:t>
-      </w:r>
-    </w:p>
-    <w:p>
-      <w:pPr>
-        <w:ind w:left="360"/>
-      </w:pPr>
-      <w:r>
-        <w:t xml:space="preserve">Tabel </w:t>
-      </w:r>
-      <w:r>
-        <w:t>detail_biaya_operational_proyek</w:t>
-      </w:r>
-      <w:r>
-        <w:t xml:space="preserve"> </w:t>
-      </w:r>
-      <w:r>
-        <w:t xml:space="preserve">berguna untuk menampung data </w:t>
-      </w:r>
-      <w:r>
-        <w:t>detail</w:t>
-      </w:r>
-      <w:r>
         <w:t xml:space="preserve"> dari biaya operational yang masuk dalam limitasi dari tim approval. Tabel </w:t>
       </w:r>
       <w:r>
@@ -8857,10 +8681,7 @@
         <w:t>,</w:t>
       </w:r>
       <w:r>
-        <w:t xml:space="preserve"> </w:t>
-      </w:r>
-      <w:r>
-        <w:t>nama_biaya_detail_biaya_operational_proyek</w:t>
+        <w:t xml:space="preserve"> nama_biaya_detail_biaya_operational_proyek</w:t>
       </w:r>
       <w:r>
         <w:t>,</w:t>
@@ -9922,16 +9743,7 @@
               <w:ind w:firstLine="0"/>
             </w:pPr>
             <w:r>
-              <w:t>Not null, “0” = Non-</w:t>
-            </w:r>
-            <w:r>
-              <w:t>approved</w:t>
-            </w:r>
-            <w:r>
-              <w:t xml:space="preserve">  or “1” = </w:t>
-            </w:r>
-            <w:r>
-              <w:t xml:space="preserve">approved or “2” = questionable </w:t>
+              <w:t xml:space="preserve">Not null, “0” = Non-approved  or “1” = approved or “2” = questionable </w:t>
             </w:r>
           </w:p>
         </w:tc>
@@ -10581,13 +10393,7 @@
         <w:t xml:space="preserve">Field </w:t>
       </w:r>
       <w:r>
-        <w:t xml:space="preserve">approved at </w:t>
-      </w:r>
-      <w:r>
-        <w:t xml:space="preserve">digunakan untuk menyimpan kapan data tersebut </w:t>
-      </w:r>
-      <w:r>
-        <w:t>approved</w:t>
+        <w:t>approved at digunakan untuk menyimpan kapan data tersebut approved</w:t>
       </w:r>
       <w:r>
         <w:t>.</w:t>
@@ -10643,36 +10449,15 @@
         <w:jc w:val="both"/>
       </w:pPr>
       <w:r>
-        <w:t xml:space="preserve">Tabel </w:t>
-      </w:r>
-      <w:r>
-        <w:t>pegawai_gaji</w:t>
-      </w:r>
-    </w:p>
-    <w:p>
-      <w:pPr>
-        <w:ind w:left="360"/>
-      </w:pPr>
-      <w:r>
-        <w:t>Tabel pegawai_gaji berguna untuk menampung data</w:t>
-      </w:r>
-      <w:r>
-        <w:t xml:space="preserve"> gaji </w:t>
-      </w:r>
-      <w:r>
-        <w:t xml:space="preserve">Tabel </w:t>
-      </w:r>
-      <w:r>
-        <w:t>pegawai_gaji</w:t>
-      </w:r>
-      <w:r>
-        <w:t xml:space="preserve"> terdiri dari </w:t>
-      </w:r>
-      <w:r>
-        <w:t>empat</w:t>
-      </w:r>
-      <w:r>
-        <w:t xml:space="preserve"> belas field, antara lain : </w:t>
+        <w:t>Tabel pegawai_gaji</w:t>
+      </w:r>
+    </w:p>
+    <w:p>
+      <w:pPr>
+        <w:ind w:left="360"/>
+      </w:pPr>
+      <w:r>
+        <w:t xml:space="preserve">Tabel pegawai_gaji berguna untuk menampung data gaji Tabel pegawai_gaji terdiri dari empat belas field, antara lain : </w:t>
       </w:r>
       <w:r>
         <w:t>id_pegawai_gaji</w:t>
@@ -10681,46 +10466,31 @@
         <w:t>,</w:t>
       </w:r>
       <w:r>
-        <w:t xml:space="preserve"> </w:t>
-      </w:r>
-      <w:r>
-        <w:t>nomor_ktp_pegawai_gaji</w:t>
+        <w:t xml:space="preserve"> nomor_ktp_pegawai_gaji</w:t>
       </w:r>
       <w:r>
         <w:t>,</w:t>
       </w:r>
       <w:r>
-        <w:t xml:space="preserve"> </w:t>
-      </w:r>
-      <w:r>
-        <w:t>nama_pegawai_gaji</w:t>
+        <w:t xml:space="preserve"> nama_pegawai_gaji</w:t>
       </w:r>
       <w:r>
         <w:t>,</w:t>
       </w:r>
       <w:r>
-        <w:t xml:space="preserve"> </w:t>
-      </w:r>
-      <w:r>
-        <w:t>jumlah_kehadiran_pegawai_gaji</w:t>
+        <w:t xml:space="preserve"> jumlah_kehadiran_pegawai_gaji</w:t>
       </w:r>
       <w:r>
         <w:t>,</w:t>
       </w:r>
       <w:r>
-        <w:t xml:space="preserve"> </w:t>
-      </w:r>
-      <w:r>
-        <w:t>rate_pegawai_gaji</w:t>
+        <w:t xml:space="preserve"> rate_pegawai_gaji</w:t>
       </w:r>
       <w:r>
         <w:t>,</w:t>
       </w:r>
       <w:r>
-        <w:t xml:space="preserve"> </w:t>
-      </w:r>
-      <w:r>
-        <w:t>tambahan_lainlain_pegawai_gaji</w:t>
+        <w:t xml:space="preserve"> tambahan_lainlain_pegawai_gaji</w:t>
       </w:r>
       <w:r>
         <w:t xml:space="preserve">, </w:t>
@@ -10732,64 +10502,43 @@
         <w:t>,</w:t>
       </w:r>
       <w:r>
-        <w:t xml:space="preserve"> </w:t>
-      </w:r>
-      <w:r>
-        <w:t>total_pegawai_gaji</w:t>
+        <w:t xml:space="preserve"> total_pegawai_gaji</w:t>
       </w:r>
       <w:r>
         <w:t>,</w:t>
       </w:r>
       <w:r>
-        <w:t xml:space="preserve"> </w:t>
-      </w:r>
-      <w:r>
-        <w:t>jabatan_pegawai_gaji</w:t>
+        <w:t xml:space="preserve"> jabatan_pegawai_gaji</w:t>
       </w:r>
       <w:r>
         <w:t>,</w:t>
       </w:r>
       <w:r>
-        <w:t xml:space="preserve"> </w:t>
-      </w:r>
-      <w:r>
-        <w:t>nomor_rekening_pegawai_gaji</w:t>
+        <w:t xml:space="preserve"> nomor_rekening_pegawai_gaji</w:t>
       </w:r>
       <w:r>
         <w:t>,</w:t>
       </w:r>
       <w:r>
-        <w:t xml:space="preserve"> </w:t>
-      </w:r>
-      <w:r>
-        <w:t>nama_bank_pegawai_gaji</w:t>
+        <w:t xml:space="preserve"> nama_bank_pegawai_gaji</w:t>
       </w:r>
       <w:r>
         <w:t>,</w:t>
       </w:r>
       <w:r>
-        <w:t xml:space="preserve"> </w:t>
-      </w:r>
-      <w:r>
-        <w:t>created_at</w:t>
+        <w:t xml:space="preserve"> created_at</w:t>
       </w:r>
       <w:r>
         <w:t>,</w:t>
       </w:r>
       <w:r>
-        <w:t xml:space="preserve"> </w:t>
-      </w:r>
-      <w:r>
-        <w:t>updated_at</w:t>
+        <w:t xml:space="preserve"> updated_at</w:t>
       </w:r>
       <w:r>
         <w:t>,</w:t>
       </w:r>
       <w:r>
-        <w:t xml:space="preserve"> </w:t>
-      </w:r>
-      <w:r>
-        <w:t>cek_aktif_gajipegawai</w:t>
+        <w:t xml:space="preserve"> cek_aktif_gajipegawai</w:t>
       </w:r>
       <w:r>
         <w:t xml:space="preserve">. Gambar 4.2.1 berikut ini adalah  tabel detail biaya operational proyek. </w:t>
@@ -10821,13 +10570,7 @@
         <w:rPr>
           <w:b/>
         </w:rPr>
-        <w:t xml:space="preserve">Tabel </w:t>
-      </w:r>
-      <w:r>
-        <w:rPr>
-          <w:b/>
-        </w:rPr>
-        <w:t>pegawai gaji</w:t>
+        <w:t>Tabel pegawai gaji</w:t>
       </w:r>
     </w:p>
     <w:tbl>
@@ -11558,10 +11301,7 @@
               <w:ind w:firstLine="0"/>
             </w:pPr>
             <w:r>
-              <w:t>V</w:t>
-            </w:r>
-            <w:r>
-              <w:t>archar</w:t>
+              <w:t>Varchar</w:t>
             </w:r>
             <w:r>
               <w:t xml:space="preserve"> </w:t>
@@ -12707,36 +12447,15 @@
         <w:jc w:val="both"/>
       </w:pPr>
       <w:r>
-        <w:t xml:space="preserve">Tabel </w:t>
-      </w:r>
-      <w:r>
-        <w:t>pencatatan_biaya_untuk_masa_depan</w:t>
-      </w:r>
-    </w:p>
-    <w:p>
-      <w:pPr>
-        <w:ind w:left="360"/>
-      </w:pPr>
-      <w:r>
         <w:t>Tabel pencatatan_biaya_untuk_masa_depan</w:t>
       </w:r>
-      <w:r>
-        <w:t xml:space="preserve"> </w:t>
-      </w:r>
-      <w:r>
-        <w:t>berguna untuk menampung data</w:t>
-      </w:r>
-      <w:r>
-        <w:t xml:space="preserve"> pencatatan apa apa saja yang akan di beli untuk masa depan. </w:t>
-      </w:r>
-      <w:r>
-        <w:t>Tabel pencatatan_biaya_untuk_masa_depan</w:t>
-      </w:r>
-      <w:r>
-        <w:t xml:space="preserve"> </w:t>
-      </w:r>
-      <w:r>
-        <w:t xml:space="preserve">yang terdiri dari delapan field, antara lain : </w:t>
+    </w:p>
+    <w:p>
+      <w:pPr>
+        <w:ind w:left="360"/>
+      </w:pPr>
+      <w:r>
+        <w:t xml:space="preserve">Tabel pencatatan_biaya_untuk_masa_depan berguna untuk menampung data pencatatan apa apa saja yang akan di beli untuk masa depan. Tabel pencatatan_biaya_untuk_masa_depan yang terdiri dari delapan field, antara lain : </w:t>
       </w:r>
       <w:r>
         <w:t>kode_pencatatan_biaya_masa_depan</w:t>
@@ -12763,10 +12482,7 @@
         <w:t>,</w:t>
       </w:r>
       <w:r>
-        <w:t xml:space="preserve"> </w:t>
-      </w:r>
-      <w:r>
-        <w:t>keterangan_pencatatan_biaya_masa_depan</w:t>
+        <w:t xml:space="preserve"> keterangan_pencatatan_biaya_masa_depan</w:t>
       </w:r>
       <w:r>
         <w:tab/>
@@ -12781,19 +12497,13 @@
         <w:t>,</w:t>
       </w:r>
       <w:r>
-        <w:t xml:space="preserve"> </w:t>
-      </w:r>
-      <w:r>
-        <w:t>updated_at</w:t>
+        <w:t xml:space="preserve"> updated_at</w:t>
       </w:r>
       <w:r>
         <w:t>,</w:t>
       </w:r>
       <w:r>
-        <w:t xml:space="preserve"> </w:t>
-      </w:r>
-      <w:r>
-        <w:t>cek_status_pencatatan_biaya_masa_depan</w:t>
+        <w:t xml:space="preserve"> cek_status_pencatatan_biaya_masa_depan</w:t>
       </w:r>
       <w:r>
         <w:t xml:space="preserve">. Gambar 4.2.1 berikut ini adalah  tabel user. </w:t>
@@ -13723,10 +13433,7 @@
         <w:t>kode_pencatatan_biaya_masa_depan</w:t>
       </w:r>
       <w:r>
-        <w:t xml:space="preserve"> </w:t>
-      </w:r>
-      <w:r>
-        <w:t>merupakan primary key. Field ini berisi kode unik bedasarkan auto generate dari system.</w:t>
+        <w:t xml:space="preserve"> merupakan primary key. Field ini berisi kode unik bedasarkan auto generate dari system.</w:t>
       </w:r>
     </w:p>
     <w:p>
@@ -13760,10 +13467,7 @@
         <w:t>nama_pencatatan_biaya_masa_depan</w:t>
       </w:r>
       <w:r>
-        <w:t xml:space="preserve"> </w:t>
-      </w:r>
-      <w:r>
-        <w:t xml:space="preserve">digunakan untuk menyimpan nama biaya yang diberikan oleh inputan user. </w:t>
+        <w:t xml:space="preserve"> digunakan untuk menyimpan nama biaya yang diberikan oleh inputan user. </w:t>
       </w:r>
     </w:p>
     <w:p>
@@ -13793,10 +13497,7 @@
         <w:t>jumlah_pencatatan_biaya_masa_depan</w:t>
       </w:r>
       <w:r>
-        <w:t xml:space="preserve"> </w:t>
-      </w:r>
-      <w:r>
-        <w:t>digunakan untuk menyimpan informasi</w:t>
+        <w:t xml:space="preserve"> digunakan untuk menyimpan informasi</w:t>
       </w:r>
       <w:r>
         <w:t xml:space="preserve"> jumlah </w:t>
@@ -13877,10 +13578,7 @@
         <w:t>keterangan_pencatatan_biaya_masa_depan</w:t>
       </w:r>
       <w:r>
-        <w:t xml:space="preserve"> </w:t>
-      </w:r>
-      <w:r>
-        <w:t xml:space="preserve">digunakan untuk menyimpan informasi </w:t>
+        <w:t xml:space="preserve"> digunakan untuk menyimpan informasi </w:t>
       </w:r>
       <w:r>
         <w:t>keterangan</w:t>
@@ -13915,10 +13613,7 @@
         <w:t>cek_status_pencatatan_biaya_masa_depan</w:t>
       </w:r>
       <w:r>
-        <w:t xml:space="preserve"> </w:t>
-      </w:r>
-      <w:r>
-        <w:t>digunakan untuk menyimpan status aktif biaya. Dimana 0 untuk Non-active dan 1 untuk active.</w:t>
+        <w:t xml:space="preserve"> digunakan untuk menyimpan status aktif biaya. Dimana 0 untuk Non-active dan 1 untuk active.</w:t>
       </w:r>
     </w:p>
     <w:p>
@@ -13984,45 +13679,15 @@
         <w:jc w:val="both"/>
       </w:pPr>
       <w:r>
-        <w:t>Tabel pencatatan_</w:t>
-      </w:r>
-      <w:r>
-        <w:t>rekening_partner</w:t>
-      </w:r>
-    </w:p>
-    <w:p>
-      <w:pPr>
-        <w:ind w:left="360"/>
-      </w:pPr>
-      <w:r>
         <w:t>Tabel pencatatan_rekening_partner</w:t>
       </w:r>
-      <w:r>
-        <w:t xml:space="preserve"> </w:t>
-      </w:r>
-      <w:r>
-        <w:t xml:space="preserve">berguna untuk menampung data </w:t>
-      </w:r>
-      <w:r>
-        <w:t>pencatatan rekening partner dari Perusahaan</w:t>
-      </w:r>
-      <w:r>
-        <w:t>. Tabel pencatatan_rekening_partner</w:t>
-      </w:r>
-      <w:r>
-        <w:t xml:space="preserve"> </w:t>
-      </w:r>
-      <w:r>
-        <w:t xml:space="preserve">yang terdiri dari </w:t>
-      </w:r>
-      <w:r>
-        <w:t>sembilan</w:t>
-      </w:r>
-      <w:r>
-        <w:t xml:space="preserve"> field, antara lain :</w:t>
-      </w:r>
-      <w:r>
-        <w:t xml:space="preserve"> </w:t>
+    </w:p>
+    <w:p>
+      <w:pPr>
+        <w:ind w:left="360"/>
+      </w:pPr>
+      <w:r>
+        <w:t xml:space="preserve">Tabel pencatatan_rekening_partner berguna untuk menampung data pencatatan rekening partner dari Perusahaan. Tabel pencatatan_rekening_partner yang terdiri dari sembilan field, antara lain : </w:t>
       </w:r>
       <w:r>
         <w:t>kode_pencatatan_rekening_partner</w:t>
@@ -14067,31 +13732,16 @@
         <w:t>,</w:t>
       </w:r>
       <w:r>
-        <w:t xml:space="preserve"> </w:t>
-      </w:r>
-      <w:r>
-        <w:t>created_at</w:t>
+        <w:t xml:space="preserve"> created_at</w:t>
       </w:r>
       <w:r>
         <w:t>,</w:t>
       </w:r>
       <w:r>
-        <w:t xml:space="preserve"> </w:t>
-      </w:r>
-      <w:r>
-        <w:t>updated_at</w:t>
-      </w:r>
-      <w:r>
-        <w:t xml:space="preserve">. </w:t>
-      </w:r>
-      <w:r>
-        <w:t xml:space="preserve">Gambar 4.2.1 berikut ini adalah  tabel </w:t>
-      </w:r>
-      <w:r>
-        <w:t>pencatatan rekening partner</w:t>
-      </w:r>
-      <w:r>
-        <w:t xml:space="preserve">. </w:t>
+        <w:t xml:space="preserve"> updated_at</w:t>
+      </w:r>
+      <w:r>
+        <w:t xml:space="preserve">. Gambar 4.2.1 berikut ini adalah  tabel pencatatan rekening partner. </w:t>
       </w:r>
     </w:p>
     <w:p>
@@ -14120,13 +13770,7 @@
         <w:rPr>
           <w:b/>
         </w:rPr>
-        <w:t xml:space="preserve">Tabel pencatatan </w:t>
-      </w:r>
-      <w:r>
-        <w:rPr>
-          <w:b/>
-        </w:rPr>
-        <w:t>rekening partner</w:t>
+        <w:t>Tabel pencatatan rekening partner</w:t>
       </w:r>
     </w:p>
     <w:tbl>
@@ -15144,10 +14788,7 @@
         <w:t>nama_perusahaan_partner</w:t>
       </w:r>
       <w:r>
-        <w:t xml:space="preserve"> </w:t>
-      </w:r>
-      <w:r>
-        <w:t xml:space="preserve">digunakan untuk menyimpan nama </w:t>
+        <w:t xml:space="preserve"> digunakan untuk menyimpan nama </w:t>
       </w:r>
       <w:r>
         <w:t>Perusahaan partner</w:t>
@@ -15377,34 +15018,2089 @@
         <w:ind w:left="360"/>
       </w:pPr>
       <w:r>
-        <w:t xml:space="preserve">Field </w:t>
-      </w:r>
-      <w:r>
-        <w:t>nomor_rekening</w:t>
+        <w:t>Field nomor_rekening</w:t>
       </w:r>
       <w:r>
         <w:t>_perusahaan_partner</w:t>
       </w:r>
       <w:r>
-        <w:t xml:space="preserve"> digunakan untuk menyimpan </w:t>
-      </w:r>
-      <w:r>
+        <w:t xml:space="preserve"> digunakan untuk menyimpan nomor rekening yang diberikan oleh inputan user. </w:t>
+      </w:r>
+    </w:p>
+    <w:p>
+      <w:pPr>
+        <w:ind w:left="360"/>
+      </w:pPr>
+    </w:p>
+    <w:p>
+      <w:pPr>
+        <w:ind w:left="360"/>
+      </w:pPr>
+    </w:p>
+    <w:p>
+      <w:pPr>
+        <w:spacing w:after="200"/>
+        <w:ind w:left="360"/>
+      </w:pPr>
+    </w:p>
+    <w:p>
+      <w:pPr>
+        <w:spacing w:after="200"/>
+        <w:ind w:left="360"/>
+      </w:pPr>
+    </w:p>
+    <w:p>
+      <w:pPr>
+        <w:pStyle w:val="Heading2"/>
+        <w:keepLines/>
+        <w:spacing w:before="360" w:after="80"/>
+        <w:ind w:left="720" w:hanging="720"/>
+        <w:rPr>
+          <w:rFonts w:ascii="Times New Roman" w:hAnsi="Times New Roman"/>
+          <w:i w:val="0"/>
+        </w:rPr>
+      </w:pPr>
+      <w:r>
+        <w:rPr>
+          <w:rFonts w:ascii="Times New Roman" w:hAnsi="Times New Roman"/>
+          <w:i w:val="0"/>
+        </w:rPr>
+        <w:t xml:space="preserve">Desain </w:t>
+      </w:r>
+      <w:r>
+        <w:rPr>
+          <w:rFonts w:ascii="Times New Roman" w:hAnsi="Times New Roman"/>
+          <w:i w:val="0"/>
+        </w:rPr>
+        <w:t>Interface</w:t>
+      </w:r>
+    </w:p>
+    <w:p>
+      <w:pPr>
+        <w:rPr>
+          <w:lang w:val="x-none" w:eastAsia="x-none"/>
+        </w:rPr>
+      </w:pPr>
+      <w:r>
+        <w:rPr>
+          <w:lang w:val="x-none" w:eastAsia="x-none"/>
+        </w:rPr>
+        <w:t xml:space="preserve">Pada subbab ini akan dijelaskan komponen yang ada dalam aplikasi ini. Subbab ini akan menjelaskan tampilan halaman fitur utama dari website yang akan dibuat. Fitur fitur utama yang akan </w:t>
+      </w:r>
+      <w:r>
+        <w:rPr>
+          <w:lang w:val="x-none" w:eastAsia="x-none"/>
+        </w:rPr>
+        <w:t>dibuat. Fitur fitur utama yang di bahas antara lain login,gaji pegawai,pencatatan rekening,pencatatan masa depan,biaya operational proyek,biaya pribadi,biaya lain-lain,biaya operational non budgeting,report operational,report operational proyek, report biaya pribadi,report biaya lain lain, report keseluruhan,approval biaya proyek, approval biaya pribadi,project budgeting, register, manajemen perusahaan. Berikut adalah tampilan dari fitur utama</w:t>
+      </w:r>
+    </w:p>
+    <w:p>
+      <w:pPr>
+        <w:rPr>
+          <w:lang w:val="x-none" w:eastAsia="x-none"/>
+        </w:rPr>
+      </w:pPr>
+    </w:p>
+    <w:p>
+      <w:pPr>
+        <w:pStyle w:val="Heading2"/>
+        <w:keepLines/>
+        <w:spacing w:before="360" w:after="80"/>
+        <w:ind w:left="720" w:hanging="720"/>
+        <w:rPr>
+          <w:rFonts w:ascii="Times New Roman" w:hAnsi="Times New Roman"/>
+          <w:i w:val="0"/>
+        </w:rPr>
+      </w:pPr>
+      <w:r>
+        <w:rPr>
+          <w:rFonts w:ascii="Times New Roman" w:hAnsi="Times New Roman"/>
+          <w:i w:val="0"/>
+        </w:rPr>
+        <w:t xml:space="preserve">Desain </w:t>
+      </w:r>
+      <w:r>
+        <w:rPr>
+          <w:rFonts w:ascii="Times New Roman" w:hAnsi="Times New Roman"/>
+          <w:i w:val="0"/>
+        </w:rPr>
+        <w:t xml:space="preserve">Halaman Login </w:t>
+      </w:r>
+    </w:p>
+    <w:p>
+      <w:pPr>
+        <w:rPr>
+          <w:lang w:val="x-none" w:eastAsia="x-none"/>
+        </w:rPr>
+      </w:pPr>
+      <w:r>
+        <w:rPr>
+          <w:lang w:val="x-none" w:eastAsia="x-none"/>
+        </w:rPr>
+        <w:t>Halaman login adalah halaman dimana user dapat melakukan login terlebih dahulu sebelum mengakses halaman-halaman lainya</w:t>
+      </w:r>
+    </w:p>
+    <w:p>
+      <w:pPr>
+        <w:rPr>
+          <w:lang w:val="x-none" w:eastAsia="x-none"/>
+        </w:rPr>
+      </w:pPr>
+    </w:p>
+    <w:p>
+      <w:pPr>
+        <w:rPr>
+          <w:lang w:val="x-none" w:eastAsia="x-none"/>
+        </w:rPr>
+      </w:pPr>
+      <w:r>
+        <w:rPr>
+          <w:noProof/>
+        </w:rPr>
+        <w:lastRenderedPageBreak/>
+        <w:drawing>
+          <wp:inline distT="0" distB="0" distL="0" distR="0" wp14:anchorId="5BE36256" wp14:editId="735DF1F4">
+            <wp:extent cx="5731510" cy="3222625"/>
+            <wp:effectExtent l="0" t="0" r="2540" b="0"/>
+            <wp:docPr id="157652867" name="Picture 1"/>
+            <wp:cNvGraphicFramePr>
+              <a:graphicFrameLocks xmlns:a="http://schemas.openxmlformats.org/drawingml/2006/main" noChangeAspect="1"/>
+            </wp:cNvGraphicFramePr>
+            <a:graphic xmlns:a="http://schemas.openxmlformats.org/drawingml/2006/main">
+              <a:graphicData uri="http://schemas.openxmlformats.org/drawingml/2006/picture">
+                <pic:pic xmlns:pic="http://schemas.openxmlformats.org/drawingml/2006/picture">
+                  <pic:nvPicPr>
+                    <pic:cNvPr id="157652867" name=""/>
+                    <pic:cNvPicPr/>
+                  </pic:nvPicPr>
+                  <pic:blipFill>
+                    <a:blip r:embed="rId5"/>
+                    <a:stretch>
+                      <a:fillRect/>
+                    </a:stretch>
+                  </pic:blipFill>
+                  <pic:spPr>
+                    <a:xfrm>
+                      <a:off x="0" y="0"/>
+                      <a:ext cx="5731510" cy="3222625"/>
+                    </a:xfrm>
+                    <a:prstGeom prst="rect">
+                      <a:avLst/>
+                    </a:prstGeom>
+                  </pic:spPr>
+                </pic:pic>
+              </a:graphicData>
+            </a:graphic>
+          </wp:inline>
+        </w:drawing>
+      </w:r>
+    </w:p>
+    <w:p>
+      <w:pPr>
+        <w:jc w:val="center"/>
+        <w:rPr>
+          <w:b/>
+          <w:bCs/>
+          <w:lang w:val="x-none" w:eastAsia="x-none"/>
+        </w:rPr>
+      </w:pPr>
+      <w:r>
+        <w:rPr>
+          <w:b/>
+          <w:bCs/>
+          <w:lang w:val="x-none" w:eastAsia="x-none"/>
+        </w:rPr>
+        <w:t>Gambar 5.1.1</w:t>
+      </w:r>
+      <w:r>
+        <w:rPr>
+          <w:b/>
+          <w:bCs/>
+          <w:lang w:val="x-none" w:eastAsia="x-none"/>
+        </w:rPr>
+        <w:br/>
+        <w:t xml:space="preserve">Desain Halaman Login </w:t>
+      </w:r>
+    </w:p>
+    <w:p>
+      <w:pPr>
+        <w:jc w:val="center"/>
+        <w:rPr>
+          <w:b/>
+          <w:bCs/>
+          <w:lang w:val="x-none" w:eastAsia="x-none"/>
+        </w:rPr>
+      </w:pPr>
+    </w:p>
+    <w:p>
+      <w:pPr>
+        <w:rPr>
+          <w:lang w:val="x-none" w:eastAsia="x-none"/>
+        </w:rPr>
+      </w:pPr>
+      <w:r>
+        <w:rPr>
+          <w:lang w:val="x-none" w:eastAsia="x-none"/>
+        </w:rPr>
+        <w:t>pada gambar diatas merupakan tampilan pada halaman login yang terdapat pada website ini. Kompenen pertama adalah textbox yang mana untuk memberi inputan berupa username dari user. Komponen kedua merupakan textbox yang mana untuk memberi inputan berupa password dari user. Dan komponen ketiga adalah tombol bertuliskan sign in yang berfungsi untuk login menuju halaman berikutnya.</w:t>
+      </w:r>
+    </w:p>
+    <w:p>
+      <w:pPr>
+        <w:rPr>
+          <w:lang w:val="x-none" w:eastAsia="x-none"/>
+        </w:rPr>
+      </w:pPr>
+    </w:p>
+    <w:p>
+      <w:pPr>
+        <w:pStyle w:val="Heading2"/>
+        <w:keepLines/>
+        <w:spacing w:before="360" w:after="80"/>
+        <w:ind w:left="720" w:hanging="720"/>
+        <w:rPr>
+          <w:rFonts w:ascii="Times New Roman" w:hAnsi="Times New Roman"/>
+          <w:i w:val="0"/>
+        </w:rPr>
+      </w:pPr>
+      <w:r>
+        <w:rPr>
+          <w:rFonts w:ascii="Times New Roman" w:hAnsi="Times New Roman"/>
+          <w:i w:val="0"/>
+        </w:rPr>
+        <w:t xml:space="preserve">Desain Halaman </w:t>
+      </w:r>
+      <w:r>
+        <w:rPr>
+          <w:rFonts w:ascii="Times New Roman" w:hAnsi="Times New Roman"/>
+          <w:i w:val="0"/>
+        </w:rPr>
+        <w:t xml:space="preserve">Gaji pegawai </w:t>
+      </w:r>
+    </w:p>
+    <w:p>
+      <w:pPr>
+        <w:rPr>
+          <w:lang w:val="x-none" w:eastAsia="x-none"/>
+        </w:rPr>
+      </w:pPr>
+      <w:r>
+        <w:rPr>
+          <w:lang w:val="x-none" w:eastAsia="x-none"/>
+        </w:rPr>
+        <w:t xml:space="preserve">Halaman </w:t>
+      </w:r>
+      <w:r>
+        <w:rPr>
+          <w:lang w:val="x-none" w:eastAsia="x-none"/>
+        </w:rPr>
+        <w:t>Gaji Pegawai</w:t>
+      </w:r>
+      <w:r>
+        <w:rPr>
+          <w:lang w:val="x-none" w:eastAsia="x-none"/>
+        </w:rPr>
+        <w:t xml:space="preserve"> adalah halaman dimana user dapat </w:t>
+      </w:r>
+      <w:r>
+        <w:rPr>
+          <w:lang w:val="x-none" w:eastAsia="x-none"/>
+        </w:rPr>
+        <w:t>melihat daftar gaji pegawai berikut dengan list nya beserta user dapat mengedit, menambah dan menghapus  list gaji pegawai tersebut.</w:t>
+      </w:r>
+    </w:p>
+    <w:p>
+      <w:pPr>
+        <w:rPr>
+          <w:lang w:val="x-none" w:eastAsia="x-none"/>
+        </w:rPr>
+      </w:pPr>
+    </w:p>
+    <w:p>
+      <w:pPr>
+        <w:pStyle w:val="Heading2"/>
+        <w:keepLines/>
+        <w:spacing w:before="360" w:after="80"/>
+        <w:ind w:left="720" w:hanging="720"/>
+        <w:rPr>
+          <w:rFonts w:ascii="Times New Roman" w:hAnsi="Times New Roman"/>
+          <w:i w:val="0"/>
+        </w:rPr>
+      </w:pPr>
+      <w:r>
+        <w:rPr>
+          <w:noProof/>
+        </w:rPr>
+        <w:lastRenderedPageBreak/>
+        <w:drawing>
+          <wp:inline distT="0" distB="0" distL="0" distR="0" wp14:anchorId="7A6FAFA7" wp14:editId="008F8ACF">
+            <wp:extent cx="5731510" cy="3222625"/>
+            <wp:effectExtent l="0" t="0" r="2540" b="0"/>
+            <wp:docPr id="1055549055" name="Picture 1"/>
+            <wp:cNvGraphicFramePr>
+              <a:graphicFrameLocks xmlns:a="http://schemas.openxmlformats.org/drawingml/2006/main" noChangeAspect="1"/>
+            </wp:cNvGraphicFramePr>
+            <a:graphic xmlns:a="http://schemas.openxmlformats.org/drawingml/2006/main">
+              <a:graphicData uri="http://schemas.openxmlformats.org/drawingml/2006/picture">
+                <pic:pic xmlns:pic="http://schemas.openxmlformats.org/drawingml/2006/picture">
+                  <pic:nvPicPr>
+                    <pic:cNvPr id="1055549055" name=""/>
+                    <pic:cNvPicPr/>
+                  </pic:nvPicPr>
+                  <pic:blipFill>
+                    <a:blip r:embed="rId6"/>
+                    <a:stretch>
+                      <a:fillRect/>
+                    </a:stretch>
+                  </pic:blipFill>
+                  <pic:spPr>
+                    <a:xfrm>
+                      <a:off x="0" y="0"/>
+                      <a:ext cx="5731510" cy="3222625"/>
+                    </a:xfrm>
+                    <a:prstGeom prst="rect">
+                      <a:avLst/>
+                    </a:prstGeom>
+                  </pic:spPr>
+                </pic:pic>
+              </a:graphicData>
+            </a:graphic>
+          </wp:inline>
+        </w:drawing>
+      </w:r>
+      <w:r>
+        <w:rPr>
+          <w:rFonts w:ascii="Times New Roman" w:hAnsi="Times New Roman"/>
+          <w:i w:val="0"/>
+        </w:rPr>
+        <w:t xml:space="preserve"> </w:t>
+      </w:r>
+    </w:p>
+    <w:p>
+      <w:pPr>
+        <w:jc w:val="center"/>
+        <w:rPr>
+          <w:b/>
+          <w:bCs/>
+          <w:lang w:val="x-none" w:eastAsia="x-none"/>
+        </w:rPr>
+      </w:pPr>
+      <w:r>
+        <w:rPr>
+          <w:b/>
+          <w:bCs/>
+          <w:lang w:val="x-none" w:eastAsia="x-none"/>
+        </w:rPr>
+        <w:t>Gambar 5.1.1</w:t>
+      </w:r>
+      <w:r>
+        <w:rPr>
+          <w:b/>
+          <w:bCs/>
+          <w:lang w:val="x-none" w:eastAsia="x-none"/>
+        </w:rPr>
+        <w:br/>
+        <w:t xml:space="preserve">Desain Halaman </w:t>
+      </w:r>
+      <w:r>
+        <w:rPr>
+          <w:b/>
+          <w:bCs/>
+          <w:lang w:val="x-none" w:eastAsia="x-none"/>
+        </w:rPr>
+        <w:t>Gaji Pegawai</w:t>
+      </w:r>
+    </w:p>
+    <w:p>
+      <w:pPr>
+        <w:rPr>
+          <w:lang w:val="x-none" w:eastAsia="x-none"/>
+        </w:rPr>
+      </w:pPr>
+      <w:r>
+        <w:rPr>
+          <w:lang w:val="x-none" w:eastAsia="x-none"/>
+        </w:rPr>
+        <w:t xml:space="preserve">pada gambar diatas merupakan tampilan pada halaman </w:t>
+      </w:r>
+      <w:r>
+        <w:rPr>
+          <w:lang w:val="x-none" w:eastAsia="x-none"/>
+        </w:rPr>
+        <w:t>Gaji pegawai</w:t>
+      </w:r>
+      <w:r>
+        <w:rPr>
+          <w:lang w:val="x-none" w:eastAsia="x-none"/>
+        </w:rPr>
+        <w:t xml:space="preserve"> yang terdapat pada website ini. Kompenen pertama adalah </w:t>
+      </w:r>
+      <w:r>
+        <w:rPr>
+          <w:lang w:val="x-none" w:eastAsia="x-none"/>
+        </w:rPr>
+        <w:t xml:space="preserve">tombol tambah data yang berguna untuk menuju ke halaman form gaji pegawai yang digunakan untuk menambah data pada gaji pegawai. </w:t>
+      </w:r>
+      <w:r>
+        <w:rPr>
+          <w:lang w:val="x-none" w:eastAsia="x-none"/>
+        </w:rPr>
+        <w:t>Komponen kedua merupakan</w:t>
+      </w:r>
+      <w:r>
+        <w:rPr>
+          <w:lang w:val="x-none" w:eastAsia="x-none"/>
+        </w:rPr>
+        <w:t xml:space="preserve"> tombol edit yang berfungsi untuk navigasi menuju halaman edit pada gaji</w:t>
+      </w:r>
+      <w:r>
+        <w:rPr>
+          <w:lang w:val="x-none" w:eastAsia="x-none"/>
+        </w:rPr>
+        <w:t>. Dan komponen ketiga adalah tombol bertuliskan</w:t>
+      </w:r>
+      <w:r>
+        <w:rPr>
+          <w:lang w:val="x-none" w:eastAsia="x-none"/>
+        </w:rPr>
+        <w:t xml:space="preserve"> delete yang berfungsi untuk menghapus data pada gaji pegawai.</w:t>
+      </w:r>
+    </w:p>
+    <w:p>
+      <w:pPr>
+        <w:rPr>
+          <w:lang w:val="x-none" w:eastAsia="x-none"/>
+        </w:rPr>
+      </w:pPr>
+    </w:p>
+    <w:p>
+      <w:pPr>
+        <w:pStyle w:val="Heading2"/>
+        <w:keepLines/>
+        <w:spacing w:before="360" w:after="80"/>
+        <w:ind w:left="720" w:hanging="720"/>
+        <w:rPr>
+          <w:rFonts w:ascii="Times New Roman" w:hAnsi="Times New Roman"/>
+          <w:i w:val="0"/>
+        </w:rPr>
+      </w:pPr>
+      <w:r>
+        <w:rPr>
+          <w:rFonts w:ascii="Times New Roman" w:hAnsi="Times New Roman"/>
+          <w:i w:val="0"/>
+        </w:rPr>
+        <w:t>Desain Halaman</w:t>
+      </w:r>
+      <w:r>
+        <w:rPr>
+          <w:rFonts w:ascii="Times New Roman" w:hAnsi="Times New Roman"/>
+          <w:i w:val="0"/>
+        </w:rPr>
+        <w:t xml:space="preserve"> Form</w:t>
+      </w:r>
+      <w:r>
+        <w:rPr>
+          <w:rFonts w:ascii="Times New Roman" w:hAnsi="Times New Roman"/>
+          <w:i w:val="0"/>
+        </w:rPr>
+        <w:t xml:space="preserve"> Gaji pegawai </w:t>
+      </w:r>
+    </w:p>
+    <w:p>
+      <w:pPr>
+        <w:rPr>
+          <w:lang w:val="x-none" w:eastAsia="x-none"/>
+        </w:rPr>
+      </w:pPr>
+      <w:r>
+        <w:rPr>
+          <w:lang w:val="x-none" w:eastAsia="x-none"/>
+        </w:rPr>
+        <w:t>Halaman</w:t>
+      </w:r>
+      <w:r>
+        <w:rPr>
+          <w:lang w:val="x-none" w:eastAsia="x-none"/>
+        </w:rPr>
+        <w:t xml:space="preserve"> Form</w:t>
+      </w:r>
+      <w:r>
+        <w:rPr>
+          <w:lang w:val="x-none" w:eastAsia="x-none"/>
+        </w:rPr>
+        <w:t xml:space="preserve"> Gaji Pegawai adalah halaman dimana user dapat</w:t>
+      </w:r>
+      <w:r>
+        <w:rPr>
+          <w:lang w:val="x-none" w:eastAsia="x-none"/>
+        </w:rPr>
+        <w:t xml:space="preserve"> menginput data data terkait dengan gaji pegawai agar dapat masuk kedalam database sehingga daat dilihat dan di tampilkan pada </w:t>
+      </w:r>
+      <w:r>
+        <w:rPr>
+          <w:lang w:val="x-none" w:eastAsia="x-none"/>
+        </w:rPr>
+        <w:t>halaman gaji</w:t>
+      </w:r>
+      <w:r>
+        <w:rPr>
+          <w:lang w:val="x-none" w:eastAsia="x-none"/>
+        </w:rPr>
+        <w:t>.</w:t>
+      </w:r>
+    </w:p>
+    <w:p>
+      <w:pPr>
+        <w:rPr>
+          <w:lang w:val="x-none" w:eastAsia="x-none"/>
+        </w:rPr>
+      </w:pPr>
+    </w:p>
+    <w:p>
+      <w:pPr>
+        <w:rPr>
+          <w:lang w:val="x-none" w:eastAsia="x-none"/>
+        </w:rPr>
+      </w:pPr>
+      <w:r>
+        <w:rPr>
+          <w:noProof/>
+        </w:rPr>
+        <w:lastRenderedPageBreak/>
+        <w:drawing>
+          <wp:inline distT="0" distB="0" distL="0" distR="0" wp14:anchorId="5EBEBBFC" wp14:editId="699CC78F">
+            <wp:extent cx="5731510" cy="3222625"/>
+            <wp:effectExtent l="0" t="0" r="2540" b="0"/>
+            <wp:docPr id="2111746759" name="Picture 1"/>
+            <wp:cNvGraphicFramePr>
+              <a:graphicFrameLocks xmlns:a="http://schemas.openxmlformats.org/drawingml/2006/main" noChangeAspect="1"/>
+            </wp:cNvGraphicFramePr>
+            <a:graphic xmlns:a="http://schemas.openxmlformats.org/drawingml/2006/main">
+              <a:graphicData uri="http://schemas.openxmlformats.org/drawingml/2006/picture">
+                <pic:pic xmlns:pic="http://schemas.openxmlformats.org/drawingml/2006/picture">
+                  <pic:nvPicPr>
+                    <pic:cNvPr id="2111746759" name=""/>
+                    <pic:cNvPicPr/>
+                  </pic:nvPicPr>
+                  <pic:blipFill>
+                    <a:blip r:embed="rId7"/>
+                    <a:stretch>
+                      <a:fillRect/>
+                    </a:stretch>
+                  </pic:blipFill>
+                  <pic:spPr>
+                    <a:xfrm>
+                      <a:off x="0" y="0"/>
+                      <a:ext cx="5731510" cy="3222625"/>
+                    </a:xfrm>
+                    <a:prstGeom prst="rect">
+                      <a:avLst/>
+                    </a:prstGeom>
+                  </pic:spPr>
+                </pic:pic>
+              </a:graphicData>
+            </a:graphic>
+          </wp:inline>
+        </w:drawing>
+      </w:r>
+    </w:p>
+    <w:p>
+      <w:pPr>
+        <w:jc w:val="center"/>
+        <w:rPr>
+          <w:b/>
+          <w:bCs/>
+          <w:lang w:val="x-none" w:eastAsia="x-none"/>
+        </w:rPr>
+      </w:pPr>
+      <w:r>
+        <w:rPr>
+          <w:b/>
+          <w:bCs/>
+          <w:lang w:val="x-none" w:eastAsia="x-none"/>
+        </w:rPr>
+        <w:t>Gambar 5.1.1</w:t>
+      </w:r>
+      <w:r>
+        <w:rPr>
+          <w:b/>
+          <w:bCs/>
+          <w:lang w:val="x-none" w:eastAsia="x-none"/>
+        </w:rPr>
+        <w:br/>
+        <w:t xml:space="preserve">Desain Halaman </w:t>
+      </w:r>
+      <w:r>
+        <w:rPr>
+          <w:b/>
+          <w:bCs/>
+          <w:lang w:val="x-none" w:eastAsia="x-none"/>
+        </w:rPr>
+        <w:t>Gaji Pegawai</w:t>
+      </w:r>
+    </w:p>
+    <w:p>
+      <w:pPr>
+        <w:rPr>
+          <w:lang w:val="x-none" w:eastAsia="x-none"/>
+        </w:rPr>
+      </w:pPr>
+    </w:p>
+    <w:p>
+      <w:pPr>
+        <w:rPr>
+          <w:lang w:val="x-none" w:eastAsia="x-none"/>
+        </w:rPr>
+      </w:pPr>
+      <w:r>
+        <w:rPr>
+          <w:lang w:val="x-none" w:eastAsia="x-none"/>
+        </w:rPr>
+        <w:t xml:space="preserve">pada gambar diatas merupakan tampilan pada halaman </w:t>
+      </w:r>
+      <w:r>
+        <w:rPr>
+          <w:lang w:val="x-none" w:eastAsia="x-none"/>
+        </w:rPr>
+        <w:t>Gaji Pegawai</w:t>
+      </w:r>
+      <w:r>
+        <w:rPr>
+          <w:lang w:val="x-none" w:eastAsia="x-none"/>
+        </w:rPr>
+        <w:t xml:space="preserve"> yang terdapat pada website ini. Kompenen pertama adalah textbox yang mana untuk memberi inputan berupa </w:t>
+      </w:r>
+      <w:r>
+        <w:rPr>
+          <w:lang w:val="x-none" w:eastAsia="x-none"/>
+        </w:rPr>
+        <w:t>ID pegawai</w:t>
+      </w:r>
+      <w:r>
+        <w:rPr>
+          <w:lang w:val="x-none" w:eastAsia="x-none"/>
+        </w:rPr>
+        <w:t xml:space="preserve"> dari </w:t>
+      </w:r>
+      <w:r>
+        <w:rPr>
+          <w:lang w:val="x-none" w:eastAsia="x-none"/>
+        </w:rPr>
+        <w:t>gaji pegawai yang bersifat auto generate</w:t>
+      </w:r>
+      <w:r>
+        <w:rPr>
+          <w:lang w:val="x-none" w:eastAsia="x-none"/>
+        </w:rPr>
+        <w:t xml:space="preserve">. Komponen kedua merupakan textbox yang mana untuk memberi inputan berupa </w:t>
+      </w:r>
+      <w:r>
+        <w:rPr>
+          <w:lang w:val="x-none" w:eastAsia="x-none"/>
+        </w:rPr>
+        <w:t>nomor telpon</w:t>
+      </w:r>
+      <w:r>
+        <w:rPr>
+          <w:lang w:val="x-none" w:eastAsia="x-none"/>
+        </w:rPr>
+        <w:t xml:space="preserve"> dari user. Komponen ke</w:t>
+      </w:r>
+      <w:r>
+        <w:rPr>
+          <w:lang w:val="x-none" w:eastAsia="x-none"/>
+        </w:rPr>
+        <w:t>tiga</w:t>
+      </w:r>
+      <w:r>
+        <w:rPr>
+          <w:lang w:val="x-none" w:eastAsia="x-none"/>
+        </w:rPr>
+        <w:t xml:space="preserve"> merupakan textbox yang mana untuk memberi inputan berupa nomor </w:t>
+      </w:r>
+      <w:r>
+        <w:rPr>
+          <w:lang w:val="x-none" w:eastAsia="x-none"/>
+        </w:rPr>
+        <w:t>nama pegawai</w:t>
+      </w:r>
+      <w:r>
+        <w:rPr>
+          <w:lang w:val="x-none" w:eastAsia="x-none"/>
+        </w:rPr>
+        <w:t xml:space="preserve"> dari user. Komponen ke</w:t>
+      </w:r>
+      <w:r>
+        <w:rPr>
+          <w:lang w:val="x-none" w:eastAsia="x-none"/>
+        </w:rPr>
+        <w:t>empat</w:t>
+      </w:r>
+      <w:r>
+        <w:rPr>
+          <w:lang w:val="x-none" w:eastAsia="x-none"/>
+        </w:rPr>
+        <w:t xml:space="preserve"> merupakan textbox yang mana untuk memberi inputan berupa </w:t>
+      </w:r>
+      <w:r>
+        <w:rPr>
+          <w:lang w:val="x-none" w:eastAsia="x-none"/>
+        </w:rPr>
+        <w:t>jabatan</w:t>
+      </w:r>
+      <w:r>
+        <w:rPr>
+          <w:lang w:val="x-none" w:eastAsia="x-none"/>
+        </w:rPr>
+        <w:t xml:space="preserve"> nama pegawai dari user. Komponen ke</w:t>
+      </w:r>
+      <w:r>
+        <w:rPr>
+          <w:lang w:val="x-none" w:eastAsia="x-none"/>
+        </w:rPr>
+        <w:t>lima</w:t>
+      </w:r>
+      <w:r>
+        <w:rPr>
+          <w:lang w:val="x-none" w:eastAsia="x-none"/>
+        </w:rPr>
+        <w:t xml:space="preserve"> merupakan textbox yang mana untuk memberi inputan berupa </w:t>
+      </w:r>
+      <w:r>
+        <w:rPr>
+          <w:lang w:val="x-none" w:eastAsia="x-none"/>
+        </w:rPr>
+        <w:t>jumlah jam kerja</w:t>
+      </w:r>
+      <w:r>
+        <w:rPr>
+          <w:lang w:val="x-none" w:eastAsia="x-none"/>
+        </w:rPr>
+        <w:t xml:space="preserve"> nama pegawai dari user. Komponen </w:t>
+      </w:r>
+      <w:r>
+        <w:rPr>
+          <w:lang w:val="x-none" w:eastAsia="x-none"/>
+        </w:rPr>
+        <w:t>keenam</w:t>
+      </w:r>
+      <w:r>
+        <w:rPr>
+          <w:lang w:val="x-none" w:eastAsia="x-none"/>
+        </w:rPr>
+        <w:t xml:space="preserve"> merupakan textbox yang mana untuk memberi inputan berupa </w:t>
+      </w:r>
+      <w:r>
+        <w:rPr>
+          <w:lang w:val="x-none" w:eastAsia="x-none"/>
+        </w:rPr>
+        <w:t>rate pegawai</w:t>
+      </w:r>
+      <w:r>
+        <w:rPr>
+          <w:lang w:val="x-none" w:eastAsia="x-none"/>
+        </w:rPr>
+        <w:t xml:space="preserve"> nama pegawai dari user. Komponen </w:t>
+      </w:r>
+      <w:r>
+        <w:rPr>
+          <w:lang w:val="x-none" w:eastAsia="x-none"/>
+        </w:rPr>
+        <w:t>ketujuh</w:t>
+      </w:r>
+      <w:r>
+        <w:rPr>
+          <w:lang w:val="x-none" w:eastAsia="x-none"/>
+        </w:rPr>
+        <w:t xml:space="preserve"> merupakan textbox yang mana untuk memberi inputan berupa </w:t>
+      </w:r>
+      <w:r>
+        <w:rPr>
+          <w:lang w:val="x-none" w:eastAsia="x-none"/>
+        </w:rPr>
+        <w:t xml:space="preserve">tambahan lain </w:t>
+      </w:r>
+      <w:r>
+        <w:rPr>
+          <w:lang w:val="x-none" w:eastAsia="x-none"/>
+        </w:rPr>
+        <w:t xml:space="preserve"> dari user. Komponen </w:t>
+      </w:r>
+      <w:r>
+        <w:rPr>
+          <w:lang w:val="x-none" w:eastAsia="x-none"/>
+        </w:rPr>
+        <w:t>kedelapan</w:t>
+      </w:r>
+      <w:r>
+        <w:rPr>
+          <w:lang w:val="x-none" w:eastAsia="x-none"/>
+        </w:rPr>
+        <w:t xml:space="preserve"> merupakan textbox yang mana untuk memberi inputan berupa </w:t>
+      </w:r>
+      <w:r>
+        <w:rPr>
+          <w:lang w:val="x-none" w:eastAsia="x-none"/>
+        </w:rPr>
+        <w:t>keterangan</w:t>
+      </w:r>
+      <w:r>
+        <w:rPr>
+          <w:lang w:val="x-none" w:eastAsia="x-none"/>
+        </w:rPr>
+        <w:t xml:space="preserve"> dari user. Komponen </w:t>
+      </w:r>
+      <w:r>
+        <w:rPr>
+          <w:lang w:val="x-none" w:eastAsia="x-none"/>
+        </w:rPr>
+        <w:t>kesembilan</w:t>
+      </w:r>
+      <w:r>
+        <w:rPr>
+          <w:lang w:val="x-none" w:eastAsia="x-none"/>
+        </w:rPr>
+        <w:t xml:space="preserve"> merupakan textbox yang mana untuk memberi inputan berupa </w:t>
+      </w:r>
+      <w:r>
+        <w:rPr>
+          <w:lang w:val="x-none" w:eastAsia="x-none"/>
+        </w:rPr>
+        <w:t>total</w:t>
+      </w:r>
+      <w:r>
+        <w:rPr>
+          <w:lang w:val="x-none" w:eastAsia="x-none"/>
+        </w:rPr>
+        <w:t xml:space="preserve"> dari user. Komponen </w:t>
+      </w:r>
+      <w:r>
+        <w:rPr>
+          <w:lang w:val="x-none" w:eastAsia="x-none"/>
+        </w:rPr>
+        <w:t>kesepuluh</w:t>
+      </w:r>
+      <w:r>
+        <w:rPr>
+          <w:lang w:val="x-none" w:eastAsia="x-none"/>
+        </w:rPr>
+        <w:t xml:space="preserve"> merupakan textbox yang mana untuk memberi inputan berupa </w:t>
+      </w:r>
+      <w:r>
+        <w:rPr>
+          <w:lang w:val="x-none" w:eastAsia="x-none"/>
+        </w:rPr>
         <w:t>nomor rekening</w:t>
       </w:r>
       <w:r>
-        <w:t xml:space="preserve"> yang diberikan oleh inputan user. </w:t>
-      </w:r>
+        <w:rPr>
+          <w:lang w:val="x-none" w:eastAsia="x-none"/>
+        </w:rPr>
+        <w:t xml:space="preserve"> dari user. Komponen </w:t>
+      </w:r>
+      <w:r>
+        <w:rPr>
+          <w:lang w:val="x-none" w:eastAsia="x-none"/>
+        </w:rPr>
+        <w:t>kesebelas</w:t>
+      </w:r>
+      <w:r>
+        <w:rPr>
+          <w:lang w:val="x-none" w:eastAsia="x-none"/>
+        </w:rPr>
+        <w:t xml:space="preserve"> merupakan textbox yang mana untuk memberi inputan berupa </w:t>
+      </w:r>
+      <w:r>
+        <w:rPr>
+          <w:lang w:val="x-none" w:eastAsia="x-none"/>
+        </w:rPr>
+        <w:t>nama bank</w:t>
+      </w:r>
+      <w:r>
+        <w:rPr>
+          <w:lang w:val="x-none" w:eastAsia="x-none"/>
+        </w:rPr>
+        <w:t xml:space="preserve">  dari user. Komponen </w:t>
+      </w:r>
+      <w:r>
+        <w:rPr>
+          <w:lang w:val="x-none" w:eastAsia="x-none"/>
+        </w:rPr>
+        <w:t>sebelas merupakan tombol submit untuk mentransfer data ke database pegawai gaji</w:t>
+      </w:r>
+      <w:r>
+        <w:rPr>
+          <w:lang w:val="x-none" w:eastAsia="x-none"/>
+        </w:rPr>
+        <w:t>.</w:t>
+      </w:r>
+    </w:p>
+    <w:p>
+      <w:pPr>
+        <w:pStyle w:val="Heading2"/>
+        <w:keepLines/>
+        <w:spacing w:before="360" w:after="80"/>
+        <w:ind w:left="720" w:hanging="720"/>
+        <w:rPr>
+          <w:rFonts w:ascii="Times New Roman" w:hAnsi="Times New Roman"/>
+          <w:i w:val="0"/>
+        </w:rPr>
+      </w:pPr>
+      <w:r>
+        <w:rPr>
+          <w:rFonts w:ascii="Times New Roman" w:hAnsi="Times New Roman"/>
+          <w:i w:val="0"/>
+        </w:rPr>
+        <w:t xml:space="preserve">Desain Halaman </w:t>
+      </w:r>
+      <w:r>
+        <w:rPr>
+          <w:rFonts w:ascii="Times New Roman" w:hAnsi="Times New Roman"/>
+          <w:i w:val="0"/>
+        </w:rPr>
+        <w:t>Pencatatan Rekening</w:t>
+      </w:r>
+    </w:p>
+    <w:p>
+      <w:pPr>
+        <w:rPr>
+          <w:lang w:val="x-none" w:eastAsia="x-none"/>
+        </w:rPr>
+      </w:pPr>
+      <w:r>
+        <w:rPr>
+          <w:lang w:val="x-none" w:eastAsia="x-none"/>
+        </w:rPr>
+        <w:t xml:space="preserve">Halaman </w:t>
+      </w:r>
+      <w:r>
+        <w:rPr>
+          <w:lang w:val="x-none" w:eastAsia="x-none"/>
+        </w:rPr>
+        <w:t>pencatatan rekening</w:t>
+      </w:r>
+      <w:r>
+        <w:rPr>
+          <w:lang w:val="x-none" w:eastAsia="x-none"/>
+        </w:rPr>
+        <w:t xml:space="preserve"> adalah halaman dimana user dapat melihat daftar </w:t>
+      </w:r>
+      <w:r>
+        <w:rPr>
+          <w:lang w:val="x-none" w:eastAsia="x-none"/>
+        </w:rPr>
+        <w:t xml:space="preserve">rekening partner mereka </w:t>
+      </w:r>
+      <w:r>
+        <w:rPr>
+          <w:lang w:val="x-none" w:eastAsia="x-none"/>
+        </w:rPr>
+        <w:t>berikut dengan list nya beserta user dapat mengedit, menambah dan menghapus  list gaji pegawai tersebut.</w:t>
+      </w:r>
+      <w:r>
+        <w:rPr>
+          <w:lang w:val="x-none" w:eastAsia="x-none"/>
+        </w:rPr>
+        <w:t xml:space="preserve"> </w:t>
+      </w:r>
+    </w:p>
+    <w:p>
+      <w:pPr>
+        <w:rPr>
+          <w:lang w:val="x-none" w:eastAsia="x-none"/>
+        </w:rPr>
+      </w:pPr>
+      <w:r>
+        <w:rPr>
+          <w:noProof/>
+        </w:rPr>
+        <w:lastRenderedPageBreak/>
+        <w:drawing>
+          <wp:inline distT="0" distB="0" distL="0" distR="0" wp14:anchorId="223B1056" wp14:editId="27B6B8AA">
+            <wp:extent cx="5731510" cy="3222625"/>
+            <wp:effectExtent l="0" t="0" r="2540" b="0"/>
+            <wp:docPr id="250080632" name="Picture 1"/>
+            <wp:cNvGraphicFramePr>
+              <a:graphicFrameLocks xmlns:a="http://schemas.openxmlformats.org/drawingml/2006/main" noChangeAspect="1"/>
+            </wp:cNvGraphicFramePr>
+            <a:graphic xmlns:a="http://schemas.openxmlformats.org/drawingml/2006/main">
+              <a:graphicData uri="http://schemas.openxmlformats.org/drawingml/2006/picture">
+                <pic:pic xmlns:pic="http://schemas.openxmlformats.org/drawingml/2006/picture">
+                  <pic:nvPicPr>
+                    <pic:cNvPr id="250080632" name=""/>
+                    <pic:cNvPicPr/>
+                  </pic:nvPicPr>
+                  <pic:blipFill>
+                    <a:blip r:embed="rId8"/>
+                    <a:stretch>
+                      <a:fillRect/>
+                    </a:stretch>
+                  </pic:blipFill>
+                  <pic:spPr>
+                    <a:xfrm>
+                      <a:off x="0" y="0"/>
+                      <a:ext cx="5731510" cy="3222625"/>
+                    </a:xfrm>
+                    <a:prstGeom prst="rect">
+                      <a:avLst/>
+                    </a:prstGeom>
+                  </pic:spPr>
+                </pic:pic>
+              </a:graphicData>
+            </a:graphic>
+          </wp:inline>
+        </w:drawing>
+      </w:r>
+    </w:p>
+    <w:p>
+      <w:pPr>
+        <w:jc w:val="center"/>
+        <w:rPr>
+          <w:b/>
+          <w:bCs/>
+          <w:lang w:val="x-none" w:eastAsia="x-none"/>
+        </w:rPr>
+      </w:pPr>
+      <w:r>
+        <w:rPr>
+          <w:b/>
+          <w:bCs/>
+          <w:lang w:val="x-none" w:eastAsia="x-none"/>
+        </w:rPr>
+        <w:t>Gambar 5.1.1</w:t>
+      </w:r>
+      <w:r>
+        <w:rPr>
+          <w:b/>
+          <w:bCs/>
+          <w:lang w:val="x-none" w:eastAsia="x-none"/>
+        </w:rPr>
+        <w:br/>
+        <w:t xml:space="preserve">Desain Halaman </w:t>
+      </w:r>
+      <w:r>
+        <w:rPr>
+          <w:b/>
+          <w:bCs/>
+          <w:lang w:val="x-none" w:eastAsia="x-none"/>
+        </w:rPr>
+        <w:t>pencatatan rekening</w:t>
+      </w:r>
+    </w:p>
+    <w:p>
+      <w:pPr>
+        <w:rPr>
+          <w:lang w:val="x-none" w:eastAsia="x-none"/>
+        </w:rPr>
+      </w:pPr>
+      <w:r>
+        <w:rPr>
+          <w:lang w:val="x-none" w:eastAsia="x-none"/>
+        </w:rPr>
+        <w:t xml:space="preserve">pada gambar diatas merupakan tampilan pada halaman </w:t>
+      </w:r>
+      <w:r>
+        <w:rPr>
+          <w:lang w:val="x-none" w:eastAsia="x-none"/>
+        </w:rPr>
+        <w:t xml:space="preserve">Pencatatan rekening </w:t>
+      </w:r>
+      <w:r>
+        <w:rPr>
+          <w:lang w:val="x-none" w:eastAsia="x-none"/>
+        </w:rPr>
+        <w:t xml:space="preserve">yang terdapat pada website ini. Kompenen pertama adalah tombol tambah data yang berguna untuk menuju ke halaman form </w:t>
+      </w:r>
+      <w:r>
+        <w:rPr>
+          <w:lang w:val="x-none" w:eastAsia="x-none"/>
+        </w:rPr>
+        <w:t xml:space="preserve">pecatatan rekening </w:t>
+      </w:r>
+      <w:r>
+        <w:rPr>
+          <w:lang w:val="x-none" w:eastAsia="x-none"/>
+        </w:rPr>
+        <w:t xml:space="preserve">yang digunakan untuk menambah data pada </w:t>
+      </w:r>
+      <w:r>
+        <w:rPr>
+          <w:lang w:val="x-none" w:eastAsia="x-none"/>
+        </w:rPr>
+        <w:t>pencatatan rekening</w:t>
+      </w:r>
+      <w:r>
+        <w:rPr>
+          <w:lang w:val="x-none" w:eastAsia="x-none"/>
+        </w:rPr>
+        <w:t xml:space="preserve">. Komponen kedua merupakan tombol edit yang berfungsi untuk navigasi menuju halaman edit pada gaji. Dan komponen ketiga adalah tombol bertuliskan delete yang berfungsi untuk menghapus data pada </w:t>
+      </w:r>
+      <w:r>
+        <w:rPr>
+          <w:lang w:val="x-none" w:eastAsia="x-none"/>
+        </w:rPr>
+        <w:t>pencatatan rekening</w:t>
+      </w:r>
+      <w:r>
+        <w:rPr>
+          <w:lang w:val="x-none" w:eastAsia="x-none"/>
+        </w:rPr>
+        <w:t>.</w:t>
+      </w:r>
+    </w:p>
+    <w:p>
+      <w:pPr>
+        <w:rPr>
+          <w:lang w:val="x-none" w:eastAsia="x-none"/>
+        </w:rPr>
+      </w:pPr>
+    </w:p>
+    <w:p>
+      <w:pPr>
+        <w:pStyle w:val="Heading2"/>
+        <w:keepLines/>
+        <w:spacing w:before="360" w:after="80"/>
+        <w:ind w:left="720" w:hanging="720"/>
+        <w:rPr>
+          <w:rFonts w:ascii="Times New Roman" w:hAnsi="Times New Roman"/>
+          <w:i w:val="0"/>
+        </w:rPr>
+      </w:pPr>
+      <w:r>
+        <w:rPr>
+          <w:rFonts w:ascii="Times New Roman" w:hAnsi="Times New Roman"/>
+          <w:i w:val="0"/>
+        </w:rPr>
+        <w:t xml:space="preserve">Desain Halaman </w:t>
+      </w:r>
+      <w:r>
+        <w:rPr>
+          <w:rFonts w:ascii="Times New Roman" w:hAnsi="Times New Roman"/>
+          <w:i w:val="0"/>
+        </w:rPr>
+        <w:t xml:space="preserve">Form </w:t>
+      </w:r>
+      <w:r>
+        <w:rPr>
+          <w:rFonts w:ascii="Times New Roman" w:hAnsi="Times New Roman"/>
+          <w:i w:val="0"/>
+        </w:rPr>
+        <w:t>Pencatatan Rekening</w:t>
+      </w:r>
+    </w:p>
+    <w:p>
+      <w:pPr>
+        <w:rPr>
+          <w:lang w:val="x-none" w:eastAsia="x-none"/>
+        </w:rPr>
+      </w:pPr>
+      <w:r>
+        <w:rPr>
+          <w:lang w:val="x-none" w:eastAsia="x-none"/>
+        </w:rPr>
+        <w:t xml:space="preserve">Halaman Form </w:t>
+      </w:r>
+      <w:r>
+        <w:rPr>
+          <w:lang w:val="x-none" w:eastAsia="x-none"/>
+        </w:rPr>
+        <w:t xml:space="preserve">pencatatan rekening </w:t>
+      </w:r>
+      <w:r>
+        <w:rPr>
+          <w:lang w:val="x-none" w:eastAsia="x-none"/>
+        </w:rPr>
+        <w:t xml:space="preserve">adalah halaman dimana user dapat menginput data data terkait dengan </w:t>
+      </w:r>
+      <w:r>
+        <w:rPr>
+          <w:lang w:val="x-none" w:eastAsia="x-none"/>
+        </w:rPr>
+        <w:t xml:space="preserve">pencatatan rekening </w:t>
+      </w:r>
+      <w:r>
+        <w:rPr>
+          <w:lang w:val="x-none" w:eastAsia="x-none"/>
+        </w:rPr>
+        <w:t xml:space="preserve">agar dapat masuk kedalam database sehingga daat dilihat dan di tampilkan pada </w:t>
+      </w:r>
+      <w:r>
+        <w:rPr>
+          <w:lang w:val="x-none" w:eastAsia="x-none"/>
+        </w:rPr>
+        <w:t>pencatatan rekening</w:t>
+      </w:r>
+      <w:r>
+        <w:rPr>
+          <w:lang w:val="x-none" w:eastAsia="x-none"/>
+        </w:rPr>
+        <w:t>.</w:t>
+      </w:r>
+    </w:p>
+    <w:p>
+      <w:pPr>
+        <w:rPr>
+          <w:lang w:val="x-none" w:eastAsia="x-none"/>
+        </w:rPr>
+      </w:pPr>
+      <w:r>
+        <w:rPr>
+          <w:noProof/>
+        </w:rPr>
+        <w:lastRenderedPageBreak/>
+        <w:drawing>
+          <wp:inline distT="0" distB="0" distL="0" distR="0" wp14:anchorId="1BB95548" wp14:editId="39A46EC1">
+            <wp:extent cx="5731510" cy="3222625"/>
+            <wp:effectExtent l="0" t="0" r="2540" b="0"/>
+            <wp:docPr id="893237561" name="Picture 1"/>
+            <wp:cNvGraphicFramePr>
+              <a:graphicFrameLocks xmlns:a="http://schemas.openxmlformats.org/drawingml/2006/main" noChangeAspect="1"/>
+            </wp:cNvGraphicFramePr>
+            <a:graphic xmlns:a="http://schemas.openxmlformats.org/drawingml/2006/main">
+              <a:graphicData uri="http://schemas.openxmlformats.org/drawingml/2006/picture">
+                <pic:pic xmlns:pic="http://schemas.openxmlformats.org/drawingml/2006/picture">
+                  <pic:nvPicPr>
+                    <pic:cNvPr id="893237561" name=""/>
+                    <pic:cNvPicPr/>
+                  </pic:nvPicPr>
+                  <pic:blipFill>
+                    <a:blip r:embed="rId9"/>
+                    <a:stretch>
+                      <a:fillRect/>
+                    </a:stretch>
+                  </pic:blipFill>
+                  <pic:spPr>
+                    <a:xfrm>
+                      <a:off x="0" y="0"/>
+                      <a:ext cx="5731510" cy="3222625"/>
+                    </a:xfrm>
+                    <a:prstGeom prst="rect">
+                      <a:avLst/>
+                    </a:prstGeom>
+                  </pic:spPr>
+                </pic:pic>
+              </a:graphicData>
+            </a:graphic>
+          </wp:inline>
+        </w:drawing>
+      </w:r>
+    </w:p>
+    <w:p>
+      <w:pPr>
+        <w:jc w:val="center"/>
+        <w:rPr>
+          <w:b/>
+          <w:bCs/>
+          <w:lang w:val="x-none" w:eastAsia="x-none"/>
+        </w:rPr>
+      </w:pPr>
+      <w:r>
+        <w:rPr>
+          <w:b/>
+          <w:bCs/>
+          <w:lang w:val="x-none" w:eastAsia="x-none"/>
+        </w:rPr>
+        <w:t>Gambar 5.1.1</w:t>
+      </w:r>
+      <w:r>
+        <w:rPr>
+          <w:b/>
+          <w:bCs/>
+          <w:lang w:val="x-none" w:eastAsia="x-none"/>
+        </w:rPr>
+        <w:br/>
+        <w:t>Desain Halaman</w:t>
+      </w:r>
+      <w:r>
+        <w:rPr>
+          <w:b/>
+          <w:bCs/>
+          <w:lang w:val="x-none" w:eastAsia="x-none"/>
+        </w:rPr>
+        <w:t xml:space="preserve"> Form</w:t>
+      </w:r>
+      <w:r>
+        <w:rPr>
+          <w:b/>
+          <w:bCs/>
+          <w:lang w:val="x-none" w:eastAsia="x-none"/>
+        </w:rPr>
+        <w:t xml:space="preserve"> </w:t>
+      </w:r>
+      <w:r>
+        <w:rPr>
+          <w:b/>
+          <w:bCs/>
+          <w:lang w:val="x-none" w:eastAsia="x-none"/>
+        </w:rPr>
+        <w:t>pencatatan rekening</w:t>
+      </w:r>
+    </w:p>
+    <w:p>
+      <w:pPr>
+        <w:rPr>
+          <w:lang w:val="x-none" w:eastAsia="x-none"/>
+        </w:rPr>
+      </w:pPr>
+    </w:p>
+    <w:p>
+      <w:pPr>
+        <w:rPr>
+          <w:lang w:val="x-none" w:eastAsia="x-none"/>
+        </w:rPr>
+      </w:pPr>
+      <w:r>
+        <w:rPr>
+          <w:lang w:val="x-none" w:eastAsia="x-none"/>
+        </w:rPr>
+        <w:t xml:space="preserve">pada gambar diatas merupakan tampilan pada halaman </w:t>
+      </w:r>
+      <w:r>
+        <w:rPr>
+          <w:lang w:val="x-none" w:eastAsia="x-none"/>
+        </w:rPr>
+        <w:t xml:space="preserve">pencatatan rekening </w:t>
+      </w:r>
+      <w:r>
+        <w:rPr>
+          <w:lang w:val="x-none" w:eastAsia="x-none"/>
+        </w:rPr>
+        <w:t xml:space="preserve">yang terdapat pada website ini. Kompenen pertama adalah textbox yang mana untuk memberi inputan berupa </w:t>
+      </w:r>
+      <w:r>
+        <w:rPr>
+          <w:lang w:val="x-none" w:eastAsia="x-none"/>
+        </w:rPr>
+        <w:t>kode rekening</w:t>
+      </w:r>
+      <w:r>
+        <w:rPr>
+          <w:lang w:val="x-none" w:eastAsia="x-none"/>
+        </w:rPr>
+        <w:t xml:space="preserve"> dari </w:t>
+      </w:r>
+      <w:r>
+        <w:rPr>
+          <w:lang w:val="x-none" w:eastAsia="x-none"/>
+        </w:rPr>
+        <w:t xml:space="preserve">pencatatan rekening </w:t>
+      </w:r>
+      <w:r>
+        <w:rPr>
+          <w:lang w:val="x-none" w:eastAsia="x-none"/>
+        </w:rPr>
+        <w:t xml:space="preserve">yang bersifat auto generate. Komponen kedua merupakan textbox yang mana untuk memberi inputan berupa </w:t>
+      </w:r>
+      <w:r>
+        <w:rPr>
+          <w:lang w:val="x-none" w:eastAsia="x-none"/>
+        </w:rPr>
+        <w:t xml:space="preserve">nama perusahaan </w:t>
+      </w:r>
+      <w:r>
+        <w:rPr>
+          <w:lang w:val="x-none" w:eastAsia="x-none"/>
+        </w:rPr>
+        <w:t xml:space="preserve">dari user. Komponen ketiga merupakan textbox yang mana untuk memberi inputan berupa nomor </w:t>
+      </w:r>
+      <w:r>
+        <w:rPr>
+          <w:lang w:val="x-none" w:eastAsia="x-none"/>
+        </w:rPr>
+        <w:t xml:space="preserve">rekening </w:t>
+      </w:r>
+      <w:r>
+        <w:rPr>
+          <w:lang w:val="x-none" w:eastAsia="x-none"/>
+        </w:rPr>
+        <w:t xml:space="preserve">dari user. Komponen keempat merupakan textbox yang mana untuk memberi inputan berupa </w:t>
+      </w:r>
+      <w:r>
+        <w:rPr>
+          <w:lang w:val="x-none" w:eastAsia="x-none"/>
+        </w:rPr>
+        <w:t xml:space="preserve">kode transfer </w:t>
+      </w:r>
+      <w:r>
+        <w:rPr>
+          <w:lang w:val="x-none" w:eastAsia="x-none"/>
+        </w:rPr>
+        <w:t xml:space="preserve">dari user. Komponen kelima merupakan textbox yang mana untuk memberi inputan berupa </w:t>
+      </w:r>
+      <w:r>
+        <w:rPr>
+          <w:lang w:val="x-none" w:eastAsia="x-none"/>
+        </w:rPr>
+        <w:t>nama</w:t>
+      </w:r>
+      <w:r>
+        <w:rPr>
+          <w:lang w:val="x-none" w:eastAsia="x-none"/>
+        </w:rPr>
+        <w:t xml:space="preserve"> dari user. Komponen keenam merupakan textbox yang mana untuk memberi inputan berupa </w:t>
+      </w:r>
+      <w:r>
+        <w:rPr>
+          <w:lang w:val="x-none" w:eastAsia="x-none"/>
+        </w:rPr>
+        <w:t>keterangan</w:t>
+      </w:r>
+      <w:r>
+        <w:rPr>
+          <w:lang w:val="x-none" w:eastAsia="x-none"/>
+        </w:rPr>
+        <w:t xml:space="preserve"> dari user. Komponen </w:t>
+      </w:r>
+      <w:r>
+        <w:rPr>
+          <w:lang w:val="x-none" w:eastAsia="x-none"/>
+        </w:rPr>
+        <w:t>ketujuh</w:t>
+      </w:r>
+      <w:r>
+        <w:rPr>
+          <w:lang w:val="x-none" w:eastAsia="x-none"/>
+        </w:rPr>
+        <w:t xml:space="preserve"> merupakan tombol submit untuk mentransfer data ke database pe</w:t>
+      </w:r>
+      <w:r>
+        <w:rPr>
+          <w:lang w:val="x-none" w:eastAsia="x-none"/>
+        </w:rPr>
+        <w:t>ncatatan rekening</w:t>
+      </w:r>
+      <w:r>
+        <w:rPr>
+          <w:lang w:val="x-none" w:eastAsia="x-none"/>
+        </w:rPr>
+        <w:t>.</w:t>
+      </w:r>
+    </w:p>
+    <w:p>
+      <w:pPr>
+        <w:pStyle w:val="Heading2"/>
+        <w:keepLines/>
+        <w:spacing w:before="360" w:after="80"/>
+        <w:ind w:left="720" w:hanging="720"/>
+        <w:rPr>
+          <w:rFonts w:ascii="Times New Roman" w:hAnsi="Times New Roman"/>
+          <w:i w:val="0"/>
+        </w:rPr>
+      </w:pPr>
+      <w:r>
+        <w:rPr>
+          <w:rFonts w:ascii="Times New Roman" w:hAnsi="Times New Roman"/>
+          <w:i w:val="0"/>
+        </w:rPr>
+        <w:t xml:space="preserve">Desain Halaman Pencatatan </w:t>
+      </w:r>
+      <w:r>
+        <w:rPr>
+          <w:rFonts w:ascii="Times New Roman" w:hAnsi="Times New Roman"/>
+          <w:i w:val="0"/>
+        </w:rPr>
+        <w:t>masa depan</w:t>
+      </w:r>
+    </w:p>
+    <w:p>
+      <w:pPr>
+        <w:rPr>
+          <w:lang w:val="x-none" w:eastAsia="x-none"/>
+        </w:rPr>
+      </w:pPr>
+      <w:r>
+        <w:rPr>
+          <w:lang w:val="x-none" w:eastAsia="x-none"/>
+        </w:rPr>
+        <w:t xml:space="preserve">Halaman pencatatan </w:t>
+      </w:r>
+      <w:r>
+        <w:rPr>
+          <w:lang w:val="x-none" w:eastAsia="x-none"/>
+        </w:rPr>
+        <w:t>masa depan</w:t>
+      </w:r>
+      <w:r>
+        <w:rPr>
+          <w:lang w:val="x-none" w:eastAsia="x-none"/>
+        </w:rPr>
+        <w:t xml:space="preserve"> adalah halaman dimana user dapat melihat daftar rekening partner mereka berikut dengan list nya beserta user dapat mengedit, menambah dan menghapus list </w:t>
+      </w:r>
+      <w:r>
+        <w:rPr>
+          <w:lang w:val="x-none" w:eastAsia="x-none"/>
+        </w:rPr>
+        <w:t>pencatatan masa depan</w:t>
+      </w:r>
+      <w:r>
+        <w:rPr>
+          <w:lang w:val="x-none" w:eastAsia="x-none"/>
+        </w:rPr>
+        <w:t xml:space="preserve"> tersebut. </w:t>
+      </w:r>
+    </w:p>
+    <w:p>
+      <w:pPr>
+        <w:rPr>
+          <w:lang w:val="x-none" w:eastAsia="x-none"/>
+        </w:rPr>
+      </w:pPr>
+      <w:r>
+        <w:rPr>
+          <w:noProof/>
+        </w:rPr>
+        <w:lastRenderedPageBreak/>
+        <w:drawing>
+          <wp:inline distT="0" distB="0" distL="0" distR="0" wp14:anchorId="57BD77C3" wp14:editId="0ED4F896">
+            <wp:extent cx="5731510" cy="3222625"/>
+            <wp:effectExtent l="0" t="0" r="2540" b="0"/>
+            <wp:docPr id="2006132143" name="Picture 1"/>
+            <wp:cNvGraphicFramePr>
+              <a:graphicFrameLocks xmlns:a="http://schemas.openxmlformats.org/drawingml/2006/main" noChangeAspect="1"/>
+            </wp:cNvGraphicFramePr>
+            <a:graphic xmlns:a="http://schemas.openxmlformats.org/drawingml/2006/main">
+              <a:graphicData uri="http://schemas.openxmlformats.org/drawingml/2006/picture">
+                <pic:pic xmlns:pic="http://schemas.openxmlformats.org/drawingml/2006/picture">
+                  <pic:nvPicPr>
+                    <pic:cNvPr id="2006132143" name=""/>
+                    <pic:cNvPicPr/>
+                  </pic:nvPicPr>
+                  <pic:blipFill>
+                    <a:blip r:embed="rId10"/>
+                    <a:stretch>
+                      <a:fillRect/>
+                    </a:stretch>
+                  </pic:blipFill>
+                  <pic:spPr>
+                    <a:xfrm>
+                      <a:off x="0" y="0"/>
+                      <a:ext cx="5731510" cy="3222625"/>
+                    </a:xfrm>
+                    <a:prstGeom prst="rect">
+                      <a:avLst/>
+                    </a:prstGeom>
+                  </pic:spPr>
+                </pic:pic>
+              </a:graphicData>
+            </a:graphic>
+          </wp:inline>
+        </w:drawing>
+      </w:r>
+    </w:p>
+    <w:p>
+      <w:pPr>
+        <w:jc w:val="center"/>
+        <w:rPr>
+          <w:b/>
+          <w:bCs/>
+          <w:lang w:val="x-none" w:eastAsia="x-none"/>
+        </w:rPr>
+      </w:pPr>
+      <w:r>
+        <w:rPr>
+          <w:b/>
+          <w:bCs/>
+          <w:lang w:val="x-none" w:eastAsia="x-none"/>
+        </w:rPr>
+        <w:t>Gambar 5.1.1</w:t>
+      </w:r>
+      <w:r>
+        <w:rPr>
+          <w:b/>
+          <w:bCs/>
+          <w:lang w:val="x-none" w:eastAsia="x-none"/>
+        </w:rPr>
+        <w:br/>
+        <w:t>Desain Halaman</w:t>
+      </w:r>
+      <w:r>
+        <w:rPr>
+          <w:b/>
+          <w:bCs/>
+          <w:lang w:val="x-none" w:eastAsia="x-none"/>
+        </w:rPr>
+        <w:t xml:space="preserve"> pencatatan </w:t>
+      </w:r>
+      <w:r>
+        <w:rPr>
+          <w:b/>
+          <w:bCs/>
+          <w:lang w:val="x-none" w:eastAsia="x-none"/>
+        </w:rPr>
+        <w:t>masa depan</w:t>
+      </w:r>
+    </w:p>
+    <w:p>
+      <w:pPr>
+        <w:rPr>
+          <w:lang w:val="x-none" w:eastAsia="x-none"/>
+        </w:rPr>
+      </w:pPr>
+      <w:r>
+        <w:rPr>
+          <w:lang w:val="x-none" w:eastAsia="x-none"/>
+        </w:rPr>
+        <w:t xml:space="preserve">pada gambar diatas merupakan tampilan pada halaman Pencatatan </w:t>
+      </w:r>
+      <w:r>
+        <w:rPr>
+          <w:lang w:val="x-none" w:eastAsia="x-none"/>
+        </w:rPr>
+        <w:t>masa depan</w:t>
+      </w:r>
+      <w:r>
+        <w:rPr>
+          <w:lang w:val="x-none" w:eastAsia="x-none"/>
+        </w:rPr>
+        <w:t xml:space="preserve"> yang terdapat pada website ini. Kompenen pertama adalah tombol tambah data yang berguna untuk menuju ke halaman form pecatatan </w:t>
+      </w:r>
+      <w:r>
+        <w:rPr>
+          <w:lang w:val="x-none" w:eastAsia="x-none"/>
+        </w:rPr>
+        <w:t>masa depan</w:t>
+      </w:r>
+      <w:r>
+        <w:rPr>
+          <w:lang w:val="x-none" w:eastAsia="x-none"/>
+        </w:rPr>
+        <w:t xml:space="preserve"> yang digunakan untuk menambah data pada pencatatan </w:t>
+      </w:r>
+      <w:r>
+        <w:rPr>
+          <w:lang w:val="x-none" w:eastAsia="x-none"/>
+        </w:rPr>
+        <w:t>masa depan</w:t>
+      </w:r>
+      <w:r>
+        <w:rPr>
+          <w:lang w:val="x-none" w:eastAsia="x-none"/>
+        </w:rPr>
+        <w:t xml:space="preserve">. Komponen kedua merupakan tombol edit yang berfungsi untuk navigasi menuju halaman edit pada </w:t>
+      </w:r>
+      <w:r>
+        <w:rPr>
+          <w:lang w:val="x-none" w:eastAsia="x-none"/>
+        </w:rPr>
+        <w:t>pencatatan masa depan</w:t>
+      </w:r>
+      <w:r>
+        <w:rPr>
+          <w:lang w:val="x-none" w:eastAsia="x-none"/>
+        </w:rPr>
+        <w:t xml:space="preserve">. Dan komponen ketiga adalah tombol bertuliskan delete yang berfungsi untuk menghapus data pada pencatatan </w:t>
+      </w:r>
+      <w:r>
+        <w:rPr>
+          <w:lang w:val="x-none" w:eastAsia="x-none"/>
+        </w:rPr>
+        <w:t>masa depan</w:t>
+      </w:r>
+      <w:r>
+        <w:rPr>
+          <w:lang w:val="x-none" w:eastAsia="x-none"/>
+        </w:rPr>
+        <w:t>.</w:t>
+      </w:r>
+    </w:p>
+    <w:p>
+      <w:pPr>
+        <w:pStyle w:val="Heading2"/>
+        <w:keepLines/>
+        <w:spacing w:before="360" w:after="80"/>
+        <w:ind w:left="720" w:hanging="720"/>
+        <w:rPr>
+          <w:rFonts w:ascii="Times New Roman" w:hAnsi="Times New Roman"/>
+          <w:i w:val="0"/>
+        </w:rPr>
+      </w:pPr>
+      <w:r>
+        <w:rPr>
+          <w:rFonts w:ascii="Times New Roman" w:hAnsi="Times New Roman"/>
+          <w:i w:val="0"/>
+        </w:rPr>
+        <w:t xml:space="preserve">Desain Halaman Form Pencatatan </w:t>
+      </w:r>
+      <w:r>
+        <w:rPr>
+          <w:rFonts w:ascii="Times New Roman" w:hAnsi="Times New Roman"/>
+          <w:i w:val="0"/>
+        </w:rPr>
+        <w:t>Masa Depan</w:t>
+      </w:r>
+    </w:p>
+    <w:p>
+      <w:pPr>
+        <w:rPr>
+          <w:lang w:val="x-none" w:eastAsia="x-none"/>
+        </w:rPr>
+      </w:pPr>
+      <w:r>
+        <w:rPr>
+          <w:lang w:val="x-none" w:eastAsia="x-none"/>
+        </w:rPr>
+        <w:t xml:space="preserve">Halaman Form pencatatan </w:t>
+      </w:r>
+      <w:r>
+        <w:rPr>
+          <w:lang w:val="x-none" w:eastAsia="x-none"/>
+        </w:rPr>
+        <w:t>masa depan</w:t>
+      </w:r>
+      <w:r>
+        <w:rPr>
+          <w:lang w:val="x-none" w:eastAsia="x-none"/>
+        </w:rPr>
+        <w:t xml:space="preserve"> adalah halaman dimana user dapat menginput data data terkait dengan pencatatan </w:t>
+      </w:r>
+      <w:r>
+        <w:rPr>
+          <w:lang w:val="x-none" w:eastAsia="x-none"/>
+        </w:rPr>
+        <w:t>masa depan</w:t>
+      </w:r>
+      <w:r>
+        <w:rPr>
+          <w:lang w:val="x-none" w:eastAsia="x-none"/>
+        </w:rPr>
+        <w:t xml:space="preserve"> agar dapat masuk kedalam database sehingga daat dilihat dan di tampilkan pada </w:t>
+      </w:r>
+      <w:r>
+        <w:rPr>
+          <w:lang w:val="x-none" w:eastAsia="x-none"/>
+        </w:rPr>
+        <w:t xml:space="preserve">halaman </w:t>
+      </w:r>
+      <w:r>
+        <w:rPr>
+          <w:lang w:val="x-none" w:eastAsia="x-none"/>
+        </w:rPr>
+        <w:t xml:space="preserve">pencatatan </w:t>
+      </w:r>
+      <w:r>
+        <w:rPr>
+          <w:lang w:val="x-none" w:eastAsia="x-none"/>
+        </w:rPr>
+        <w:t>masa depan</w:t>
+      </w:r>
+      <w:r>
+        <w:rPr>
+          <w:lang w:val="x-none" w:eastAsia="x-none"/>
+        </w:rPr>
+        <w:t>.</w:t>
+      </w:r>
+    </w:p>
+    <w:p>
+      <w:pPr>
+        <w:rPr>
+          <w:lang w:val="x-none" w:eastAsia="x-none"/>
+        </w:rPr>
+      </w:pPr>
+    </w:p>
+    <w:p>
+      <w:pPr>
+        <w:rPr>
+          <w:lang w:val="x-none" w:eastAsia="x-none"/>
+        </w:rPr>
+      </w:pPr>
+      <w:r>
+        <w:rPr>
+          <w:noProof/>
+        </w:rPr>
+        <w:lastRenderedPageBreak/>
+        <w:drawing>
+          <wp:inline distT="0" distB="0" distL="0" distR="0" wp14:anchorId="523BD941" wp14:editId="54EA5C73">
+            <wp:extent cx="5731510" cy="3222625"/>
+            <wp:effectExtent l="0" t="0" r="2540" b="0"/>
+            <wp:docPr id="538844484" name="Picture 1"/>
+            <wp:cNvGraphicFramePr>
+              <a:graphicFrameLocks xmlns:a="http://schemas.openxmlformats.org/drawingml/2006/main" noChangeAspect="1"/>
+            </wp:cNvGraphicFramePr>
+            <a:graphic xmlns:a="http://schemas.openxmlformats.org/drawingml/2006/main">
+              <a:graphicData uri="http://schemas.openxmlformats.org/drawingml/2006/picture">
+                <pic:pic xmlns:pic="http://schemas.openxmlformats.org/drawingml/2006/picture">
+                  <pic:nvPicPr>
+                    <pic:cNvPr id="538844484" name=""/>
+                    <pic:cNvPicPr/>
+                  </pic:nvPicPr>
+                  <pic:blipFill>
+                    <a:blip r:embed="rId11"/>
+                    <a:stretch>
+                      <a:fillRect/>
+                    </a:stretch>
+                  </pic:blipFill>
+                  <pic:spPr>
+                    <a:xfrm>
+                      <a:off x="0" y="0"/>
+                      <a:ext cx="5731510" cy="3222625"/>
+                    </a:xfrm>
+                    <a:prstGeom prst="rect">
+                      <a:avLst/>
+                    </a:prstGeom>
+                  </pic:spPr>
+                </pic:pic>
+              </a:graphicData>
+            </a:graphic>
+          </wp:inline>
+        </w:drawing>
+      </w:r>
+    </w:p>
+    <w:p>
+      <w:pPr>
+        <w:jc w:val="center"/>
+        <w:rPr>
+          <w:b/>
+          <w:bCs/>
+          <w:lang w:val="x-none" w:eastAsia="x-none"/>
+        </w:rPr>
+      </w:pPr>
+      <w:r>
+        <w:rPr>
+          <w:b/>
+          <w:bCs/>
+          <w:lang w:val="x-none" w:eastAsia="x-none"/>
+        </w:rPr>
+        <w:t>Gambar 5.1.1</w:t>
+      </w:r>
+      <w:r>
+        <w:rPr>
+          <w:b/>
+          <w:bCs/>
+          <w:lang w:val="x-none" w:eastAsia="x-none"/>
+        </w:rPr>
+        <w:br/>
+        <w:t>Desain Halaman</w:t>
+      </w:r>
+      <w:r>
+        <w:rPr>
+          <w:b/>
+          <w:bCs/>
+          <w:lang w:val="x-none" w:eastAsia="x-none"/>
+        </w:rPr>
+        <w:t xml:space="preserve"> Form</w:t>
+      </w:r>
+      <w:r>
+        <w:rPr>
+          <w:b/>
+          <w:bCs/>
+          <w:lang w:val="x-none" w:eastAsia="x-none"/>
+        </w:rPr>
+        <w:t xml:space="preserve"> </w:t>
+      </w:r>
+      <w:r>
+        <w:rPr>
+          <w:b/>
+          <w:bCs/>
+          <w:lang w:val="x-none" w:eastAsia="x-none"/>
+        </w:rPr>
+        <w:t xml:space="preserve">pencatatan </w:t>
+      </w:r>
+      <w:r>
+        <w:rPr>
+          <w:b/>
+          <w:bCs/>
+          <w:lang w:val="x-none" w:eastAsia="x-none"/>
+        </w:rPr>
+        <w:t>masa depan</w:t>
+      </w:r>
+    </w:p>
+    <w:p>
+      <w:pPr>
+        <w:jc w:val="center"/>
+        <w:rPr>
+          <w:b/>
+          <w:bCs/>
+          <w:lang w:val="x-none" w:eastAsia="x-none"/>
+        </w:rPr>
+      </w:pPr>
+    </w:p>
+    <w:p>
+      <w:pPr>
+        <w:rPr>
+          <w:lang w:val="x-none" w:eastAsia="x-none"/>
+        </w:rPr>
+      </w:pPr>
+      <w:r>
+        <w:rPr>
+          <w:lang w:val="x-none" w:eastAsia="x-none"/>
+        </w:rPr>
+        <w:t xml:space="preserve">pada gambar diatas merupakan tampilan pada halaman pencatatan </w:t>
+      </w:r>
+      <w:r>
+        <w:rPr>
+          <w:lang w:val="x-none" w:eastAsia="x-none"/>
+        </w:rPr>
+        <w:t>masa depan</w:t>
+      </w:r>
+      <w:r>
+        <w:rPr>
+          <w:lang w:val="x-none" w:eastAsia="x-none"/>
+        </w:rPr>
+        <w:t xml:space="preserve"> yang terdapat pada website ini. Kompenen pertama adalah textbox yang mana untuk memberi inputan berupa kode </w:t>
+      </w:r>
+      <w:r>
+        <w:rPr>
+          <w:lang w:val="x-none" w:eastAsia="x-none"/>
+        </w:rPr>
+        <w:t>pencatatan</w:t>
+      </w:r>
+      <w:r>
+        <w:rPr>
+          <w:lang w:val="x-none" w:eastAsia="x-none"/>
+        </w:rPr>
+        <w:t xml:space="preserve"> dari pencatatan </w:t>
+      </w:r>
+      <w:r>
+        <w:rPr>
+          <w:lang w:val="x-none" w:eastAsia="x-none"/>
+        </w:rPr>
+        <w:t>masa depan</w:t>
+      </w:r>
+      <w:r>
+        <w:rPr>
+          <w:lang w:val="x-none" w:eastAsia="x-none"/>
+        </w:rPr>
+        <w:t xml:space="preserve"> yang bersifat auto generate. Komponen kedua merupakan textbox yang mana untuk memberi inputan berupa nam</w:t>
+      </w:r>
+      <w:r>
+        <w:rPr>
+          <w:lang w:val="x-none" w:eastAsia="x-none"/>
+        </w:rPr>
+        <w:t xml:space="preserve">a pencatatan </w:t>
+      </w:r>
+      <w:r>
+        <w:rPr>
+          <w:lang w:val="x-none" w:eastAsia="x-none"/>
+        </w:rPr>
+        <w:t xml:space="preserve">dari user. Komponen ketiga merupakan textbox yang mana untuk memberi inputan berupa </w:t>
+      </w:r>
+      <w:r>
+        <w:rPr>
+          <w:lang w:val="x-none" w:eastAsia="x-none"/>
+        </w:rPr>
+        <w:t xml:space="preserve">jumlah pencatatan </w:t>
+      </w:r>
+      <w:r>
+        <w:rPr>
+          <w:lang w:val="x-none" w:eastAsia="x-none"/>
+        </w:rPr>
+        <w:t xml:space="preserve">dari user. Komponen keempat merupakan textbox yang mana untuk memberi inputan berupa </w:t>
+      </w:r>
+      <w:r>
+        <w:rPr>
+          <w:lang w:val="x-none" w:eastAsia="x-none"/>
+        </w:rPr>
+        <w:t xml:space="preserve">harga </w:t>
+      </w:r>
+      <w:r>
+        <w:rPr>
+          <w:lang w:val="x-none" w:eastAsia="x-none"/>
+        </w:rPr>
+        <w:t xml:space="preserve">dari user. Komponen kelima merupakan textbox yang mana untuk memberi inputan berupa </w:t>
+      </w:r>
+      <w:r>
+        <w:rPr>
+          <w:lang w:val="x-none" w:eastAsia="x-none"/>
+        </w:rPr>
+        <w:t>keterangan</w:t>
+      </w:r>
+      <w:r>
+        <w:rPr>
+          <w:lang w:val="x-none" w:eastAsia="x-none"/>
+        </w:rPr>
+        <w:t xml:space="preserve"> dari user. Komponen </w:t>
+      </w:r>
+      <w:r>
+        <w:rPr>
+          <w:lang w:val="x-none" w:eastAsia="x-none"/>
+        </w:rPr>
+        <w:t>keenam</w:t>
+      </w:r>
+      <w:r>
+        <w:rPr>
+          <w:lang w:val="x-none" w:eastAsia="x-none"/>
+        </w:rPr>
+        <w:t xml:space="preserve"> merupakan tombol submit untuk mentransfer data ke database pencatatan </w:t>
+      </w:r>
+      <w:r>
+        <w:rPr>
+          <w:lang w:val="x-none" w:eastAsia="x-none"/>
+        </w:rPr>
+        <w:t>masa depan</w:t>
+      </w:r>
+      <w:r>
+        <w:rPr>
+          <w:lang w:val="x-none" w:eastAsia="x-none"/>
+        </w:rPr>
+        <w:t>.</w:t>
+      </w:r>
+    </w:p>
+    <w:p>
+      <w:pPr>
+        <w:jc w:val="center"/>
+        <w:rPr>
+          <w:b/>
+          <w:bCs/>
+          <w:lang w:val="x-none" w:eastAsia="x-none"/>
+        </w:rPr>
+      </w:pPr>
+    </w:p>
+    <w:p>
+      <w:pPr>
+        <w:jc w:val="center"/>
+        <w:rPr>
+          <w:b/>
+          <w:bCs/>
+          <w:lang w:val="x-none" w:eastAsia="x-none"/>
+        </w:rPr>
+      </w:pPr>
+    </w:p>
+    <w:p>
+      <w:pPr>
+        <w:rPr>
+          <w:lang w:val="x-none" w:eastAsia="x-none"/>
+        </w:rPr>
+      </w:pPr>
+    </w:p>
+    <w:p>
+      <w:pPr>
+        <w:jc w:val="center"/>
+        <w:rPr>
+          <w:b/>
+          <w:bCs/>
+          <w:lang w:val="x-none" w:eastAsia="x-none"/>
+        </w:rPr>
+      </w:pPr>
+    </w:p>
+    <w:p>
+      <w:pPr>
+        <w:rPr>
+          <w:lang w:val="x-none" w:eastAsia="x-none"/>
+        </w:rPr>
+      </w:pPr>
+    </w:p>
+    <w:p>
+      <w:pPr>
+        <w:rPr>
+          <w:lang w:val="x-none" w:eastAsia="x-none"/>
+        </w:rPr>
+      </w:pPr>
+    </w:p>
+    <w:p>
+      <w:pPr>
+        <w:rPr>
+          <w:lang w:val="x-none" w:eastAsia="x-none"/>
+        </w:rPr>
+      </w:pPr>
     </w:p>
     <w:p>
       <w:pPr>
         <w:spacing w:after="200"/>
-        <w:ind w:left="360"/>
       </w:pPr>
     </w:p>
     <w:p>
       <w:pPr>
         <w:spacing w:after="200"/>
-        <w:ind w:left="360"/>
       </w:pPr>
     </w:p>
     <w:p>
@@ -16223,6 +17919,7 @@
   <w:style w:type="character" w:default="1" w:styleId="DefaultParagraphFont">
     <w:name w:val="Default Paragraph Font"/>
     <w:uiPriority w:val="1"/>
+    <w:semiHidden/>
     <w:unhideWhenUsed/>
   </w:style>
   <w:style w:type="table" w:default="1" w:styleId="TableNormal">

--- a/Bab v.docx
+++ b/Bab v.docx
@@ -15065,14 +15065,7 @@
           <w:rFonts w:ascii="Times New Roman" w:hAnsi="Times New Roman"/>
           <w:i w:val="0"/>
         </w:rPr>
-        <w:t xml:space="preserve">Desain </w:t>
-      </w:r>
-      <w:r>
-        <w:rPr>
-          <w:rFonts w:ascii="Times New Roman" w:hAnsi="Times New Roman"/>
-          <w:i w:val="0"/>
-        </w:rPr>
-        <w:t>Interface</w:t>
+        <w:t>Desain Interface</w:t>
       </w:r>
     </w:p>
     <w:p>
@@ -15117,14 +15110,7 @@
           <w:rFonts w:ascii="Times New Roman" w:hAnsi="Times New Roman"/>
           <w:i w:val="0"/>
         </w:rPr>
-        <w:t xml:space="preserve">Desain </w:t>
-      </w:r>
-      <w:r>
-        <w:rPr>
-          <w:rFonts w:ascii="Times New Roman" w:hAnsi="Times New Roman"/>
-          <w:i w:val="0"/>
-        </w:rPr>
-        <w:t xml:space="preserve">Halaman Login </w:t>
+        <w:t xml:space="preserve">Desain Halaman Login </w:t>
       </w:r>
     </w:p>
     <w:p>
@@ -15268,45 +15254,20 @@
           <w:rFonts w:ascii="Times New Roman" w:hAnsi="Times New Roman"/>
           <w:i w:val="0"/>
         </w:rPr>
-        <w:t xml:space="preserve">Desain Halaman </w:t>
-      </w:r>
-      <w:r>
-        <w:rPr>
-          <w:rFonts w:ascii="Times New Roman" w:hAnsi="Times New Roman"/>
-          <w:i w:val="0"/>
-        </w:rPr>
-        <w:t xml:space="preserve">Gaji pegawai </w:t>
-      </w:r>
-    </w:p>
-    <w:p>
-      <w:pPr>
-        <w:rPr>
-          <w:lang w:val="x-none" w:eastAsia="x-none"/>
-        </w:rPr>
-      </w:pPr>
-      <w:r>
-        <w:rPr>
-          <w:lang w:val="x-none" w:eastAsia="x-none"/>
-        </w:rPr>
-        <w:t xml:space="preserve">Halaman </w:t>
-      </w:r>
-      <w:r>
-        <w:rPr>
-          <w:lang w:val="x-none" w:eastAsia="x-none"/>
-        </w:rPr>
-        <w:t>Gaji Pegawai</w:t>
-      </w:r>
-      <w:r>
-        <w:rPr>
-          <w:lang w:val="x-none" w:eastAsia="x-none"/>
-        </w:rPr>
-        <w:t xml:space="preserve"> adalah halaman dimana user dapat </w:t>
-      </w:r>
-      <w:r>
-        <w:rPr>
-          <w:lang w:val="x-none" w:eastAsia="x-none"/>
-        </w:rPr>
-        <w:t>melihat daftar gaji pegawai berikut dengan list nya beserta user dapat mengedit, menambah dan menghapus  list gaji pegawai tersebut.</w:t>
+        <w:t xml:space="preserve">Desain Halaman Gaji pegawai </w:t>
+      </w:r>
+    </w:p>
+    <w:p>
+      <w:pPr>
+        <w:rPr>
+          <w:lang w:val="x-none" w:eastAsia="x-none"/>
+        </w:rPr>
+      </w:pPr>
+      <w:r>
+        <w:rPr>
+          <w:lang w:val="x-none" w:eastAsia="x-none"/>
+        </w:rPr>
+        <w:t>Halaman Gaji Pegawai adalah halaman dimana user dapat melihat daftar gaji pegawai berikut dengan list nya beserta user dapat mengedit, menambah dan menghapus  list gaji pegawai tersebut.</w:t>
       </w:r>
     </w:p>
     <w:p>
@@ -15421,49 +15382,7 @@
         <w:rPr>
           <w:lang w:val="x-none" w:eastAsia="x-none"/>
         </w:rPr>
-        <w:t xml:space="preserve">pada gambar diatas merupakan tampilan pada halaman </w:t>
-      </w:r>
-      <w:r>
-        <w:rPr>
-          <w:lang w:val="x-none" w:eastAsia="x-none"/>
-        </w:rPr>
-        <w:t>Gaji pegawai</w:t>
-      </w:r>
-      <w:r>
-        <w:rPr>
-          <w:lang w:val="x-none" w:eastAsia="x-none"/>
-        </w:rPr>
-        <w:t xml:space="preserve"> yang terdapat pada website ini. Kompenen pertama adalah </w:t>
-      </w:r>
-      <w:r>
-        <w:rPr>
-          <w:lang w:val="x-none" w:eastAsia="x-none"/>
-        </w:rPr>
-        <w:t xml:space="preserve">tombol tambah data yang berguna untuk menuju ke halaman form gaji pegawai yang digunakan untuk menambah data pada gaji pegawai. </w:t>
-      </w:r>
-      <w:r>
-        <w:rPr>
-          <w:lang w:val="x-none" w:eastAsia="x-none"/>
-        </w:rPr>
-        <w:t>Komponen kedua merupakan</w:t>
-      </w:r>
-      <w:r>
-        <w:rPr>
-          <w:lang w:val="x-none" w:eastAsia="x-none"/>
-        </w:rPr>
-        <w:t xml:space="preserve"> tombol edit yang berfungsi untuk navigasi menuju halaman edit pada gaji</w:t>
-      </w:r>
-      <w:r>
-        <w:rPr>
-          <w:lang w:val="x-none" w:eastAsia="x-none"/>
-        </w:rPr>
-        <w:t>. Dan komponen ketiga adalah tombol bertuliskan</w:t>
-      </w:r>
-      <w:r>
-        <w:rPr>
-          <w:lang w:val="x-none" w:eastAsia="x-none"/>
-        </w:rPr>
-        <w:t xml:space="preserve"> delete yang berfungsi untuk menghapus data pada gaji pegawai.</w:t>
+        <w:t>pada gambar diatas merupakan tampilan pada halaman Gaji pegawai yang terdapat pada website ini. Kompenen pertama adalah tombol tambah data yang berguna untuk menuju ke halaman form gaji pegawai yang digunakan untuk menambah data pada gaji pegawai. Komponen kedua merupakan tombol edit yang berfungsi untuk navigasi menuju halaman edit pada gaji. Dan komponen ketiga adalah tombol bertuliskan delete yang berfungsi untuk menghapus data pada gaji pegawai.</w:t>
       </w:r>
     </w:p>
     <w:p>
@@ -15489,52 +15408,20 @@
           <w:rFonts w:ascii="Times New Roman" w:hAnsi="Times New Roman"/>
           <w:i w:val="0"/>
         </w:rPr>
-        <w:t>Desain Halaman</w:t>
-      </w:r>
-      <w:r>
-        <w:rPr>
-          <w:rFonts w:ascii="Times New Roman" w:hAnsi="Times New Roman"/>
-          <w:i w:val="0"/>
-        </w:rPr>
-        <w:t xml:space="preserve"> Form</w:t>
-      </w:r>
-      <w:r>
-        <w:rPr>
-          <w:rFonts w:ascii="Times New Roman" w:hAnsi="Times New Roman"/>
-          <w:i w:val="0"/>
-        </w:rPr>
-        <w:t xml:space="preserve"> Gaji pegawai </w:t>
-      </w:r>
-    </w:p>
-    <w:p>
-      <w:pPr>
-        <w:rPr>
-          <w:lang w:val="x-none" w:eastAsia="x-none"/>
-        </w:rPr>
-      </w:pPr>
-      <w:r>
-        <w:rPr>
-          <w:lang w:val="x-none" w:eastAsia="x-none"/>
-        </w:rPr>
-        <w:t>Halaman</w:t>
-      </w:r>
-      <w:r>
-        <w:rPr>
-          <w:lang w:val="x-none" w:eastAsia="x-none"/>
-        </w:rPr>
-        <w:t xml:space="preserve"> Form</w:t>
-      </w:r>
-      <w:r>
-        <w:rPr>
-          <w:lang w:val="x-none" w:eastAsia="x-none"/>
-        </w:rPr>
-        <w:t xml:space="preserve"> Gaji Pegawai adalah halaman dimana user dapat</w:t>
-      </w:r>
-      <w:r>
-        <w:rPr>
-          <w:lang w:val="x-none" w:eastAsia="x-none"/>
-        </w:rPr>
-        <w:t xml:space="preserve"> menginput data data terkait dengan gaji pegawai agar dapat masuk kedalam database sehingga daat dilihat dan di tampilkan pada </w:t>
+        <w:t xml:space="preserve">Desain Halaman Form Gaji pegawai </w:t>
+      </w:r>
+    </w:p>
+    <w:p>
+      <w:pPr>
+        <w:rPr>
+          <w:lang w:val="x-none" w:eastAsia="x-none"/>
+        </w:rPr>
+      </w:pPr>
+      <w:r>
+        <w:rPr>
+          <w:lang w:val="x-none" w:eastAsia="x-none"/>
+        </w:rPr>
+        <w:t xml:space="preserve">Halaman Form Gaji Pegawai adalah halaman dimana user dapat menginput data data terkait dengan gaji pegawai agar dapat masuk kedalam database sehingga daat dilihat dan di tampilkan pada </w:t>
       </w:r>
       <w:r>
         <w:rPr>
@@ -15656,259 +15543,7 @@
         <w:rPr>
           <w:lang w:val="x-none" w:eastAsia="x-none"/>
         </w:rPr>
-        <w:t xml:space="preserve">pada gambar diatas merupakan tampilan pada halaman </w:t>
-      </w:r>
-      <w:r>
-        <w:rPr>
-          <w:lang w:val="x-none" w:eastAsia="x-none"/>
-        </w:rPr>
-        <w:t>Gaji Pegawai</w:t>
-      </w:r>
-      <w:r>
-        <w:rPr>
-          <w:lang w:val="x-none" w:eastAsia="x-none"/>
-        </w:rPr>
-        <w:t xml:space="preserve"> yang terdapat pada website ini. Kompenen pertama adalah textbox yang mana untuk memberi inputan berupa </w:t>
-      </w:r>
-      <w:r>
-        <w:rPr>
-          <w:lang w:val="x-none" w:eastAsia="x-none"/>
-        </w:rPr>
-        <w:t>ID pegawai</w:t>
-      </w:r>
-      <w:r>
-        <w:rPr>
-          <w:lang w:val="x-none" w:eastAsia="x-none"/>
-        </w:rPr>
-        <w:t xml:space="preserve"> dari </w:t>
-      </w:r>
-      <w:r>
-        <w:rPr>
-          <w:lang w:val="x-none" w:eastAsia="x-none"/>
-        </w:rPr>
-        <w:t>gaji pegawai yang bersifat auto generate</w:t>
-      </w:r>
-      <w:r>
-        <w:rPr>
-          <w:lang w:val="x-none" w:eastAsia="x-none"/>
-        </w:rPr>
-        <w:t xml:space="preserve">. Komponen kedua merupakan textbox yang mana untuk memberi inputan berupa </w:t>
-      </w:r>
-      <w:r>
-        <w:rPr>
-          <w:lang w:val="x-none" w:eastAsia="x-none"/>
-        </w:rPr>
-        <w:t>nomor telpon</w:t>
-      </w:r>
-      <w:r>
-        <w:rPr>
-          <w:lang w:val="x-none" w:eastAsia="x-none"/>
-        </w:rPr>
-        <w:t xml:space="preserve"> dari user. Komponen ke</w:t>
-      </w:r>
-      <w:r>
-        <w:rPr>
-          <w:lang w:val="x-none" w:eastAsia="x-none"/>
-        </w:rPr>
-        <w:t>tiga</w:t>
-      </w:r>
-      <w:r>
-        <w:rPr>
-          <w:lang w:val="x-none" w:eastAsia="x-none"/>
-        </w:rPr>
-        <w:t xml:space="preserve"> merupakan textbox yang mana untuk memberi inputan berupa nomor </w:t>
-      </w:r>
-      <w:r>
-        <w:rPr>
-          <w:lang w:val="x-none" w:eastAsia="x-none"/>
-        </w:rPr>
-        <w:t>nama pegawai</w:t>
-      </w:r>
-      <w:r>
-        <w:rPr>
-          <w:lang w:val="x-none" w:eastAsia="x-none"/>
-        </w:rPr>
-        <w:t xml:space="preserve"> dari user. Komponen ke</w:t>
-      </w:r>
-      <w:r>
-        <w:rPr>
-          <w:lang w:val="x-none" w:eastAsia="x-none"/>
-        </w:rPr>
-        <w:t>empat</w:t>
-      </w:r>
-      <w:r>
-        <w:rPr>
-          <w:lang w:val="x-none" w:eastAsia="x-none"/>
-        </w:rPr>
-        <w:t xml:space="preserve"> merupakan textbox yang mana untuk memberi inputan berupa </w:t>
-      </w:r>
-      <w:r>
-        <w:rPr>
-          <w:lang w:val="x-none" w:eastAsia="x-none"/>
-        </w:rPr>
-        <w:t>jabatan</w:t>
-      </w:r>
-      <w:r>
-        <w:rPr>
-          <w:lang w:val="x-none" w:eastAsia="x-none"/>
-        </w:rPr>
-        <w:t xml:space="preserve"> nama pegawai dari user. Komponen ke</w:t>
-      </w:r>
-      <w:r>
-        <w:rPr>
-          <w:lang w:val="x-none" w:eastAsia="x-none"/>
-        </w:rPr>
-        <w:t>lima</w:t>
-      </w:r>
-      <w:r>
-        <w:rPr>
-          <w:lang w:val="x-none" w:eastAsia="x-none"/>
-        </w:rPr>
-        <w:t xml:space="preserve"> merupakan textbox yang mana untuk memberi inputan berupa </w:t>
-      </w:r>
-      <w:r>
-        <w:rPr>
-          <w:lang w:val="x-none" w:eastAsia="x-none"/>
-        </w:rPr>
-        <w:t>jumlah jam kerja</w:t>
-      </w:r>
-      <w:r>
-        <w:rPr>
-          <w:lang w:val="x-none" w:eastAsia="x-none"/>
-        </w:rPr>
-        <w:t xml:space="preserve"> nama pegawai dari user. Komponen </w:t>
-      </w:r>
-      <w:r>
-        <w:rPr>
-          <w:lang w:val="x-none" w:eastAsia="x-none"/>
-        </w:rPr>
-        <w:t>keenam</w:t>
-      </w:r>
-      <w:r>
-        <w:rPr>
-          <w:lang w:val="x-none" w:eastAsia="x-none"/>
-        </w:rPr>
-        <w:t xml:space="preserve"> merupakan textbox yang mana untuk memberi inputan berupa </w:t>
-      </w:r>
-      <w:r>
-        <w:rPr>
-          <w:lang w:val="x-none" w:eastAsia="x-none"/>
-        </w:rPr>
-        <w:t>rate pegawai</w:t>
-      </w:r>
-      <w:r>
-        <w:rPr>
-          <w:lang w:val="x-none" w:eastAsia="x-none"/>
-        </w:rPr>
-        <w:t xml:space="preserve"> nama pegawai dari user. Komponen </w:t>
-      </w:r>
-      <w:r>
-        <w:rPr>
-          <w:lang w:val="x-none" w:eastAsia="x-none"/>
-        </w:rPr>
-        <w:t>ketujuh</w:t>
-      </w:r>
-      <w:r>
-        <w:rPr>
-          <w:lang w:val="x-none" w:eastAsia="x-none"/>
-        </w:rPr>
-        <w:t xml:space="preserve"> merupakan textbox yang mana untuk memberi inputan berupa </w:t>
-      </w:r>
-      <w:r>
-        <w:rPr>
-          <w:lang w:val="x-none" w:eastAsia="x-none"/>
-        </w:rPr>
-        <w:t xml:space="preserve">tambahan lain </w:t>
-      </w:r>
-      <w:r>
-        <w:rPr>
-          <w:lang w:val="x-none" w:eastAsia="x-none"/>
-        </w:rPr>
-        <w:t xml:space="preserve"> dari user. Komponen </w:t>
-      </w:r>
-      <w:r>
-        <w:rPr>
-          <w:lang w:val="x-none" w:eastAsia="x-none"/>
-        </w:rPr>
-        <w:t>kedelapan</w:t>
-      </w:r>
-      <w:r>
-        <w:rPr>
-          <w:lang w:val="x-none" w:eastAsia="x-none"/>
-        </w:rPr>
-        <w:t xml:space="preserve"> merupakan textbox yang mana untuk memberi inputan berupa </w:t>
-      </w:r>
-      <w:r>
-        <w:rPr>
-          <w:lang w:val="x-none" w:eastAsia="x-none"/>
-        </w:rPr>
-        <w:t>keterangan</w:t>
-      </w:r>
-      <w:r>
-        <w:rPr>
-          <w:lang w:val="x-none" w:eastAsia="x-none"/>
-        </w:rPr>
-        <w:t xml:space="preserve"> dari user. Komponen </w:t>
-      </w:r>
-      <w:r>
-        <w:rPr>
-          <w:lang w:val="x-none" w:eastAsia="x-none"/>
-        </w:rPr>
-        <w:t>kesembilan</w:t>
-      </w:r>
-      <w:r>
-        <w:rPr>
-          <w:lang w:val="x-none" w:eastAsia="x-none"/>
-        </w:rPr>
-        <w:t xml:space="preserve"> merupakan textbox yang mana untuk memberi inputan berupa </w:t>
-      </w:r>
-      <w:r>
-        <w:rPr>
-          <w:lang w:val="x-none" w:eastAsia="x-none"/>
-        </w:rPr>
-        <w:t>total</w:t>
-      </w:r>
-      <w:r>
-        <w:rPr>
-          <w:lang w:val="x-none" w:eastAsia="x-none"/>
-        </w:rPr>
-        <w:t xml:space="preserve"> dari user. Komponen </w:t>
-      </w:r>
-      <w:r>
-        <w:rPr>
-          <w:lang w:val="x-none" w:eastAsia="x-none"/>
-        </w:rPr>
-        <w:t>kesepuluh</w:t>
-      </w:r>
-      <w:r>
-        <w:rPr>
-          <w:lang w:val="x-none" w:eastAsia="x-none"/>
-        </w:rPr>
-        <w:t xml:space="preserve"> merupakan textbox yang mana untuk memberi inputan berupa </w:t>
-      </w:r>
-      <w:r>
-        <w:rPr>
-          <w:lang w:val="x-none" w:eastAsia="x-none"/>
-        </w:rPr>
-        <w:t>nomor rekening</w:t>
-      </w:r>
-      <w:r>
-        <w:rPr>
-          <w:lang w:val="x-none" w:eastAsia="x-none"/>
-        </w:rPr>
-        <w:t xml:space="preserve"> dari user. Komponen </w:t>
-      </w:r>
-      <w:r>
-        <w:rPr>
-          <w:lang w:val="x-none" w:eastAsia="x-none"/>
-        </w:rPr>
-        <w:t>kesebelas</w:t>
-      </w:r>
-      <w:r>
-        <w:rPr>
-          <w:lang w:val="x-none" w:eastAsia="x-none"/>
-        </w:rPr>
-        <w:t xml:space="preserve"> merupakan textbox yang mana untuk memberi inputan berupa </w:t>
+        <w:t xml:space="preserve">pada gambar diatas merupakan tampilan pada halaman Gaji Pegawai yang terdapat pada website ini. Kompenen pertama adalah textbox yang mana untuk memberi inputan berupa ID pegawai dari gaji pegawai yang bersifat auto generate. Komponen kedua merupakan textbox yang mana untuk memberi inputan berupa nomor telpon dari user. Komponen ketiga merupakan textbox yang mana untuk memberi inputan berupa nomor nama pegawai dari user. Komponen keempat merupakan textbox yang mana untuk memberi inputan berupa jabatan nama pegawai dari user. Komponen kelima merupakan textbox yang mana untuk memberi inputan berupa jumlah jam kerja nama pegawai dari user. Komponen keenam merupakan textbox yang mana untuk memberi inputan berupa rate pegawai nama pegawai dari user. Komponen ketujuh merupakan textbox yang mana untuk memberi inputan berupa tambahan lain  dari user. Komponen kedelapan merupakan textbox yang mana untuk memberi inputan berupa keterangan dari user. Komponen kesembilan merupakan textbox yang mana untuk memberi inputan berupa total dari user. Komponen kesepuluh merupakan textbox yang mana untuk memberi inputan berupa nomor rekening dari user. Komponen kesebelas merupakan textbox yang mana untuk memberi inputan berupa </w:t>
       </w:r>
       <w:r>
         <w:rPr>
@@ -15951,57 +15586,20 @@
           <w:rFonts w:ascii="Times New Roman" w:hAnsi="Times New Roman"/>
           <w:i w:val="0"/>
         </w:rPr>
-        <w:t xml:space="preserve">Desain Halaman </w:t>
-      </w:r>
-      <w:r>
-        <w:rPr>
-          <w:rFonts w:ascii="Times New Roman" w:hAnsi="Times New Roman"/>
-          <w:i w:val="0"/>
-        </w:rPr>
-        <w:t>Pencatatan Rekening</w:t>
-      </w:r>
-    </w:p>
-    <w:p>
-      <w:pPr>
-        <w:rPr>
-          <w:lang w:val="x-none" w:eastAsia="x-none"/>
-        </w:rPr>
-      </w:pPr>
-      <w:r>
-        <w:rPr>
-          <w:lang w:val="x-none" w:eastAsia="x-none"/>
-        </w:rPr>
-        <w:t xml:space="preserve">Halaman </w:t>
-      </w:r>
-      <w:r>
-        <w:rPr>
-          <w:lang w:val="x-none" w:eastAsia="x-none"/>
-        </w:rPr>
-        <w:t>pencatatan rekening</w:t>
-      </w:r>
-      <w:r>
-        <w:rPr>
-          <w:lang w:val="x-none" w:eastAsia="x-none"/>
-        </w:rPr>
-        <w:t xml:space="preserve"> adalah halaman dimana user dapat melihat daftar </w:t>
-      </w:r>
-      <w:r>
-        <w:rPr>
-          <w:lang w:val="x-none" w:eastAsia="x-none"/>
-        </w:rPr>
-        <w:t xml:space="preserve">rekening partner mereka </w:t>
-      </w:r>
-      <w:r>
-        <w:rPr>
-          <w:lang w:val="x-none" w:eastAsia="x-none"/>
-        </w:rPr>
-        <w:t>berikut dengan list nya beserta user dapat mengedit, menambah dan menghapus  list gaji pegawai tersebut.</w:t>
-      </w:r>
-      <w:r>
-        <w:rPr>
-          <w:lang w:val="x-none" w:eastAsia="x-none"/>
-        </w:rPr>
-        <w:t xml:space="preserve"> </w:t>
+        <w:t>Desain Halaman Pencatatan Rekening</w:t>
+      </w:r>
+    </w:p>
+    <w:p>
+      <w:pPr>
+        <w:rPr>
+          <w:lang w:val="x-none" w:eastAsia="x-none"/>
+        </w:rPr>
+      </w:pPr>
+      <w:r>
+        <w:rPr>
+          <w:lang w:val="x-none" w:eastAsia="x-none"/>
+        </w:rPr>
+        <w:t xml:space="preserve">Halaman pencatatan rekening adalah halaman dimana user dapat melihat daftar rekening partner mereka berikut dengan list nya beserta user dapat mengedit, menambah dan menghapus  list gaji pegawai tersebut. </w:t>
       </w:r>
     </w:p>
     <w:p>
@@ -16097,55 +15695,7 @@
         <w:rPr>
           <w:lang w:val="x-none" w:eastAsia="x-none"/>
         </w:rPr>
-        <w:t xml:space="preserve">pada gambar diatas merupakan tampilan pada halaman </w:t>
-      </w:r>
-      <w:r>
-        <w:rPr>
-          <w:lang w:val="x-none" w:eastAsia="x-none"/>
-        </w:rPr>
-        <w:t xml:space="preserve">Pencatatan rekening </w:t>
-      </w:r>
-      <w:r>
-        <w:rPr>
-          <w:lang w:val="x-none" w:eastAsia="x-none"/>
-        </w:rPr>
-        <w:t xml:space="preserve">yang terdapat pada website ini. Kompenen pertama adalah tombol tambah data yang berguna untuk menuju ke halaman form </w:t>
-      </w:r>
-      <w:r>
-        <w:rPr>
-          <w:lang w:val="x-none" w:eastAsia="x-none"/>
-        </w:rPr>
-        <w:t xml:space="preserve">pecatatan rekening </w:t>
-      </w:r>
-      <w:r>
-        <w:rPr>
-          <w:lang w:val="x-none" w:eastAsia="x-none"/>
-        </w:rPr>
-        <w:t xml:space="preserve">yang digunakan untuk menambah data pada </w:t>
-      </w:r>
-      <w:r>
-        <w:rPr>
-          <w:lang w:val="x-none" w:eastAsia="x-none"/>
-        </w:rPr>
-        <w:t>pencatatan rekening</w:t>
-      </w:r>
-      <w:r>
-        <w:rPr>
-          <w:lang w:val="x-none" w:eastAsia="x-none"/>
-        </w:rPr>
-        <w:t xml:space="preserve">. Komponen kedua merupakan tombol edit yang berfungsi untuk navigasi menuju halaman edit pada gaji. Dan komponen ketiga adalah tombol bertuliskan delete yang berfungsi untuk menghapus data pada </w:t>
-      </w:r>
-      <w:r>
-        <w:rPr>
-          <w:lang w:val="x-none" w:eastAsia="x-none"/>
-        </w:rPr>
-        <w:t>pencatatan rekening</w:t>
-      </w:r>
-      <w:r>
-        <w:rPr>
-          <w:lang w:val="x-none" w:eastAsia="x-none"/>
-        </w:rPr>
-        <w:t>.</w:t>
+        <w:t>pada gambar diatas merupakan tampilan pada halaman Pencatatan rekening yang terdapat pada website ini. Kompenen pertama adalah tombol tambah data yang berguna untuk menuju ke halaman form pecatatan rekening yang digunakan untuk menambah data pada pencatatan rekening. Komponen kedua merupakan tombol edit yang berfungsi untuk navigasi menuju halaman edit pada gaji. Dan komponen ketiga adalah tombol bertuliskan delete yang berfungsi untuk menghapus data pada pencatatan rekening.</w:t>
       </w:r>
     </w:p>
     <w:p>
@@ -16171,70 +15721,20 @@
           <w:rFonts w:ascii="Times New Roman" w:hAnsi="Times New Roman"/>
           <w:i w:val="0"/>
         </w:rPr>
-        <w:t xml:space="preserve">Desain Halaman </w:t>
-      </w:r>
-      <w:r>
-        <w:rPr>
-          <w:rFonts w:ascii="Times New Roman" w:hAnsi="Times New Roman"/>
-          <w:i w:val="0"/>
-        </w:rPr>
-        <w:t xml:space="preserve">Form </w:t>
-      </w:r>
-      <w:r>
-        <w:rPr>
-          <w:rFonts w:ascii="Times New Roman" w:hAnsi="Times New Roman"/>
-          <w:i w:val="0"/>
-        </w:rPr>
-        <w:t>Pencatatan Rekening</w:t>
-      </w:r>
-    </w:p>
-    <w:p>
-      <w:pPr>
-        <w:rPr>
-          <w:lang w:val="x-none" w:eastAsia="x-none"/>
-        </w:rPr>
-      </w:pPr>
-      <w:r>
-        <w:rPr>
-          <w:lang w:val="x-none" w:eastAsia="x-none"/>
-        </w:rPr>
-        <w:t xml:space="preserve">Halaman Form </w:t>
-      </w:r>
-      <w:r>
-        <w:rPr>
-          <w:lang w:val="x-none" w:eastAsia="x-none"/>
-        </w:rPr>
-        <w:t xml:space="preserve">pencatatan rekening </w:t>
-      </w:r>
-      <w:r>
-        <w:rPr>
-          <w:lang w:val="x-none" w:eastAsia="x-none"/>
-        </w:rPr>
-        <w:t xml:space="preserve">adalah halaman dimana user dapat menginput data data terkait dengan </w:t>
-      </w:r>
-      <w:r>
-        <w:rPr>
-          <w:lang w:val="x-none" w:eastAsia="x-none"/>
-        </w:rPr>
-        <w:t xml:space="preserve">pencatatan rekening </w:t>
-      </w:r>
-      <w:r>
-        <w:rPr>
-          <w:lang w:val="x-none" w:eastAsia="x-none"/>
-        </w:rPr>
-        <w:t xml:space="preserve">agar dapat masuk kedalam database sehingga daat dilihat dan di tampilkan pada </w:t>
-      </w:r>
-      <w:r>
-        <w:rPr>
-          <w:lang w:val="x-none" w:eastAsia="x-none"/>
-        </w:rPr>
-        <w:t>pencatatan rekening</w:t>
-      </w:r>
-      <w:r>
-        <w:rPr>
-          <w:lang w:val="x-none" w:eastAsia="x-none"/>
-        </w:rPr>
-        <w:t>.</w:t>
+        <w:t>Desain Halaman Form Pencatatan Rekening</w:t>
+      </w:r>
+    </w:p>
+    <w:p>
+      <w:pPr>
+        <w:rPr>
+          <w:lang w:val="x-none" w:eastAsia="x-none"/>
+        </w:rPr>
+      </w:pPr>
+      <w:r>
+        <w:rPr>
+          <w:lang w:val="x-none" w:eastAsia="x-none"/>
+        </w:rPr>
+        <w:t>Halaman Form pencatatan rekening adalah halaman dimana user dapat menginput data data terkait dengan pencatatan rekening agar dapat masuk kedalam database sehingga daat dilihat dan di tampilkan pada pencatatan rekening.</w:t>
       </w:r>
     </w:p>
     <w:p>
@@ -16492,51 +15992,20 @@
           <w:rFonts w:ascii="Times New Roman" w:hAnsi="Times New Roman"/>
           <w:i w:val="0"/>
         </w:rPr>
-        <w:t xml:space="preserve">Desain Halaman Pencatatan </w:t>
-      </w:r>
-      <w:r>
-        <w:rPr>
-          <w:rFonts w:ascii="Times New Roman" w:hAnsi="Times New Roman"/>
-          <w:i w:val="0"/>
-        </w:rPr>
-        <w:t>masa depan</w:t>
-      </w:r>
-    </w:p>
-    <w:p>
-      <w:pPr>
-        <w:rPr>
-          <w:lang w:val="x-none" w:eastAsia="x-none"/>
-        </w:rPr>
-      </w:pPr>
-      <w:r>
-        <w:rPr>
-          <w:lang w:val="x-none" w:eastAsia="x-none"/>
-        </w:rPr>
-        <w:t xml:space="preserve">Halaman pencatatan </w:t>
-      </w:r>
-      <w:r>
-        <w:rPr>
-          <w:lang w:val="x-none" w:eastAsia="x-none"/>
-        </w:rPr>
-        <w:t>masa depan</w:t>
-      </w:r>
-      <w:r>
-        <w:rPr>
-          <w:lang w:val="x-none" w:eastAsia="x-none"/>
-        </w:rPr>
-        <w:t xml:space="preserve"> adalah halaman dimana user dapat melihat daftar rekening partner mereka berikut dengan list nya beserta user dapat mengedit, menambah dan menghapus list </w:t>
-      </w:r>
-      <w:r>
-        <w:rPr>
-          <w:lang w:val="x-none" w:eastAsia="x-none"/>
-        </w:rPr>
-        <w:t>pencatatan masa depan</w:t>
-      </w:r>
-      <w:r>
-        <w:rPr>
-          <w:lang w:val="x-none" w:eastAsia="x-none"/>
-        </w:rPr>
-        <w:t xml:space="preserve"> tersebut. </w:t>
+        <w:t>Desain Halaman Pencatatan masa depan</w:t>
+      </w:r>
+    </w:p>
+    <w:p>
+      <w:pPr>
+        <w:rPr>
+          <w:lang w:val="x-none" w:eastAsia="x-none"/>
+        </w:rPr>
+      </w:pPr>
+      <w:r>
+        <w:rPr>
+          <w:lang w:val="x-none" w:eastAsia="x-none"/>
+        </w:rPr>
+        <w:t xml:space="preserve">Halaman pencatatan masa depan adalah halaman dimana user dapat melihat daftar rekening partner mereka berikut dengan list nya beserta user dapat mengedit, menambah dan menghapus list pencatatan masa depan tersebut. </w:t>
       </w:r>
     </w:p>
     <w:p>
@@ -16619,88 +16088,20 @@
           <w:bCs/>
           <w:lang w:val="x-none" w:eastAsia="x-none"/>
         </w:rPr>
-        <w:t xml:space="preserve"> pencatatan </w:t>
-      </w:r>
-      <w:r>
-        <w:rPr>
-          <w:b/>
-          <w:bCs/>
-          <w:lang w:val="x-none" w:eastAsia="x-none"/>
-        </w:rPr>
-        <w:t>masa depan</w:t>
-      </w:r>
-    </w:p>
-    <w:p>
-      <w:pPr>
-        <w:rPr>
-          <w:lang w:val="x-none" w:eastAsia="x-none"/>
-        </w:rPr>
-      </w:pPr>
-      <w:r>
-        <w:rPr>
-          <w:lang w:val="x-none" w:eastAsia="x-none"/>
-        </w:rPr>
-        <w:t xml:space="preserve">pada gambar diatas merupakan tampilan pada halaman Pencatatan </w:t>
-      </w:r>
-      <w:r>
-        <w:rPr>
-          <w:lang w:val="x-none" w:eastAsia="x-none"/>
-        </w:rPr>
-        <w:t>masa depan</w:t>
-      </w:r>
-      <w:r>
-        <w:rPr>
-          <w:lang w:val="x-none" w:eastAsia="x-none"/>
-        </w:rPr>
-        <w:t xml:space="preserve"> yang terdapat pada website ini. Kompenen pertama adalah tombol tambah data yang berguna untuk menuju ke halaman form pecatatan </w:t>
-      </w:r>
-      <w:r>
-        <w:rPr>
-          <w:lang w:val="x-none" w:eastAsia="x-none"/>
-        </w:rPr>
-        <w:t>masa depan</w:t>
-      </w:r>
-      <w:r>
-        <w:rPr>
-          <w:lang w:val="x-none" w:eastAsia="x-none"/>
-        </w:rPr>
-        <w:t xml:space="preserve"> yang digunakan untuk menambah data pada pencatatan </w:t>
-      </w:r>
-      <w:r>
-        <w:rPr>
-          <w:lang w:val="x-none" w:eastAsia="x-none"/>
-        </w:rPr>
-        <w:t>masa depan</w:t>
-      </w:r>
-      <w:r>
-        <w:rPr>
-          <w:lang w:val="x-none" w:eastAsia="x-none"/>
-        </w:rPr>
-        <w:t xml:space="preserve">. Komponen kedua merupakan tombol edit yang berfungsi untuk navigasi menuju halaman edit pada </w:t>
-      </w:r>
-      <w:r>
-        <w:rPr>
-          <w:lang w:val="x-none" w:eastAsia="x-none"/>
-        </w:rPr>
-        <w:t>pencatatan masa depan</w:t>
-      </w:r>
-      <w:r>
-        <w:rPr>
-          <w:lang w:val="x-none" w:eastAsia="x-none"/>
-        </w:rPr>
-        <w:t xml:space="preserve">. Dan komponen ketiga adalah tombol bertuliskan delete yang berfungsi untuk menghapus data pada pencatatan </w:t>
-      </w:r>
-      <w:r>
-        <w:rPr>
-          <w:lang w:val="x-none" w:eastAsia="x-none"/>
-        </w:rPr>
-        <w:t>masa depan</w:t>
-      </w:r>
-      <w:r>
-        <w:rPr>
-          <w:lang w:val="x-none" w:eastAsia="x-none"/>
-        </w:rPr>
-        <w:t>.</w:t>
+        <w:t xml:space="preserve"> pencatatan masa depan</w:t>
+      </w:r>
+    </w:p>
+    <w:p>
+      <w:pPr>
+        <w:rPr>
+          <w:lang w:val="x-none" w:eastAsia="x-none"/>
+        </w:rPr>
+      </w:pPr>
+      <w:r>
+        <w:rPr>
+          <w:lang w:val="x-none" w:eastAsia="x-none"/>
+        </w:rPr>
+        <w:t>pada gambar diatas merupakan tampilan pada halaman Pencatatan masa depan yang terdapat pada website ini. Kompenen pertama adalah tombol tambah data yang berguna untuk menuju ke halaman form pecatatan masa depan yang digunakan untuk menambah data pada pencatatan masa depan. Komponen kedua merupakan tombol edit yang berfungsi untuk navigasi menuju halaman edit pada pencatatan masa depan. Dan komponen ketiga adalah tombol bertuliskan delete yang berfungsi untuk menghapus data pada pencatatan masa depan.</w:t>
       </w:r>
     </w:p>
     <w:p>
@@ -16719,75 +16120,20 @@
           <w:rFonts w:ascii="Times New Roman" w:hAnsi="Times New Roman"/>
           <w:i w:val="0"/>
         </w:rPr>
-        <w:t xml:space="preserve">Desain Halaman Form Pencatatan </w:t>
-      </w:r>
-      <w:r>
-        <w:rPr>
-          <w:rFonts w:ascii="Times New Roman" w:hAnsi="Times New Roman"/>
-          <w:i w:val="0"/>
-        </w:rPr>
-        <w:t>Masa Depan</w:t>
-      </w:r>
-    </w:p>
-    <w:p>
-      <w:pPr>
-        <w:rPr>
-          <w:lang w:val="x-none" w:eastAsia="x-none"/>
-        </w:rPr>
-      </w:pPr>
-      <w:r>
-        <w:rPr>
-          <w:lang w:val="x-none" w:eastAsia="x-none"/>
-        </w:rPr>
-        <w:t xml:space="preserve">Halaman Form pencatatan </w:t>
-      </w:r>
-      <w:r>
-        <w:rPr>
-          <w:lang w:val="x-none" w:eastAsia="x-none"/>
-        </w:rPr>
-        <w:t>masa depan</w:t>
-      </w:r>
-      <w:r>
-        <w:rPr>
-          <w:lang w:val="x-none" w:eastAsia="x-none"/>
-        </w:rPr>
-        <w:t xml:space="preserve"> adalah halaman dimana user dapat menginput data data terkait dengan pencatatan </w:t>
-      </w:r>
-      <w:r>
-        <w:rPr>
-          <w:lang w:val="x-none" w:eastAsia="x-none"/>
-        </w:rPr>
-        <w:t>masa depan</w:t>
-      </w:r>
-      <w:r>
-        <w:rPr>
-          <w:lang w:val="x-none" w:eastAsia="x-none"/>
-        </w:rPr>
-        <w:t xml:space="preserve"> agar dapat masuk kedalam database sehingga daat dilihat dan di tampilkan pada </w:t>
-      </w:r>
-      <w:r>
-        <w:rPr>
-          <w:lang w:val="x-none" w:eastAsia="x-none"/>
-        </w:rPr>
-        <w:t xml:space="preserve">halaman </w:t>
-      </w:r>
-      <w:r>
-        <w:rPr>
-          <w:lang w:val="x-none" w:eastAsia="x-none"/>
-        </w:rPr>
-        <w:t xml:space="preserve">pencatatan </w:t>
-      </w:r>
-      <w:r>
-        <w:rPr>
-          <w:lang w:val="x-none" w:eastAsia="x-none"/>
-        </w:rPr>
-        <w:t>masa depan</w:t>
-      </w:r>
-      <w:r>
-        <w:rPr>
-          <w:lang w:val="x-none" w:eastAsia="x-none"/>
-        </w:rPr>
-        <w:t>.</w:t>
+        <w:t>Desain Halaman Form Pencatatan Masa Depan</w:t>
+      </w:r>
+    </w:p>
+    <w:p>
+      <w:pPr>
+        <w:rPr>
+          <w:lang w:val="x-none" w:eastAsia="x-none"/>
+        </w:rPr>
+      </w:pPr>
+      <w:r>
+        <w:rPr>
+          <w:lang w:val="x-none" w:eastAsia="x-none"/>
+        </w:rPr>
+        <w:t>Halaman Form pencatatan masa depan adalah halaman dimana user dapat menginput data data terkait dengan pencatatan masa depan agar dapat masuk kedalam database sehingga daat dilihat dan di tampilkan pada halaman pencatatan masa depan.</w:t>
       </w:r>
     </w:p>
     <w:p>
@@ -16893,15 +16239,155 @@
           <w:bCs/>
           <w:lang w:val="x-none" w:eastAsia="x-none"/>
         </w:rPr>
-        <w:t xml:space="preserve">pencatatan </w:t>
-      </w:r>
-      <w:r>
+        <w:t>pencatatan masa depan</w:t>
+      </w:r>
+    </w:p>
+    <w:p>
+      <w:pPr>
+        <w:jc w:val="center"/>
         <w:rPr>
           <w:b/>
           <w:bCs/>
           <w:lang w:val="x-none" w:eastAsia="x-none"/>
         </w:rPr>
-        <w:t>masa depan</w:t>
+      </w:pPr>
+    </w:p>
+    <w:p>
+      <w:pPr>
+        <w:rPr>
+          <w:lang w:val="x-none" w:eastAsia="x-none"/>
+        </w:rPr>
+      </w:pPr>
+      <w:r>
+        <w:rPr>
+          <w:lang w:val="x-none" w:eastAsia="x-none"/>
+        </w:rPr>
+        <w:t>pada gambar diatas merupakan tampilan pada halaman pencatatan masa depan yang terdapat pada website ini. Kompenen pertama adalah textbox yang mana untuk memberi inputan berupa kode pencatatan dari pencatatan masa depan yang bersifat auto generate. Komponen kedua merupakan textbox yang mana untuk memberi inputan berupa nama pencatatan dari user. Komponen ketiga merupakan textbox yang mana untuk memberi inputan berupa jumlah pencatatan dari user. Komponen keempat merupakan textbox yang mana untuk memberi inputan berupa harga dari user. Komponen kelima merupakan textbox yang mana untuk memberi inputan berupa keterangan dari user. Komponen keenam merupakan tombol submit untuk mentransfer data ke database pencatatan masa depan.</w:t>
+      </w:r>
+    </w:p>
+    <w:p>
+      <w:pPr>
+        <w:pStyle w:val="Heading2"/>
+        <w:keepLines/>
+        <w:spacing w:before="360" w:after="80"/>
+        <w:ind w:left="720" w:hanging="720"/>
+        <w:rPr>
+          <w:rFonts w:ascii="Times New Roman" w:hAnsi="Times New Roman"/>
+          <w:i w:val="0"/>
+        </w:rPr>
+      </w:pPr>
+      <w:r>
+        <w:rPr>
+          <w:rFonts w:ascii="Times New Roman" w:hAnsi="Times New Roman"/>
+          <w:i w:val="0"/>
+        </w:rPr>
+        <w:t xml:space="preserve">Desain Halaman </w:t>
+      </w:r>
+      <w:r>
+        <w:rPr>
+          <w:rFonts w:ascii="Times New Roman" w:hAnsi="Times New Roman"/>
+          <w:i w:val="0"/>
+        </w:rPr>
+        <w:t xml:space="preserve">detail </w:t>
+      </w:r>
+      <w:r>
+        <w:rPr>
+          <w:rFonts w:ascii="Times New Roman" w:hAnsi="Times New Roman"/>
+          <w:i w:val="0"/>
+        </w:rPr>
+        <w:t>biaya operational proyek</w:t>
+      </w:r>
+      <w:r>
+        <w:rPr>
+          <w:rFonts w:ascii="Times New Roman" w:hAnsi="Times New Roman"/>
+          <w:i w:val="0"/>
+        </w:rPr>
+        <w:t xml:space="preserve"> </w:t>
+      </w:r>
+    </w:p>
+    <w:p>
+      <w:pPr>
+        <w:rPr>
+          <w:lang w:val="x-none" w:eastAsia="x-none"/>
+        </w:rPr>
+      </w:pPr>
+      <w:r>
+        <w:rPr>
+          <w:lang w:val="x-none" w:eastAsia="x-none"/>
+        </w:rPr>
+        <w:t xml:space="preserve">Halaman </w:t>
+      </w:r>
+      <w:r>
+        <w:rPr>
+          <w:lang w:val="x-none" w:eastAsia="x-none"/>
+        </w:rPr>
+        <w:t>biaya operational proyek</w:t>
+      </w:r>
+      <w:r>
+        <w:rPr>
+          <w:lang w:val="x-none" w:eastAsia="x-none"/>
+        </w:rPr>
+        <w:t xml:space="preserve"> adalah halaman dimana user dapat melihat </w:t>
+      </w:r>
+      <w:r>
+        <w:rPr>
+          <w:lang w:val="x-none" w:eastAsia="x-none"/>
+        </w:rPr>
+        <w:t>header biaya operational proyek</w:t>
+      </w:r>
+      <w:r>
+        <w:rPr>
+          <w:lang w:val="x-none" w:eastAsia="x-none"/>
+        </w:rPr>
+        <w:t xml:space="preserve"> berikut dengan list nya beserta user dapat mengedit, menambah dan menghapus list pencatatan masa depan tersebut. </w:t>
+      </w:r>
+    </w:p>
+    <w:p>
+      <w:pPr>
+        <w:rPr>
+          <w:lang w:val="x-none" w:eastAsia="x-none"/>
+        </w:rPr>
+      </w:pPr>
+      <w:r>
+        <w:rPr>
+          <w:noProof/>
+        </w:rPr>
+        <w:lastRenderedPageBreak/>
+        <w:drawing>
+          <wp:inline distT="0" distB="0" distL="0" distR="0" wp14:anchorId="65FA2FDA" wp14:editId="746A10F0">
+            <wp:extent cx="5731510" cy="3222625"/>
+            <wp:effectExtent l="0" t="0" r="2540" b="0"/>
+            <wp:docPr id="1135159169" name="Picture 1"/>
+            <wp:cNvGraphicFramePr>
+              <a:graphicFrameLocks xmlns:a="http://schemas.openxmlformats.org/drawingml/2006/main" noChangeAspect="1"/>
+            </wp:cNvGraphicFramePr>
+            <a:graphic xmlns:a="http://schemas.openxmlformats.org/drawingml/2006/main">
+              <a:graphicData uri="http://schemas.openxmlformats.org/drawingml/2006/picture">
+                <pic:pic xmlns:pic="http://schemas.openxmlformats.org/drawingml/2006/picture">
+                  <pic:nvPicPr>
+                    <pic:cNvPr id="1135159169" name=""/>
+                    <pic:cNvPicPr/>
+                  </pic:nvPicPr>
+                  <pic:blipFill>
+                    <a:blip r:embed="rId12"/>
+                    <a:stretch>
+                      <a:fillRect/>
+                    </a:stretch>
+                  </pic:blipFill>
+                  <pic:spPr>
+                    <a:xfrm>
+                      <a:off x="0" y="0"/>
+                      <a:ext cx="5731510" cy="3222625"/>
+                    </a:xfrm>
+                    <a:prstGeom prst="rect">
+                      <a:avLst/>
+                    </a:prstGeom>
+                  </pic:spPr>
+                </pic:pic>
+              </a:graphicData>
+            </a:graphic>
+          </wp:inline>
+        </w:drawing>
       </w:r>
     </w:p>
     <w:p>
@@ -16913,141 +16399,3864 @@
           <w:lang w:val="x-none" w:eastAsia="x-none"/>
         </w:rPr>
       </w:pPr>
-    </w:p>
-    <w:p>
-      <w:pPr>
-        <w:rPr>
-          <w:lang w:val="x-none" w:eastAsia="x-none"/>
-        </w:rPr>
-      </w:pPr>
-      <w:r>
-        <w:rPr>
-          <w:lang w:val="x-none" w:eastAsia="x-none"/>
-        </w:rPr>
-        <w:t xml:space="preserve">pada gambar diatas merupakan tampilan pada halaman pencatatan </w:t>
-      </w:r>
-      <w:r>
-        <w:rPr>
-          <w:lang w:val="x-none" w:eastAsia="x-none"/>
-        </w:rPr>
-        <w:t>masa depan</w:t>
-      </w:r>
-      <w:r>
-        <w:rPr>
-          <w:lang w:val="x-none" w:eastAsia="x-none"/>
-        </w:rPr>
-        <w:t xml:space="preserve"> yang terdapat pada website ini. Kompenen pertama adalah textbox yang mana untuk memberi inputan berupa kode </w:t>
-      </w:r>
-      <w:r>
-        <w:rPr>
-          <w:lang w:val="x-none" w:eastAsia="x-none"/>
-        </w:rPr>
-        <w:t>pencatatan</w:t>
-      </w:r>
-      <w:r>
-        <w:rPr>
-          <w:lang w:val="x-none" w:eastAsia="x-none"/>
-        </w:rPr>
-        <w:t xml:space="preserve"> dari pencatatan </w:t>
-      </w:r>
-      <w:r>
-        <w:rPr>
-          <w:lang w:val="x-none" w:eastAsia="x-none"/>
-        </w:rPr>
-        <w:t>masa depan</w:t>
-      </w:r>
-      <w:r>
-        <w:rPr>
-          <w:lang w:val="x-none" w:eastAsia="x-none"/>
-        </w:rPr>
-        <w:t xml:space="preserve"> yang bersifat auto generate. Komponen kedua merupakan textbox yang mana untuk memberi inputan berupa nam</w:t>
-      </w:r>
-      <w:r>
-        <w:rPr>
-          <w:lang w:val="x-none" w:eastAsia="x-none"/>
-        </w:rPr>
-        <w:t xml:space="preserve">a pencatatan </w:t>
-      </w:r>
-      <w:r>
-        <w:rPr>
-          <w:lang w:val="x-none" w:eastAsia="x-none"/>
-        </w:rPr>
-        <w:t xml:space="preserve">dari user. Komponen ketiga merupakan textbox yang mana untuk memberi inputan berupa </w:t>
-      </w:r>
-      <w:r>
-        <w:rPr>
-          <w:lang w:val="x-none" w:eastAsia="x-none"/>
-        </w:rPr>
-        <w:t xml:space="preserve">jumlah pencatatan </w:t>
-      </w:r>
-      <w:r>
-        <w:rPr>
-          <w:lang w:val="x-none" w:eastAsia="x-none"/>
-        </w:rPr>
-        <w:t xml:space="preserve">dari user. Komponen keempat merupakan textbox yang mana untuk memberi inputan berupa </w:t>
-      </w:r>
-      <w:r>
-        <w:rPr>
-          <w:lang w:val="x-none" w:eastAsia="x-none"/>
-        </w:rPr>
-        <w:t xml:space="preserve">harga </w:t>
-      </w:r>
-      <w:r>
-        <w:rPr>
-          <w:lang w:val="x-none" w:eastAsia="x-none"/>
-        </w:rPr>
-        <w:t xml:space="preserve">dari user. Komponen kelima merupakan textbox yang mana untuk memberi inputan berupa </w:t>
-      </w:r>
-      <w:r>
-        <w:rPr>
-          <w:lang w:val="x-none" w:eastAsia="x-none"/>
-        </w:rPr>
-        <w:t>keterangan</w:t>
-      </w:r>
-      <w:r>
-        <w:rPr>
-          <w:lang w:val="x-none" w:eastAsia="x-none"/>
-        </w:rPr>
-        <w:t xml:space="preserve"> dari user. Komponen </w:t>
-      </w:r>
-      <w:r>
-        <w:rPr>
-          <w:lang w:val="x-none" w:eastAsia="x-none"/>
-        </w:rPr>
-        <w:t>keenam</w:t>
-      </w:r>
-      <w:r>
-        <w:rPr>
-          <w:lang w:val="x-none" w:eastAsia="x-none"/>
-        </w:rPr>
-        <w:t xml:space="preserve"> merupakan tombol submit untuk mentransfer data ke database pencatatan </w:t>
-      </w:r>
-      <w:r>
-        <w:rPr>
-          <w:lang w:val="x-none" w:eastAsia="x-none"/>
-        </w:rPr>
-        <w:t>masa depan</w:t>
-      </w:r>
-      <w:r>
-        <w:rPr>
-          <w:lang w:val="x-none" w:eastAsia="x-none"/>
-        </w:rPr>
-        <w:t>.</w:t>
-      </w:r>
-    </w:p>
-    <w:p>
-      <w:pPr>
-        <w:jc w:val="center"/>
+      <w:r>
         <w:rPr>
           <w:b/>
           <w:bCs/>
           <w:lang w:val="x-none" w:eastAsia="x-none"/>
         </w:rPr>
-      </w:pPr>
+        <w:t>Gambar 5.1.1</w:t>
+      </w:r>
+      <w:r>
+        <w:rPr>
+          <w:b/>
+          <w:bCs/>
+          <w:lang w:val="x-none" w:eastAsia="x-none"/>
+        </w:rPr>
+        <w:br/>
+        <w:t xml:space="preserve">Desain Halaman </w:t>
+      </w:r>
+      <w:r>
+        <w:rPr>
+          <w:b/>
+          <w:bCs/>
+          <w:lang w:val="x-none" w:eastAsia="x-none"/>
+        </w:rPr>
+        <w:t>biaya operational proyek</w:t>
+      </w:r>
+    </w:p>
+    <w:p>
+      <w:pPr>
+        <w:rPr>
+          <w:lang w:val="x-none" w:eastAsia="x-none"/>
+        </w:rPr>
+      </w:pPr>
+      <w:r>
+        <w:rPr>
+          <w:lang w:val="x-none" w:eastAsia="x-none"/>
+        </w:rPr>
+        <w:t xml:space="preserve">pada gambar diatas merupakan tampilan pada halaman </w:t>
+      </w:r>
+      <w:r>
+        <w:rPr>
+          <w:lang w:val="x-none" w:eastAsia="x-none"/>
+        </w:rPr>
+        <w:t>biaya operational proyek</w:t>
+      </w:r>
+      <w:r>
+        <w:rPr>
+          <w:lang w:val="x-none" w:eastAsia="x-none"/>
+        </w:rPr>
+        <w:t xml:space="preserve"> yang terdapat pada website ini. Kompenen pertama adalah tombol tambah data yang berguna untuk menuju ke halaman form halaman biaya operational proyek yang digunakan untuk menambah data pada pencatatan masa depan. Komponen kedua merupakan tombol edit yang berfungsi untuk navigasi menuju halaman edit pada halaman biaya operational proyek. Dan komponen ketiga adalah tombol bertuliskan delete yang berfungsi untuk menghapus data pada halaman biaya operational proyek.</w:t>
+      </w:r>
+      <w:r>
+        <w:rPr>
+          <w:lang w:val="x-none" w:eastAsia="x-none"/>
+        </w:rPr>
+        <w:t xml:space="preserve">komponen empat tambah detil adalah </w:t>
+      </w:r>
+      <w:r>
+        <w:rPr>
+          <w:lang w:val="x-none" w:eastAsia="x-none"/>
+        </w:rPr>
+        <w:t>tombol tersebut berfungsi untuk navigasi menuju halaman detil biaya operational proyek.</w:t>
+      </w:r>
+    </w:p>
+    <w:p>
+      <w:pPr>
+        <w:pStyle w:val="Heading2"/>
+        <w:keepLines/>
+        <w:spacing w:before="360" w:after="80"/>
+        <w:ind w:left="720" w:hanging="720"/>
+        <w:rPr>
+          <w:rFonts w:ascii="Times New Roman" w:hAnsi="Times New Roman"/>
+          <w:i w:val="0"/>
+        </w:rPr>
+      </w:pPr>
+      <w:r>
+        <w:rPr>
+          <w:rFonts w:ascii="Times New Roman" w:hAnsi="Times New Roman"/>
+          <w:i w:val="0"/>
+        </w:rPr>
+        <w:t xml:space="preserve">Desain Halaman </w:t>
+      </w:r>
+      <w:r>
+        <w:rPr>
+          <w:rFonts w:ascii="Times New Roman" w:hAnsi="Times New Roman"/>
+          <w:i w:val="0"/>
+        </w:rPr>
+        <w:t xml:space="preserve">detail </w:t>
+      </w:r>
+      <w:r>
+        <w:rPr>
+          <w:rFonts w:ascii="Times New Roman" w:hAnsi="Times New Roman"/>
+          <w:i w:val="0"/>
+        </w:rPr>
+        <w:t xml:space="preserve">biaya operational proyek </w:t>
+      </w:r>
+    </w:p>
+    <w:p>
+      <w:pPr>
+        <w:rPr>
+          <w:lang w:val="x-none" w:eastAsia="x-none"/>
+        </w:rPr>
+      </w:pPr>
+      <w:r>
+        <w:rPr>
+          <w:lang w:val="x-none" w:eastAsia="x-none"/>
+        </w:rPr>
+        <w:t>Halaman</w:t>
+      </w:r>
+      <w:r>
+        <w:rPr>
+          <w:lang w:val="x-none" w:eastAsia="x-none"/>
+        </w:rPr>
+        <w:t xml:space="preserve"> detail</w:t>
+      </w:r>
+      <w:r>
+        <w:rPr>
+          <w:lang w:val="x-none" w:eastAsia="x-none"/>
+        </w:rPr>
+        <w:t xml:space="preserve"> biaya operational proyek adalah halaman dimana user dapat melihat detail biaya operational proyek berikut dengan list nya beserta user dapat mengedit, menambah dan menghapus list pencatatan masa depan tersebut. </w:t>
+      </w:r>
+    </w:p>
+    <w:p>
+      <w:pPr>
+        <w:rPr>
+          <w:lang w:val="x-none" w:eastAsia="x-none"/>
+        </w:rPr>
+      </w:pPr>
+      <w:r>
+        <w:rPr>
+          <w:noProof/>
+        </w:rPr>
+        <w:lastRenderedPageBreak/>
+        <w:drawing>
+          <wp:inline distT="0" distB="0" distL="0" distR="0" wp14:anchorId="1D23EFCB" wp14:editId="06B305B5">
+            <wp:extent cx="5731510" cy="3222625"/>
+            <wp:effectExtent l="0" t="0" r="2540" b="0"/>
+            <wp:docPr id="2121604859" name="Picture 1"/>
+            <wp:cNvGraphicFramePr>
+              <a:graphicFrameLocks xmlns:a="http://schemas.openxmlformats.org/drawingml/2006/main" noChangeAspect="1"/>
+            </wp:cNvGraphicFramePr>
+            <a:graphic xmlns:a="http://schemas.openxmlformats.org/drawingml/2006/main">
+              <a:graphicData uri="http://schemas.openxmlformats.org/drawingml/2006/picture">
+                <pic:pic xmlns:pic="http://schemas.openxmlformats.org/drawingml/2006/picture">
+                  <pic:nvPicPr>
+                    <pic:cNvPr id="2121604859" name=""/>
+                    <pic:cNvPicPr/>
+                  </pic:nvPicPr>
+                  <pic:blipFill>
+                    <a:blip r:embed="rId13"/>
+                    <a:stretch>
+                      <a:fillRect/>
+                    </a:stretch>
+                  </pic:blipFill>
+                  <pic:spPr>
+                    <a:xfrm>
+                      <a:off x="0" y="0"/>
+                      <a:ext cx="5731510" cy="3222625"/>
+                    </a:xfrm>
+                    <a:prstGeom prst="rect">
+                      <a:avLst/>
+                    </a:prstGeom>
+                  </pic:spPr>
+                </pic:pic>
+              </a:graphicData>
+            </a:graphic>
+          </wp:inline>
+        </w:drawing>
+      </w:r>
+      <w:r>
+        <w:rPr>
+          <w:noProof/>
+        </w:rPr>
+        <w:t xml:space="preserve"> </w:t>
+      </w:r>
     </w:p>
     <w:p>
       <w:pPr>
         <w:jc w:val="center"/>
+        <w:rPr>
+          <w:b/>
+          <w:bCs/>
+          <w:lang w:val="x-none" w:eastAsia="x-none"/>
+        </w:rPr>
+      </w:pPr>
+      <w:r>
+        <w:rPr>
+          <w:b/>
+          <w:bCs/>
+          <w:lang w:val="x-none" w:eastAsia="x-none"/>
+        </w:rPr>
+        <w:t>Gambar 5.1.1</w:t>
+      </w:r>
+      <w:r>
+        <w:rPr>
+          <w:b/>
+          <w:bCs/>
+          <w:lang w:val="x-none" w:eastAsia="x-none"/>
+        </w:rPr>
+        <w:br/>
+        <w:t xml:space="preserve">Desain Halaman </w:t>
+      </w:r>
+      <w:r>
+        <w:rPr>
+          <w:b/>
+          <w:bCs/>
+          <w:lang w:val="x-none" w:eastAsia="x-none"/>
+        </w:rPr>
+        <w:t>biaya operational proyek</w:t>
+      </w:r>
+    </w:p>
+    <w:p>
+      <w:pPr>
+        <w:rPr>
+          <w:lang w:val="x-none" w:eastAsia="x-none"/>
+        </w:rPr>
+      </w:pPr>
+      <w:r>
+        <w:rPr>
+          <w:lang w:val="x-none" w:eastAsia="x-none"/>
+        </w:rPr>
+        <w:t xml:space="preserve">pada gambar diatas merupakan tampilan pada halaman detail biaya operational proyek yang terdapat pada website ini. Kompenen pertama adalah tombol tambah data yang berguna untuk menuju ke halaman form detail biaya operational proyek yang digunakan untuk menambah data pada </w:t>
+      </w:r>
+      <w:r>
+        <w:rPr>
+          <w:lang w:val="x-none" w:eastAsia="x-none"/>
+        </w:rPr>
+        <w:t>detail biaya operational proyek</w:t>
+      </w:r>
+      <w:r>
+        <w:rPr>
+          <w:lang w:val="x-none" w:eastAsia="x-none"/>
+        </w:rPr>
+        <w:t>. Komponen kedua merupakan tombol edit yang berfungsi untuk navigasi menuju halaman edit pada halaman detail biaya operational proyek. Dan komponen ketiga adalah tombol bertuliskan delete yang berfungsi untuk menghapus data pada halaman detail biaya operational proyek.</w:t>
+      </w:r>
+    </w:p>
+    <w:p>
+      <w:pPr>
+        <w:rPr>
+          <w:lang w:val="x-none" w:eastAsia="x-none"/>
+        </w:rPr>
+      </w:pPr>
+    </w:p>
+    <w:p>
+      <w:pPr>
+        <w:pStyle w:val="Heading2"/>
+        <w:keepLines/>
+        <w:spacing w:before="360" w:after="80"/>
+        <w:ind w:left="720" w:hanging="720"/>
+        <w:rPr>
+          <w:rFonts w:ascii="Times New Roman" w:hAnsi="Times New Roman"/>
+          <w:i w:val="0"/>
+        </w:rPr>
+      </w:pPr>
+      <w:r>
+        <w:rPr>
+          <w:rFonts w:ascii="Times New Roman" w:hAnsi="Times New Roman"/>
+          <w:i w:val="0"/>
+        </w:rPr>
+        <w:t xml:space="preserve">Desain Halaman biaya </w:t>
+      </w:r>
+      <w:r>
+        <w:rPr>
+          <w:rFonts w:ascii="Times New Roman" w:hAnsi="Times New Roman"/>
+          <w:i w:val="0"/>
+        </w:rPr>
+        <w:t>pribadi</w:t>
+      </w:r>
+    </w:p>
+    <w:p>
+      <w:pPr>
+        <w:rPr>
+          <w:lang w:val="x-none" w:eastAsia="x-none"/>
+        </w:rPr>
+      </w:pPr>
+      <w:r>
+        <w:rPr>
+          <w:lang w:val="x-none" w:eastAsia="x-none"/>
+        </w:rPr>
+        <w:t xml:space="preserve">Halaman biaya </w:t>
+      </w:r>
+      <w:r>
+        <w:rPr>
+          <w:lang w:val="x-none" w:eastAsia="x-none"/>
+        </w:rPr>
+        <w:t>pribadi</w:t>
+      </w:r>
+      <w:r>
+        <w:rPr>
+          <w:lang w:val="x-none" w:eastAsia="x-none"/>
+        </w:rPr>
+        <w:t xml:space="preserve"> adalah halaman dimana user dapat melihat biaya pribadi berikut dengan list nya beserta user dapat mengedit, menambah dan menghapus list pencatatan masa depan tersebut. </w:t>
+      </w:r>
+    </w:p>
+    <w:p>
+      <w:pPr>
+        <w:rPr>
+          <w:lang w:val="x-none" w:eastAsia="x-none"/>
+        </w:rPr>
+      </w:pPr>
+      <w:r>
+        <w:rPr>
+          <w:noProof/>
+        </w:rPr>
+        <w:lastRenderedPageBreak/>
+        <w:drawing>
+          <wp:inline distT="0" distB="0" distL="0" distR="0" wp14:anchorId="1B7827BC" wp14:editId="6B992A8A">
+            <wp:extent cx="5731510" cy="3222625"/>
+            <wp:effectExtent l="0" t="0" r="2540" b="0"/>
+            <wp:docPr id="1140375010" name="Picture 1"/>
+            <wp:cNvGraphicFramePr>
+              <a:graphicFrameLocks xmlns:a="http://schemas.openxmlformats.org/drawingml/2006/main" noChangeAspect="1"/>
+            </wp:cNvGraphicFramePr>
+            <a:graphic xmlns:a="http://schemas.openxmlformats.org/drawingml/2006/main">
+              <a:graphicData uri="http://schemas.openxmlformats.org/drawingml/2006/picture">
+                <pic:pic xmlns:pic="http://schemas.openxmlformats.org/drawingml/2006/picture">
+                  <pic:nvPicPr>
+                    <pic:cNvPr id="1140375010" name=""/>
+                    <pic:cNvPicPr/>
+                  </pic:nvPicPr>
+                  <pic:blipFill>
+                    <a:blip r:embed="rId14"/>
+                    <a:stretch>
+                      <a:fillRect/>
+                    </a:stretch>
+                  </pic:blipFill>
+                  <pic:spPr>
+                    <a:xfrm>
+                      <a:off x="0" y="0"/>
+                      <a:ext cx="5731510" cy="3222625"/>
+                    </a:xfrm>
+                    <a:prstGeom prst="rect">
+                      <a:avLst/>
+                    </a:prstGeom>
+                  </pic:spPr>
+                </pic:pic>
+              </a:graphicData>
+            </a:graphic>
+          </wp:inline>
+        </w:drawing>
+      </w:r>
+      <w:r>
+        <w:rPr>
+          <w:noProof/>
+        </w:rPr>
+        <w:t xml:space="preserve"> </w:t>
+      </w:r>
+      <w:r>
+        <w:rPr>
+          <w:noProof/>
+        </w:rPr>
+        <w:t xml:space="preserve"> </w:t>
+      </w:r>
+    </w:p>
+    <w:p>
+      <w:pPr>
+        <w:jc w:val="center"/>
+        <w:rPr>
+          <w:b/>
+          <w:bCs/>
+          <w:lang w:val="x-none" w:eastAsia="x-none"/>
+        </w:rPr>
+      </w:pPr>
+      <w:r>
+        <w:rPr>
+          <w:b/>
+          <w:bCs/>
+          <w:lang w:val="x-none" w:eastAsia="x-none"/>
+        </w:rPr>
+        <w:t>Gambar 5.1.1</w:t>
+      </w:r>
+      <w:r>
+        <w:rPr>
+          <w:b/>
+          <w:bCs/>
+          <w:lang w:val="x-none" w:eastAsia="x-none"/>
+        </w:rPr>
+        <w:br/>
+        <w:t xml:space="preserve">Desain Halaman </w:t>
+      </w:r>
+      <w:r>
+        <w:rPr>
+          <w:b/>
+          <w:bCs/>
+          <w:lang w:val="x-none" w:eastAsia="x-none"/>
+        </w:rPr>
+        <w:t xml:space="preserve">biaya </w:t>
+      </w:r>
+      <w:r>
+        <w:rPr>
+          <w:b/>
+          <w:bCs/>
+          <w:lang w:val="x-none" w:eastAsia="x-none"/>
+        </w:rPr>
+        <w:t>pribadi</w:t>
+      </w:r>
+    </w:p>
+    <w:p>
+      <w:pPr>
+        <w:rPr>
+          <w:lang w:val="x-none" w:eastAsia="x-none"/>
+        </w:rPr>
+      </w:pPr>
+      <w:r>
+        <w:rPr>
+          <w:lang w:val="x-none" w:eastAsia="x-none"/>
+        </w:rPr>
+        <w:t>pada gambar diatas merupakan tampilan pada halaman biaya pribadi yang terdapat pada website ini. Kompenen pertama adalah tombol tambah data yang berguna untuk menuju ke halaman form biaya pribadi yang digunakan untuk menambah data pada biaya pribadi. Komponen kedua merupakan tombol edit yang berfungsi untuk navigasi menuju halaman edit pada halaman biaya pribadi. Dan komponen ketiga adalah tombol bertuliskan delete yang berfungsi untuk menghapus data pada halaman biaya pribadi.</w:t>
+      </w:r>
+    </w:p>
+    <w:p>
+      <w:pPr>
+        <w:rPr>
+          <w:lang w:val="x-none" w:eastAsia="x-none"/>
+        </w:rPr>
+      </w:pPr>
+    </w:p>
+    <w:p>
+      <w:pPr>
+        <w:pStyle w:val="Heading2"/>
+        <w:keepLines/>
+        <w:spacing w:before="360" w:after="80"/>
+        <w:ind w:left="720" w:hanging="720"/>
+        <w:rPr>
+          <w:rFonts w:ascii="Times New Roman" w:hAnsi="Times New Roman"/>
+          <w:i w:val="0"/>
+        </w:rPr>
+      </w:pPr>
+      <w:r>
+        <w:rPr>
+          <w:rFonts w:ascii="Times New Roman" w:hAnsi="Times New Roman"/>
+          <w:i w:val="0"/>
+        </w:rPr>
+        <w:t xml:space="preserve">Desain Halaman biaya </w:t>
+      </w:r>
+      <w:r>
+        <w:rPr>
+          <w:rFonts w:ascii="Times New Roman" w:hAnsi="Times New Roman"/>
+          <w:i w:val="0"/>
+        </w:rPr>
+        <w:t>lain lain</w:t>
+      </w:r>
+    </w:p>
+    <w:p>
+      <w:pPr>
+        <w:rPr>
+          <w:lang w:val="x-none" w:eastAsia="x-none"/>
+        </w:rPr>
+      </w:pPr>
+      <w:r>
+        <w:rPr>
+          <w:lang w:val="x-none" w:eastAsia="x-none"/>
+        </w:rPr>
+        <w:t xml:space="preserve">Halaman biaya </w:t>
+      </w:r>
+      <w:r>
+        <w:rPr>
+          <w:lang w:val="x-none" w:eastAsia="x-none"/>
+        </w:rPr>
+        <w:t>lain-lain</w:t>
+      </w:r>
+      <w:r>
+        <w:rPr>
+          <w:lang w:val="x-none" w:eastAsia="x-none"/>
+        </w:rPr>
+        <w:t xml:space="preserve"> adalah halaman dimana user dapat melihat biaya </w:t>
+      </w:r>
+      <w:r>
+        <w:rPr>
+          <w:lang w:val="x-none" w:eastAsia="x-none"/>
+        </w:rPr>
+        <w:t>lain-lain</w:t>
+      </w:r>
+      <w:r>
+        <w:rPr>
+          <w:lang w:val="x-none" w:eastAsia="x-none"/>
+        </w:rPr>
+        <w:t xml:space="preserve"> </w:t>
+      </w:r>
+      <w:r>
+        <w:rPr>
+          <w:lang w:val="x-none" w:eastAsia="x-none"/>
+        </w:rPr>
+        <w:t xml:space="preserve">berikut dengan list nya beserta user dapat mengedit, menambah dan menghapus list </w:t>
+      </w:r>
+      <w:r>
+        <w:rPr>
+          <w:lang w:val="x-none" w:eastAsia="x-none"/>
+        </w:rPr>
+        <w:t xml:space="preserve">halaman biaya </w:t>
+      </w:r>
+      <w:r>
+        <w:rPr>
+          <w:lang w:val="x-none" w:eastAsia="x-none"/>
+        </w:rPr>
+        <w:t>lain-lain</w:t>
+      </w:r>
+      <w:r>
+        <w:rPr>
+          <w:lang w:val="x-none" w:eastAsia="x-none"/>
+        </w:rPr>
+        <w:t xml:space="preserve"> tersebut. </w:t>
+      </w:r>
+    </w:p>
+    <w:p>
+      <w:pPr>
+        <w:rPr>
+          <w:lang w:val="x-none" w:eastAsia="x-none"/>
+        </w:rPr>
+      </w:pPr>
+      <w:r>
+        <w:rPr>
+          <w:noProof/>
+        </w:rPr>
+        <w:lastRenderedPageBreak/>
+        <w:drawing>
+          <wp:inline distT="0" distB="0" distL="0" distR="0" wp14:anchorId="19935338" wp14:editId="43EC4A6F">
+            <wp:extent cx="5731510" cy="3222625"/>
+            <wp:effectExtent l="0" t="0" r="2540" b="0"/>
+            <wp:docPr id="995139105" name="Picture 1"/>
+            <wp:cNvGraphicFramePr>
+              <a:graphicFrameLocks xmlns:a="http://schemas.openxmlformats.org/drawingml/2006/main" noChangeAspect="1"/>
+            </wp:cNvGraphicFramePr>
+            <a:graphic xmlns:a="http://schemas.openxmlformats.org/drawingml/2006/main">
+              <a:graphicData uri="http://schemas.openxmlformats.org/drawingml/2006/picture">
+                <pic:pic xmlns:pic="http://schemas.openxmlformats.org/drawingml/2006/picture">
+                  <pic:nvPicPr>
+                    <pic:cNvPr id="995139105" name=""/>
+                    <pic:cNvPicPr/>
+                  </pic:nvPicPr>
+                  <pic:blipFill>
+                    <a:blip r:embed="rId15"/>
+                    <a:stretch>
+                      <a:fillRect/>
+                    </a:stretch>
+                  </pic:blipFill>
+                  <pic:spPr>
+                    <a:xfrm>
+                      <a:off x="0" y="0"/>
+                      <a:ext cx="5731510" cy="3222625"/>
+                    </a:xfrm>
+                    <a:prstGeom prst="rect">
+                      <a:avLst/>
+                    </a:prstGeom>
+                  </pic:spPr>
+                </pic:pic>
+              </a:graphicData>
+            </a:graphic>
+          </wp:inline>
+        </w:drawing>
+      </w:r>
+      <w:r>
+        <w:rPr>
+          <w:noProof/>
+        </w:rPr>
+        <w:t xml:space="preserve"> </w:t>
+      </w:r>
+      <w:r>
+        <w:rPr>
+          <w:noProof/>
+        </w:rPr>
+        <w:t xml:space="preserve">  </w:t>
+      </w:r>
+    </w:p>
+    <w:p>
+      <w:pPr>
+        <w:jc w:val="center"/>
+        <w:rPr>
+          <w:b/>
+          <w:bCs/>
+          <w:lang w:val="x-none" w:eastAsia="x-none"/>
+        </w:rPr>
+      </w:pPr>
+      <w:r>
+        <w:rPr>
+          <w:b/>
+          <w:bCs/>
+          <w:lang w:val="x-none" w:eastAsia="x-none"/>
+        </w:rPr>
+        <w:t>Gambar 5.1.1</w:t>
+      </w:r>
+      <w:r>
+        <w:rPr>
+          <w:b/>
+          <w:bCs/>
+          <w:lang w:val="x-none" w:eastAsia="x-none"/>
+        </w:rPr>
+        <w:br/>
+        <w:t xml:space="preserve">Desain Halaman </w:t>
+      </w:r>
+      <w:r>
+        <w:rPr>
+          <w:b/>
+          <w:bCs/>
+          <w:lang w:val="x-none" w:eastAsia="x-none"/>
+        </w:rPr>
+        <w:t xml:space="preserve">biaya </w:t>
+      </w:r>
+      <w:r>
+        <w:rPr>
+          <w:b/>
+          <w:bCs/>
+          <w:lang w:val="x-none" w:eastAsia="x-none"/>
+        </w:rPr>
+        <w:t>lain-lain</w:t>
+      </w:r>
+    </w:p>
+    <w:p>
+      <w:pPr>
+        <w:rPr>
+          <w:lang w:val="x-none" w:eastAsia="x-none"/>
+        </w:rPr>
+      </w:pPr>
+      <w:r>
+        <w:rPr>
+          <w:lang w:val="x-none" w:eastAsia="x-none"/>
+        </w:rPr>
+        <w:t xml:space="preserve">pada gambar diatas merupakan tampilan pada halaman biaya </w:t>
+      </w:r>
+      <w:r>
+        <w:rPr>
+          <w:lang w:val="x-none" w:eastAsia="x-none"/>
+        </w:rPr>
+        <w:t>lain-lain</w:t>
+      </w:r>
+      <w:r>
+        <w:rPr>
+          <w:lang w:val="x-none" w:eastAsia="x-none"/>
+        </w:rPr>
+        <w:t xml:space="preserve"> yang terdapat pada website ini. Kompenen pertama adalah tombol tambah data yang berguna untuk menuju ke halaman form biaya </w:t>
+      </w:r>
+      <w:r>
+        <w:rPr>
+          <w:lang w:val="x-none" w:eastAsia="x-none"/>
+        </w:rPr>
+        <w:t>lain-lain</w:t>
+      </w:r>
+      <w:r>
+        <w:rPr>
+          <w:lang w:val="x-none" w:eastAsia="x-none"/>
+        </w:rPr>
+        <w:t>.</w:t>
+      </w:r>
+      <w:r>
+        <w:rPr>
+          <w:lang w:val="x-none" w:eastAsia="x-none"/>
+        </w:rPr>
+        <w:t xml:space="preserve"> </w:t>
+      </w:r>
+      <w:r>
+        <w:rPr>
+          <w:lang w:val="x-none" w:eastAsia="x-none"/>
+        </w:rPr>
+        <w:t xml:space="preserve">yang digunakan untuk menambah data pada biaya </w:t>
+      </w:r>
+      <w:r>
+        <w:rPr>
+          <w:lang w:val="x-none" w:eastAsia="x-none"/>
+        </w:rPr>
+        <w:t>lain-lain</w:t>
+      </w:r>
+      <w:r>
+        <w:rPr>
+          <w:lang w:val="x-none" w:eastAsia="x-none"/>
+        </w:rPr>
+        <w:t xml:space="preserve">. Komponen kedua merupakan tombol edit yang berfungsi untuk navigasi menuju halaman edit pada halaman biaya </w:t>
+      </w:r>
+      <w:r>
+        <w:rPr>
+          <w:lang w:val="x-none" w:eastAsia="x-none"/>
+        </w:rPr>
+        <w:t>lain-lain</w:t>
+      </w:r>
+      <w:r>
+        <w:rPr>
+          <w:lang w:val="x-none" w:eastAsia="x-none"/>
+        </w:rPr>
+        <w:t xml:space="preserve">. Dan komponen ketiga adalah tombol bertuliskan delete yang berfungsi untuk menghapus data pada halaman biaya </w:t>
+      </w:r>
+      <w:r>
+        <w:rPr>
+          <w:lang w:val="x-none" w:eastAsia="x-none"/>
+        </w:rPr>
+        <w:t>lain-lain</w:t>
+      </w:r>
+      <w:r>
+        <w:rPr>
+          <w:lang w:val="x-none" w:eastAsia="x-none"/>
+        </w:rPr>
+        <w:t>.</w:t>
+      </w:r>
+    </w:p>
+    <w:p>
+      <w:pPr>
+        <w:pStyle w:val="Heading2"/>
+        <w:keepLines/>
+        <w:spacing w:before="360" w:after="80"/>
+        <w:ind w:left="720" w:hanging="720"/>
+        <w:rPr>
+          <w:rFonts w:ascii="Times New Roman" w:hAnsi="Times New Roman"/>
+          <w:i w:val="0"/>
+        </w:rPr>
+      </w:pPr>
+      <w:r>
+        <w:rPr>
+          <w:rFonts w:ascii="Times New Roman" w:hAnsi="Times New Roman"/>
+          <w:i w:val="0"/>
+        </w:rPr>
+        <w:t xml:space="preserve">Desain Halaman biaya </w:t>
+      </w:r>
+      <w:r>
+        <w:rPr>
+          <w:rFonts w:ascii="Times New Roman" w:hAnsi="Times New Roman"/>
+          <w:i w:val="0"/>
+        </w:rPr>
+        <w:t>operational non budgeting</w:t>
+      </w:r>
+    </w:p>
+    <w:p>
+      <w:pPr>
+        <w:rPr>
+          <w:lang w:val="x-none" w:eastAsia="x-none"/>
+        </w:rPr>
+      </w:pPr>
+      <w:r>
+        <w:rPr>
+          <w:lang w:val="x-none" w:eastAsia="x-none"/>
+        </w:rPr>
+        <w:t xml:space="preserve">Halaman biaya </w:t>
+      </w:r>
+      <w:r>
+        <w:rPr>
+          <w:lang w:val="x-none" w:eastAsia="x-none"/>
+        </w:rPr>
+        <w:t>operational non budgeting</w:t>
+      </w:r>
+      <w:r>
+        <w:rPr>
+          <w:lang w:val="x-none" w:eastAsia="x-none"/>
+        </w:rPr>
+        <w:t xml:space="preserve"> adalah halaman dimana user dapat melihat biaya operational non budgeting berikut dengan list nya beserta user dapat mengedit, menambah dan menghapus list halaman</w:t>
+      </w:r>
+      <w:r>
+        <w:rPr>
+          <w:lang w:val="x-none" w:eastAsia="x-none"/>
+        </w:rPr>
+        <w:t xml:space="preserve"> biaya</w:t>
+      </w:r>
+      <w:r>
+        <w:rPr>
+          <w:lang w:val="x-none" w:eastAsia="x-none"/>
+        </w:rPr>
+        <w:t xml:space="preserve"> operational non budgeting tersebut. </w:t>
+      </w:r>
+    </w:p>
+    <w:p>
+      <w:pPr>
+        <w:rPr>
+          <w:lang w:val="x-none" w:eastAsia="x-none"/>
+        </w:rPr>
+      </w:pPr>
+      <w:r>
+        <w:rPr>
+          <w:noProof/>
+        </w:rPr>
+        <w:lastRenderedPageBreak/>
+        <w:drawing>
+          <wp:inline distT="0" distB="0" distL="0" distR="0" wp14:anchorId="096EC8E0" wp14:editId="7A1CF2D7">
+            <wp:extent cx="5731510" cy="3222625"/>
+            <wp:effectExtent l="0" t="0" r="2540" b="0"/>
+            <wp:docPr id="1672435397" name="Picture 1"/>
+            <wp:cNvGraphicFramePr>
+              <a:graphicFrameLocks xmlns:a="http://schemas.openxmlformats.org/drawingml/2006/main" noChangeAspect="1"/>
+            </wp:cNvGraphicFramePr>
+            <a:graphic xmlns:a="http://schemas.openxmlformats.org/drawingml/2006/main">
+              <a:graphicData uri="http://schemas.openxmlformats.org/drawingml/2006/picture">
+                <pic:pic xmlns:pic="http://schemas.openxmlformats.org/drawingml/2006/picture">
+                  <pic:nvPicPr>
+                    <pic:cNvPr id="1672435397" name=""/>
+                    <pic:cNvPicPr/>
+                  </pic:nvPicPr>
+                  <pic:blipFill>
+                    <a:blip r:embed="rId16"/>
+                    <a:stretch>
+                      <a:fillRect/>
+                    </a:stretch>
+                  </pic:blipFill>
+                  <pic:spPr>
+                    <a:xfrm>
+                      <a:off x="0" y="0"/>
+                      <a:ext cx="5731510" cy="3222625"/>
+                    </a:xfrm>
+                    <a:prstGeom prst="rect">
+                      <a:avLst/>
+                    </a:prstGeom>
+                  </pic:spPr>
+                </pic:pic>
+              </a:graphicData>
+            </a:graphic>
+          </wp:inline>
+        </w:drawing>
+      </w:r>
+      <w:r>
+        <w:rPr>
+          <w:noProof/>
+        </w:rPr>
+        <w:t xml:space="preserve"> </w:t>
+      </w:r>
+      <w:r>
+        <w:rPr>
+          <w:noProof/>
+        </w:rPr>
+        <w:t xml:space="preserve">   </w:t>
+      </w:r>
+    </w:p>
+    <w:p>
+      <w:pPr>
+        <w:jc w:val="center"/>
+        <w:rPr>
+          <w:b/>
+          <w:bCs/>
+          <w:lang w:val="x-none" w:eastAsia="x-none"/>
+        </w:rPr>
+      </w:pPr>
+      <w:r>
+        <w:rPr>
+          <w:b/>
+          <w:bCs/>
+          <w:lang w:val="x-none" w:eastAsia="x-none"/>
+        </w:rPr>
+        <w:t>Gambar 5.1.1</w:t>
+      </w:r>
+      <w:r>
+        <w:rPr>
+          <w:b/>
+          <w:bCs/>
+          <w:lang w:val="x-none" w:eastAsia="x-none"/>
+        </w:rPr>
+        <w:br/>
+        <w:t xml:space="preserve">Desain Halaman </w:t>
+      </w:r>
+      <w:r>
+        <w:rPr>
+          <w:b/>
+          <w:bCs/>
+          <w:lang w:val="x-none" w:eastAsia="x-none"/>
+        </w:rPr>
+        <w:t>biaya operational non budgeting</w:t>
+      </w:r>
+    </w:p>
+    <w:p>
+      <w:pPr>
+        <w:rPr>
+          <w:lang w:val="x-none" w:eastAsia="x-none"/>
+        </w:rPr>
+      </w:pPr>
+      <w:r>
+        <w:rPr>
+          <w:lang w:val="x-none" w:eastAsia="x-none"/>
+        </w:rPr>
+        <w:t xml:space="preserve">pada gambar diatas merupakan tampilan pada halaman biaya </w:t>
+      </w:r>
+      <w:r>
+        <w:rPr>
+          <w:lang w:val="x-none" w:eastAsia="x-none"/>
+        </w:rPr>
+        <w:t>operational non budgeting</w:t>
+      </w:r>
+      <w:r>
+        <w:rPr>
+          <w:lang w:val="x-none" w:eastAsia="x-none"/>
+        </w:rPr>
+        <w:t xml:space="preserve"> yang terdapat pada website ini. Kompenen pertama adalah tombol tambah data yang berguna untuk menuju ke halaman form biaya </w:t>
+      </w:r>
+      <w:r>
+        <w:rPr>
+          <w:lang w:val="x-none" w:eastAsia="x-none"/>
+        </w:rPr>
+        <w:t>operational non budgeting</w:t>
+      </w:r>
+      <w:r>
+        <w:rPr>
+          <w:lang w:val="x-none" w:eastAsia="x-none"/>
+        </w:rPr>
+        <w:t xml:space="preserve">. yang digunakan untuk menambah data pada biaya </w:t>
+      </w:r>
+      <w:r>
+        <w:rPr>
+          <w:lang w:val="x-none" w:eastAsia="x-none"/>
+        </w:rPr>
+        <w:t>operational non budgeting</w:t>
+      </w:r>
+      <w:r>
+        <w:rPr>
+          <w:lang w:val="x-none" w:eastAsia="x-none"/>
+        </w:rPr>
+        <w:t xml:space="preserve">. Komponen kedua merupakan tombol edit yang berfungsi untuk navigasi menuju halaman edit pada halaman biaya </w:t>
+      </w:r>
+      <w:r>
+        <w:rPr>
+          <w:lang w:val="x-none" w:eastAsia="x-none"/>
+        </w:rPr>
+        <w:t>operational non budgeting</w:t>
+      </w:r>
+      <w:r>
+        <w:rPr>
+          <w:lang w:val="x-none" w:eastAsia="x-none"/>
+        </w:rPr>
+        <w:t xml:space="preserve">. Dan komponen ketiga adalah tombol bertuliskan delete yang berfungsi untuk menghapus data pada halaman biaya </w:t>
+      </w:r>
+      <w:r>
+        <w:rPr>
+          <w:lang w:val="x-none" w:eastAsia="x-none"/>
+        </w:rPr>
+        <w:t>operational non budgeting</w:t>
+      </w:r>
+      <w:r>
+        <w:rPr>
+          <w:lang w:val="x-none" w:eastAsia="x-none"/>
+        </w:rPr>
+        <w:t>.</w:t>
+      </w:r>
+    </w:p>
+    <w:p>
+      <w:pPr>
+        <w:rPr>
+          <w:lang w:val="x-none" w:eastAsia="x-none"/>
+        </w:rPr>
+      </w:pPr>
+    </w:p>
+    <w:p>
+      <w:pPr>
+        <w:pStyle w:val="Heading2"/>
+        <w:keepLines/>
+        <w:spacing w:before="360" w:after="80"/>
+        <w:ind w:left="720" w:hanging="720"/>
+        <w:rPr>
+          <w:rFonts w:ascii="Times New Roman" w:hAnsi="Times New Roman"/>
+          <w:i w:val="0"/>
+        </w:rPr>
+      </w:pPr>
+      <w:r>
+        <w:rPr>
+          <w:rFonts w:ascii="Times New Roman" w:hAnsi="Times New Roman"/>
+          <w:i w:val="0"/>
+        </w:rPr>
+        <w:t xml:space="preserve">Desain Halaman </w:t>
+      </w:r>
+      <w:r>
+        <w:rPr>
+          <w:rFonts w:ascii="Times New Roman" w:hAnsi="Times New Roman"/>
+          <w:i w:val="0"/>
+        </w:rPr>
+        <w:t>approval biaya operational proyek</w:t>
+      </w:r>
+    </w:p>
+    <w:p>
+      <w:pPr>
+        <w:rPr>
+          <w:lang w:val="x-none" w:eastAsia="x-none"/>
+        </w:rPr>
+      </w:pPr>
+      <w:r>
+        <w:rPr>
+          <w:lang w:val="x-none" w:eastAsia="x-none"/>
+        </w:rPr>
+        <w:t xml:space="preserve">Halaman </w:t>
+      </w:r>
+      <w:r>
+        <w:rPr>
+          <w:lang w:val="x-none" w:eastAsia="x-none"/>
+        </w:rPr>
+        <w:t xml:space="preserve">approval </w:t>
+      </w:r>
+      <w:r>
+        <w:rPr>
+          <w:lang w:val="x-none" w:eastAsia="x-none"/>
+        </w:rPr>
+        <w:t xml:space="preserve">biaya </w:t>
+      </w:r>
+      <w:r>
+        <w:rPr>
+          <w:lang w:val="x-none" w:eastAsia="x-none"/>
+        </w:rPr>
+        <w:t>operational proyek</w:t>
+      </w:r>
+      <w:r>
+        <w:rPr>
+          <w:lang w:val="x-none" w:eastAsia="x-none"/>
+        </w:rPr>
+        <w:t xml:space="preserve"> adalah halaman dimana user dapat approval berikut dengan list nya beserta user dapat </w:t>
+      </w:r>
+      <w:r>
+        <w:rPr>
+          <w:lang w:val="x-none" w:eastAsia="x-none"/>
+        </w:rPr>
+        <w:t>menyetujui dan menolak</w:t>
+      </w:r>
+      <w:r>
+        <w:rPr>
+          <w:lang w:val="x-none" w:eastAsia="x-none"/>
+        </w:rPr>
+        <w:t xml:space="preserve"> list halaman approval </w:t>
+      </w:r>
+      <w:r>
+        <w:rPr>
+          <w:lang w:val="x-none" w:eastAsia="x-none"/>
+        </w:rPr>
+        <w:t xml:space="preserve">biaya operational proyek </w:t>
+      </w:r>
+      <w:r>
+        <w:rPr>
+          <w:lang w:val="x-none" w:eastAsia="x-none"/>
+        </w:rPr>
+        <w:t xml:space="preserve">tersebut. </w:t>
+      </w:r>
+    </w:p>
+    <w:p>
+      <w:pPr>
+        <w:rPr>
+          <w:lang w:val="x-none" w:eastAsia="x-none"/>
+        </w:rPr>
+      </w:pPr>
+      <w:r>
+        <w:rPr>
+          <w:noProof/>
+        </w:rPr>
+        <w:lastRenderedPageBreak/>
+        <w:drawing>
+          <wp:inline distT="0" distB="0" distL="0" distR="0" wp14:anchorId="03F1DB2B" wp14:editId="7071BB36">
+            <wp:extent cx="5731510" cy="3222625"/>
+            <wp:effectExtent l="0" t="0" r="2540" b="0"/>
+            <wp:docPr id="696436303" name="Picture 1"/>
+            <wp:cNvGraphicFramePr>
+              <a:graphicFrameLocks xmlns:a="http://schemas.openxmlformats.org/drawingml/2006/main" noChangeAspect="1"/>
+            </wp:cNvGraphicFramePr>
+            <a:graphic xmlns:a="http://schemas.openxmlformats.org/drawingml/2006/main">
+              <a:graphicData uri="http://schemas.openxmlformats.org/drawingml/2006/picture">
+                <pic:pic xmlns:pic="http://schemas.openxmlformats.org/drawingml/2006/picture">
+                  <pic:nvPicPr>
+                    <pic:cNvPr id="696436303" name=""/>
+                    <pic:cNvPicPr/>
+                  </pic:nvPicPr>
+                  <pic:blipFill>
+                    <a:blip r:embed="rId17"/>
+                    <a:stretch>
+                      <a:fillRect/>
+                    </a:stretch>
+                  </pic:blipFill>
+                  <pic:spPr>
+                    <a:xfrm>
+                      <a:off x="0" y="0"/>
+                      <a:ext cx="5731510" cy="3222625"/>
+                    </a:xfrm>
+                    <a:prstGeom prst="rect">
+                      <a:avLst/>
+                    </a:prstGeom>
+                  </pic:spPr>
+                </pic:pic>
+              </a:graphicData>
+            </a:graphic>
+          </wp:inline>
+        </w:drawing>
+      </w:r>
+      <w:r>
+        <w:rPr>
+          <w:noProof/>
+        </w:rPr>
+        <w:t xml:space="preserve"> </w:t>
+      </w:r>
+      <w:r>
+        <w:rPr>
+          <w:noProof/>
+        </w:rPr>
+        <w:t xml:space="preserve">    </w:t>
+      </w:r>
+    </w:p>
+    <w:p>
+      <w:pPr>
+        <w:jc w:val="center"/>
+        <w:rPr>
+          <w:b/>
+          <w:bCs/>
+          <w:lang w:val="x-none" w:eastAsia="x-none"/>
+        </w:rPr>
+      </w:pPr>
+      <w:r>
+        <w:rPr>
+          <w:b/>
+          <w:bCs/>
+          <w:lang w:val="x-none" w:eastAsia="x-none"/>
+        </w:rPr>
+        <w:t>Gambar 5.1.1</w:t>
+      </w:r>
+      <w:r>
+        <w:rPr>
+          <w:b/>
+          <w:bCs/>
+          <w:lang w:val="x-none" w:eastAsia="x-none"/>
+        </w:rPr>
+        <w:br/>
+        <w:t xml:space="preserve">Desain Halaman </w:t>
+      </w:r>
+      <w:r>
+        <w:rPr>
+          <w:b/>
+          <w:bCs/>
+          <w:lang w:val="x-none" w:eastAsia="x-none"/>
+        </w:rPr>
+        <w:t xml:space="preserve">approval </w:t>
+      </w:r>
+      <w:r>
+        <w:rPr>
+          <w:b/>
+          <w:bCs/>
+          <w:lang w:val="x-none" w:eastAsia="x-none"/>
+        </w:rPr>
+        <w:t xml:space="preserve">biaya operational </w:t>
+      </w:r>
+      <w:r>
+        <w:rPr>
+          <w:b/>
+          <w:bCs/>
+          <w:lang w:val="x-none" w:eastAsia="x-none"/>
+        </w:rPr>
+        <w:t>proyek</w:t>
+      </w:r>
+    </w:p>
+    <w:p>
+      <w:pPr>
+        <w:rPr>
+          <w:lang w:val="x-none" w:eastAsia="x-none"/>
+        </w:rPr>
+      </w:pPr>
+      <w:r>
+        <w:rPr>
+          <w:lang w:val="x-none" w:eastAsia="x-none"/>
+        </w:rPr>
+        <w:t>pada gambar diatas merupakan tampilan pada halaman approval biaya operational proyek</w:t>
+      </w:r>
+      <w:r>
+        <w:rPr>
+          <w:lang w:val="x-none" w:eastAsia="x-none"/>
+        </w:rPr>
+        <w:t xml:space="preserve"> </w:t>
+      </w:r>
+      <w:r>
+        <w:rPr>
+          <w:lang w:val="x-none" w:eastAsia="x-none"/>
+        </w:rPr>
+        <w:t xml:space="preserve">yang terdapat pada website ini. Kompenen pertama adalah tombol </w:t>
+      </w:r>
+      <w:r>
+        <w:rPr>
+          <w:lang w:val="x-none" w:eastAsia="x-none"/>
+        </w:rPr>
+        <w:t xml:space="preserve">terima yang berfungsi untuk menerima pengeluaran dari biaya operational </w:t>
+      </w:r>
+      <w:r>
+        <w:rPr>
+          <w:lang w:val="x-none" w:eastAsia="x-none"/>
+        </w:rPr>
+        <w:t>proyek lalu mencatat data tersebut ke database biaya operational proyek. Komponen kedua adalah tombol tolak yang berfungsi untuk menolak pengeluaran biaya operational proyek tersebut.</w:t>
+      </w:r>
+    </w:p>
+    <w:p>
+      <w:pPr>
+        <w:pStyle w:val="Heading2"/>
+        <w:keepLines/>
+        <w:spacing w:before="360" w:after="80"/>
+        <w:ind w:left="720" w:hanging="720"/>
+        <w:rPr>
+          <w:rFonts w:ascii="Times New Roman" w:hAnsi="Times New Roman"/>
+          <w:i w:val="0"/>
+        </w:rPr>
+      </w:pPr>
+      <w:r>
+        <w:rPr>
+          <w:rFonts w:ascii="Times New Roman" w:hAnsi="Times New Roman"/>
+          <w:i w:val="0"/>
+        </w:rPr>
+        <w:t xml:space="preserve">Desain Halaman approval biaya </w:t>
+      </w:r>
+      <w:r>
+        <w:rPr>
+          <w:rFonts w:ascii="Times New Roman" w:hAnsi="Times New Roman"/>
+          <w:i w:val="0"/>
+        </w:rPr>
+        <w:t>pribadi</w:t>
+      </w:r>
+      <w:r>
+        <w:rPr>
+          <w:rFonts w:ascii="Times New Roman" w:hAnsi="Times New Roman"/>
+          <w:i w:val="0"/>
+        </w:rPr>
+        <w:t xml:space="preserve"> </w:t>
+      </w:r>
+    </w:p>
+    <w:p>
+      <w:pPr>
+        <w:rPr>
+          <w:lang w:val="x-none" w:eastAsia="x-none"/>
+        </w:rPr>
+      </w:pPr>
+      <w:r>
+        <w:rPr>
+          <w:lang w:val="x-none" w:eastAsia="x-none"/>
+        </w:rPr>
+        <w:t xml:space="preserve">Halaman approval biaya </w:t>
+      </w:r>
+      <w:r>
+        <w:rPr>
+          <w:lang w:val="x-none" w:eastAsia="x-none"/>
+        </w:rPr>
+        <w:t>pribadi</w:t>
+      </w:r>
+      <w:r>
+        <w:rPr>
+          <w:lang w:val="x-none" w:eastAsia="x-none"/>
+        </w:rPr>
+        <w:t xml:space="preserve"> adalah halaman dimana user dapat approval berikut dengan list nya beserta user dapat menyetujui dan menolak list halaman approval approval biaya pribadi tersebut. </w:t>
+      </w:r>
+    </w:p>
+    <w:p>
+      <w:pPr>
+        <w:rPr>
+          <w:lang w:val="x-none" w:eastAsia="x-none"/>
+        </w:rPr>
+      </w:pPr>
+      <w:r>
+        <w:rPr>
+          <w:noProof/>
+        </w:rPr>
+        <w:lastRenderedPageBreak/>
+        <w:drawing>
+          <wp:inline distT="0" distB="0" distL="0" distR="0" wp14:anchorId="45753C8B" wp14:editId="3DA081C1">
+            <wp:extent cx="5731510" cy="3222625"/>
+            <wp:effectExtent l="0" t="0" r="2540" b="0"/>
+            <wp:docPr id="2127428714" name="Picture 1"/>
+            <wp:cNvGraphicFramePr>
+              <a:graphicFrameLocks xmlns:a="http://schemas.openxmlformats.org/drawingml/2006/main" noChangeAspect="1"/>
+            </wp:cNvGraphicFramePr>
+            <a:graphic xmlns:a="http://schemas.openxmlformats.org/drawingml/2006/main">
+              <a:graphicData uri="http://schemas.openxmlformats.org/drawingml/2006/picture">
+                <pic:pic xmlns:pic="http://schemas.openxmlformats.org/drawingml/2006/picture">
+                  <pic:nvPicPr>
+                    <pic:cNvPr id="2127428714" name=""/>
+                    <pic:cNvPicPr/>
+                  </pic:nvPicPr>
+                  <pic:blipFill>
+                    <a:blip r:embed="rId18"/>
+                    <a:stretch>
+                      <a:fillRect/>
+                    </a:stretch>
+                  </pic:blipFill>
+                  <pic:spPr>
+                    <a:xfrm>
+                      <a:off x="0" y="0"/>
+                      <a:ext cx="5731510" cy="3222625"/>
+                    </a:xfrm>
+                    <a:prstGeom prst="rect">
+                      <a:avLst/>
+                    </a:prstGeom>
+                  </pic:spPr>
+                </pic:pic>
+              </a:graphicData>
+            </a:graphic>
+          </wp:inline>
+        </w:drawing>
+      </w:r>
+      <w:r>
+        <w:rPr>
+          <w:noProof/>
+        </w:rPr>
+        <w:t xml:space="preserve"> </w:t>
+      </w:r>
+      <w:r>
+        <w:rPr>
+          <w:noProof/>
+        </w:rPr>
+        <w:t xml:space="preserve">     </w:t>
+      </w:r>
+    </w:p>
+    <w:p>
+      <w:pPr>
+        <w:jc w:val="center"/>
+        <w:rPr>
+          <w:b/>
+          <w:bCs/>
+          <w:lang w:val="x-none" w:eastAsia="x-none"/>
+        </w:rPr>
+      </w:pPr>
+      <w:r>
+        <w:rPr>
+          <w:b/>
+          <w:bCs/>
+          <w:lang w:val="x-none" w:eastAsia="x-none"/>
+        </w:rPr>
+        <w:t>Gambar 5.1.1</w:t>
+      </w:r>
+      <w:r>
+        <w:rPr>
+          <w:b/>
+          <w:bCs/>
+          <w:lang w:val="x-none" w:eastAsia="x-none"/>
+        </w:rPr>
+        <w:br/>
+        <w:t xml:space="preserve">Desain Halaman </w:t>
+      </w:r>
+      <w:r>
+        <w:rPr>
+          <w:b/>
+          <w:bCs/>
+          <w:lang w:val="x-none" w:eastAsia="x-none"/>
+        </w:rPr>
+        <w:t xml:space="preserve">approval biaya </w:t>
+      </w:r>
+      <w:r>
+        <w:rPr>
+          <w:b/>
+          <w:bCs/>
+          <w:lang w:val="x-none" w:eastAsia="x-none"/>
+        </w:rPr>
+        <w:t>pribadi</w:t>
+      </w:r>
+    </w:p>
+    <w:p>
+      <w:pPr>
+        <w:rPr>
+          <w:lang w:val="x-none" w:eastAsia="x-none"/>
+        </w:rPr>
+      </w:pPr>
+      <w:r>
+        <w:rPr>
+          <w:lang w:val="x-none" w:eastAsia="x-none"/>
+        </w:rPr>
+        <w:t xml:space="preserve">pada gambar diatas merupakan tampilan pada halaman approval biaya </w:t>
+      </w:r>
+      <w:r>
+        <w:rPr>
+          <w:lang w:val="x-none" w:eastAsia="x-none"/>
+        </w:rPr>
+        <w:t>pribadi</w:t>
+      </w:r>
+      <w:r>
+        <w:rPr>
+          <w:lang w:val="x-none" w:eastAsia="x-none"/>
+        </w:rPr>
+        <w:t xml:space="preserve"> yang terdapat pada website ini. Kompenen pertama adalah tombol terima yang berfungsi untuk menerima pengeluaran dari biaya pribadi lalu mencatat data tersebut ke database biaya </w:t>
+      </w:r>
+      <w:r>
+        <w:rPr>
+          <w:lang w:val="x-none" w:eastAsia="x-none"/>
+        </w:rPr>
+        <w:t>pribadi</w:t>
+      </w:r>
+      <w:r>
+        <w:rPr>
+          <w:lang w:val="x-none" w:eastAsia="x-none"/>
+        </w:rPr>
+        <w:t xml:space="preserve">. Komponen kedua adalah tombol tolak yang berfungsi untuk menolak pengeluaran biaya </w:t>
+      </w:r>
+      <w:r>
+        <w:rPr>
+          <w:lang w:val="x-none" w:eastAsia="x-none"/>
+        </w:rPr>
+        <w:t>pribadi</w:t>
+      </w:r>
+      <w:r>
+        <w:rPr>
+          <w:lang w:val="x-none" w:eastAsia="x-none"/>
+        </w:rPr>
+        <w:t xml:space="preserve"> tersebut.</w:t>
+      </w:r>
+    </w:p>
+    <w:p>
+      <w:pPr>
+        <w:rPr>
+          <w:lang w:val="x-none" w:eastAsia="x-none"/>
+        </w:rPr>
+      </w:pPr>
+    </w:p>
+    <w:p>
+      <w:pPr>
+        <w:pStyle w:val="Heading2"/>
+        <w:keepLines/>
+        <w:spacing w:before="360" w:after="80"/>
+        <w:ind w:left="720" w:hanging="720"/>
+        <w:rPr>
+          <w:rFonts w:ascii="Times New Roman" w:hAnsi="Times New Roman"/>
+          <w:i w:val="0"/>
+        </w:rPr>
+      </w:pPr>
+      <w:r>
+        <w:rPr>
+          <w:rFonts w:ascii="Times New Roman" w:hAnsi="Times New Roman"/>
+          <w:i w:val="0"/>
+        </w:rPr>
+        <w:t xml:space="preserve">Desain Halaman </w:t>
+      </w:r>
+      <w:r>
+        <w:rPr>
+          <w:rFonts w:ascii="Times New Roman" w:hAnsi="Times New Roman"/>
+          <w:i w:val="0"/>
+        </w:rPr>
+        <w:t>Register</w:t>
+      </w:r>
+    </w:p>
+    <w:p>
+      <w:pPr>
+        <w:rPr>
+          <w:lang w:val="x-none" w:eastAsia="x-none"/>
+        </w:rPr>
+      </w:pPr>
+      <w:r>
+        <w:rPr>
+          <w:lang w:val="x-none" w:eastAsia="x-none"/>
+        </w:rPr>
+        <w:t xml:space="preserve">Halaman </w:t>
+      </w:r>
+      <w:r>
+        <w:rPr>
+          <w:lang w:val="x-none" w:eastAsia="x-none"/>
+        </w:rPr>
+        <w:t>Register</w:t>
+      </w:r>
+      <w:r>
+        <w:rPr>
+          <w:lang w:val="x-none" w:eastAsia="x-none"/>
+        </w:rPr>
+        <w:t xml:space="preserve"> adalah halaman dimana user dapat melihat </w:t>
+      </w:r>
+      <w:r>
+        <w:rPr>
+          <w:lang w:val="x-none" w:eastAsia="x-none"/>
+        </w:rPr>
+        <w:t>daftar user yang ada dalam database</w:t>
+      </w:r>
+      <w:r>
+        <w:rPr>
+          <w:lang w:val="x-none" w:eastAsia="x-none"/>
+        </w:rPr>
+        <w:t xml:space="preserve"> berikut dengan list nya beserta user dapat mengedit, menambah dan menghapus list Register tersebut. </w:t>
+      </w:r>
+    </w:p>
+    <w:p>
+      <w:pPr>
+        <w:rPr>
+          <w:lang w:val="x-none" w:eastAsia="x-none"/>
+        </w:rPr>
+      </w:pPr>
+      <w:r>
+        <w:rPr>
+          <w:noProof/>
+        </w:rPr>
+        <w:lastRenderedPageBreak/>
+        <w:drawing>
+          <wp:inline distT="0" distB="0" distL="0" distR="0" wp14:anchorId="595AB526" wp14:editId="07E45BB5">
+            <wp:extent cx="5731510" cy="3222625"/>
+            <wp:effectExtent l="0" t="0" r="2540" b="0"/>
+            <wp:docPr id="1494721666" name="Picture 1"/>
+            <wp:cNvGraphicFramePr>
+              <a:graphicFrameLocks xmlns:a="http://schemas.openxmlformats.org/drawingml/2006/main" noChangeAspect="1"/>
+            </wp:cNvGraphicFramePr>
+            <a:graphic xmlns:a="http://schemas.openxmlformats.org/drawingml/2006/main">
+              <a:graphicData uri="http://schemas.openxmlformats.org/drawingml/2006/picture">
+                <pic:pic xmlns:pic="http://schemas.openxmlformats.org/drawingml/2006/picture">
+                  <pic:nvPicPr>
+                    <pic:cNvPr id="1494721666" name=""/>
+                    <pic:cNvPicPr/>
+                  </pic:nvPicPr>
+                  <pic:blipFill>
+                    <a:blip r:embed="rId19"/>
+                    <a:stretch>
+                      <a:fillRect/>
+                    </a:stretch>
+                  </pic:blipFill>
+                  <pic:spPr>
+                    <a:xfrm>
+                      <a:off x="0" y="0"/>
+                      <a:ext cx="5731510" cy="3222625"/>
+                    </a:xfrm>
+                    <a:prstGeom prst="rect">
+                      <a:avLst/>
+                    </a:prstGeom>
+                  </pic:spPr>
+                </pic:pic>
+              </a:graphicData>
+            </a:graphic>
+          </wp:inline>
+        </w:drawing>
+      </w:r>
+      <w:r>
+        <w:rPr>
+          <w:noProof/>
+        </w:rPr>
+        <w:t xml:space="preserve"> </w:t>
+      </w:r>
+      <w:r>
+        <w:rPr>
+          <w:noProof/>
+        </w:rPr>
+        <w:t xml:space="preserve">    </w:t>
+      </w:r>
+    </w:p>
+    <w:p>
+      <w:pPr>
+        <w:jc w:val="center"/>
+        <w:rPr>
+          <w:b/>
+          <w:bCs/>
+          <w:lang w:val="x-none" w:eastAsia="x-none"/>
+        </w:rPr>
+      </w:pPr>
+      <w:r>
+        <w:rPr>
+          <w:b/>
+          <w:bCs/>
+          <w:lang w:val="x-none" w:eastAsia="x-none"/>
+        </w:rPr>
+        <w:t>Gambar 5.1.1</w:t>
+      </w:r>
+      <w:r>
+        <w:rPr>
+          <w:b/>
+          <w:bCs/>
+          <w:lang w:val="x-none" w:eastAsia="x-none"/>
+        </w:rPr>
+        <w:br/>
+        <w:t xml:space="preserve">Desain Halaman </w:t>
+      </w:r>
+      <w:r>
+        <w:rPr>
+          <w:b/>
+          <w:bCs/>
+          <w:lang w:val="x-none" w:eastAsia="x-none"/>
+        </w:rPr>
+        <w:t>Register</w:t>
+      </w:r>
+    </w:p>
+    <w:p>
+      <w:pPr>
+        <w:rPr>
+          <w:lang w:val="x-none" w:eastAsia="x-none"/>
+        </w:rPr>
+      </w:pPr>
+      <w:r>
+        <w:rPr>
+          <w:lang w:val="x-none" w:eastAsia="x-none"/>
+        </w:rPr>
+        <w:t xml:space="preserve">pada gambar diatas merupakan tampilan pada halaman </w:t>
+      </w:r>
+      <w:r>
+        <w:rPr>
+          <w:lang w:val="x-none" w:eastAsia="x-none"/>
+        </w:rPr>
+        <w:t>register</w:t>
+      </w:r>
+      <w:r>
+        <w:rPr>
+          <w:lang w:val="x-none" w:eastAsia="x-none"/>
+        </w:rPr>
+        <w:t xml:space="preserve"> yang terdapat pada website ini. Kompenen pertama adalah tombol tambah data yang berguna untuk menuju ke halaman form register. yang digunakan untuk menambah data pada regist</w:t>
+      </w:r>
+      <w:r>
+        <w:rPr>
+          <w:lang w:val="x-none" w:eastAsia="x-none"/>
+        </w:rPr>
+        <w:t>er pegawai</w:t>
+      </w:r>
+      <w:r>
+        <w:rPr>
+          <w:lang w:val="x-none" w:eastAsia="x-none"/>
+        </w:rPr>
+        <w:t>. Komponen kedua merupakan tombol edit yang berfungsi untuk navigasi menuju halaman edit pada halaman register. Dan komponen ketiga adalah tombol bertuliskan delete yang berfungsi untuk menghapus data pada halaman register.</w:t>
+      </w:r>
+    </w:p>
+    <w:p>
+      <w:pPr>
+        <w:pStyle w:val="Heading2"/>
+        <w:keepLines/>
+        <w:spacing w:before="360" w:after="80"/>
+        <w:ind w:left="720" w:hanging="720"/>
+        <w:rPr>
+          <w:rFonts w:ascii="Times New Roman" w:hAnsi="Times New Roman"/>
+          <w:i w:val="0"/>
+        </w:rPr>
+      </w:pPr>
+      <w:r>
+        <w:rPr>
+          <w:rFonts w:ascii="Times New Roman" w:hAnsi="Times New Roman"/>
+          <w:i w:val="0"/>
+        </w:rPr>
+        <w:t xml:space="preserve">Desain Halaman </w:t>
+      </w:r>
+      <w:r>
+        <w:rPr>
+          <w:rFonts w:ascii="Times New Roman" w:hAnsi="Times New Roman"/>
+          <w:i w:val="0"/>
+        </w:rPr>
+        <w:t>Manajemen Perusahaan</w:t>
+      </w:r>
+    </w:p>
+    <w:p>
+      <w:pPr>
+        <w:rPr>
+          <w:lang w:val="x-none" w:eastAsia="x-none"/>
+        </w:rPr>
+      </w:pPr>
+      <w:r>
+        <w:rPr>
+          <w:lang w:val="x-none" w:eastAsia="x-none"/>
+        </w:rPr>
+        <w:t xml:space="preserve">Halaman </w:t>
+      </w:r>
+      <w:r>
+        <w:rPr>
+          <w:lang w:val="x-none" w:eastAsia="x-none"/>
+        </w:rPr>
+        <w:t>manajemen perusahaan</w:t>
+      </w:r>
+      <w:r>
+        <w:rPr>
+          <w:lang w:val="x-none" w:eastAsia="x-none"/>
+        </w:rPr>
+        <w:t xml:space="preserve"> adalah halaman dimana user dapat melihat daftar </w:t>
+      </w:r>
+      <w:r>
+        <w:rPr>
+          <w:lang w:val="x-none" w:eastAsia="x-none"/>
+        </w:rPr>
+        <w:t>perusahaan</w:t>
+      </w:r>
+      <w:r>
+        <w:rPr>
+          <w:lang w:val="x-none" w:eastAsia="x-none"/>
+        </w:rPr>
+        <w:t xml:space="preserve"> yang ada dalam database berikut dengan list nya beserta user dapat mengedit, menambah dan menghapus list </w:t>
+      </w:r>
+      <w:r>
+        <w:rPr>
+          <w:lang w:val="x-none" w:eastAsia="x-none"/>
+        </w:rPr>
+        <w:t xml:space="preserve">perusahaan </w:t>
+      </w:r>
+      <w:r>
+        <w:rPr>
+          <w:lang w:val="x-none" w:eastAsia="x-none"/>
+        </w:rPr>
+        <w:t xml:space="preserve">tersebut. </w:t>
+      </w:r>
+    </w:p>
+    <w:p>
+      <w:pPr>
+        <w:rPr>
+          <w:lang w:val="x-none" w:eastAsia="x-none"/>
+        </w:rPr>
+      </w:pPr>
+      <w:r>
+        <w:rPr>
+          <w:noProof/>
+        </w:rPr>
+        <w:lastRenderedPageBreak/>
+        <w:drawing>
+          <wp:inline distT="0" distB="0" distL="0" distR="0" wp14:anchorId="6C8C8F6E" wp14:editId="67675024">
+            <wp:extent cx="5731510" cy="3222625"/>
+            <wp:effectExtent l="0" t="0" r="2540" b="0"/>
+            <wp:docPr id="1528111461" name="Picture 1"/>
+            <wp:cNvGraphicFramePr>
+              <a:graphicFrameLocks xmlns:a="http://schemas.openxmlformats.org/drawingml/2006/main" noChangeAspect="1"/>
+            </wp:cNvGraphicFramePr>
+            <a:graphic xmlns:a="http://schemas.openxmlformats.org/drawingml/2006/main">
+              <a:graphicData uri="http://schemas.openxmlformats.org/drawingml/2006/picture">
+                <pic:pic xmlns:pic="http://schemas.openxmlformats.org/drawingml/2006/picture">
+                  <pic:nvPicPr>
+                    <pic:cNvPr id="1528111461" name=""/>
+                    <pic:cNvPicPr/>
+                  </pic:nvPicPr>
+                  <pic:blipFill>
+                    <a:blip r:embed="rId20"/>
+                    <a:stretch>
+                      <a:fillRect/>
+                    </a:stretch>
+                  </pic:blipFill>
+                  <pic:spPr>
+                    <a:xfrm>
+                      <a:off x="0" y="0"/>
+                      <a:ext cx="5731510" cy="3222625"/>
+                    </a:xfrm>
+                    <a:prstGeom prst="rect">
+                      <a:avLst/>
+                    </a:prstGeom>
+                  </pic:spPr>
+                </pic:pic>
+              </a:graphicData>
+            </a:graphic>
+          </wp:inline>
+        </w:drawing>
+      </w:r>
+      <w:r>
+        <w:rPr>
+          <w:noProof/>
+        </w:rPr>
+        <w:t xml:space="preserve"> </w:t>
+      </w:r>
+      <w:r>
+        <w:rPr>
+          <w:noProof/>
+        </w:rPr>
+        <w:t xml:space="preserve">     </w:t>
+      </w:r>
+    </w:p>
+    <w:p>
+      <w:pPr>
+        <w:jc w:val="center"/>
+        <w:rPr>
+          <w:b/>
+          <w:bCs/>
+          <w:lang w:val="x-none" w:eastAsia="x-none"/>
+        </w:rPr>
+      </w:pPr>
+      <w:r>
+        <w:rPr>
+          <w:b/>
+          <w:bCs/>
+          <w:lang w:val="x-none" w:eastAsia="x-none"/>
+        </w:rPr>
+        <w:t>Gambar 5.1.1</w:t>
+      </w:r>
+      <w:r>
+        <w:rPr>
+          <w:b/>
+          <w:bCs/>
+          <w:lang w:val="x-none" w:eastAsia="x-none"/>
+        </w:rPr>
+        <w:br/>
+        <w:t xml:space="preserve">Desain Halaman </w:t>
+      </w:r>
+      <w:r>
+        <w:rPr>
+          <w:b/>
+          <w:bCs/>
+          <w:lang w:val="x-none" w:eastAsia="x-none"/>
+        </w:rPr>
+        <w:t>Manajemen Perusahaan</w:t>
+      </w:r>
+    </w:p>
+    <w:p>
+      <w:pPr>
+        <w:rPr>
+          <w:lang w:val="x-none" w:eastAsia="x-none"/>
+        </w:rPr>
+      </w:pPr>
+      <w:r>
+        <w:rPr>
+          <w:lang w:val="x-none" w:eastAsia="x-none"/>
+        </w:rPr>
+        <w:t xml:space="preserve">pada gambar diatas merupakan tampilan pada halaman </w:t>
+      </w:r>
+      <w:r>
+        <w:rPr>
+          <w:lang w:val="x-none" w:eastAsia="x-none"/>
+        </w:rPr>
+        <w:t>manajemen perusahaan</w:t>
+      </w:r>
+      <w:r>
+        <w:rPr>
+          <w:lang w:val="x-none" w:eastAsia="x-none"/>
+        </w:rPr>
+        <w:t xml:space="preserve"> yang terdapat pada website ini. Kompenen pertama adalah tombol tambah data yang berguna untuk menuju ke halaman form </w:t>
+      </w:r>
+      <w:r>
+        <w:rPr>
+          <w:lang w:val="x-none" w:eastAsia="x-none"/>
+        </w:rPr>
+        <w:t>manajemen perusahaan</w:t>
+      </w:r>
+      <w:r>
+        <w:rPr>
+          <w:lang w:val="x-none" w:eastAsia="x-none"/>
+        </w:rPr>
+        <w:t xml:space="preserve">. yang digunakan untuk menambah data pada </w:t>
+      </w:r>
+      <w:r>
+        <w:rPr>
+          <w:lang w:val="x-none" w:eastAsia="x-none"/>
+        </w:rPr>
+        <w:t>manajemen perusahaan</w:t>
+      </w:r>
+      <w:r>
+        <w:rPr>
+          <w:lang w:val="x-none" w:eastAsia="x-none"/>
+        </w:rPr>
+        <w:t xml:space="preserve">. Komponen kedua merupakan tombol edit yang berfungsi untuk navigasi menuju halaman edit pada halaman </w:t>
+      </w:r>
+      <w:r>
+        <w:rPr>
+          <w:lang w:val="x-none" w:eastAsia="x-none"/>
+        </w:rPr>
+        <w:t>manajemen perusahaan</w:t>
+      </w:r>
+      <w:r>
+        <w:rPr>
+          <w:lang w:val="x-none" w:eastAsia="x-none"/>
+        </w:rPr>
+        <w:t xml:space="preserve">. Dan komponen ketiga adalah tombol bertuliskan delete yang berfungsi untuk menghapus data pada halaman </w:t>
+      </w:r>
+      <w:r>
+        <w:rPr>
+          <w:lang w:val="x-none" w:eastAsia="x-none"/>
+        </w:rPr>
+        <w:t>manajemen perusahaan</w:t>
+      </w:r>
+      <w:r>
+        <w:rPr>
+          <w:lang w:val="x-none" w:eastAsia="x-none"/>
+        </w:rPr>
+        <w:t>.</w:t>
+      </w:r>
+    </w:p>
+    <w:p>
+      <w:pPr>
+        <w:rPr>
+          <w:lang w:val="x-none" w:eastAsia="x-none"/>
+        </w:rPr>
+      </w:pPr>
+    </w:p>
+    <w:p>
+      <w:pPr>
+        <w:pStyle w:val="Heading2"/>
+        <w:keepLines/>
+        <w:spacing w:before="360" w:after="80"/>
+        <w:ind w:left="720" w:hanging="720"/>
+        <w:rPr>
+          <w:rFonts w:ascii="Times New Roman" w:hAnsi="Times New Roman"/>
+          <w:i w:val="0"/>
+        </w:rPr>
+      </w:pPr>
+      <w:r>
+        <w:rPr>
+          <w:rFonts w:ascii="Times New Roman" w:hAnsi="Times New Roman"/>
+          <w:i w:val="0"/>
+        </w:rPr>
+        <w:t xml:space="preserve">Desain Halaman Form </w:t>
+      </w:r>
+      <w:r>
+        <w:rPr>
+          <w:rFonts w:ascii="Times New Roman" w:hAnsi="Times New Roman"/>
+          <w:i w:val="0"/>
+        </w:rPr>
+        <w:t>biaya opertional proyek</w:t>
+      </w:r>
+    </w:p>
+    <w:p>
+      <w:pPr>
+        <w:rPr>
+          <w:lang w:val="x-none" w:eastAsia="x-none"/>
+        </w:rPr>
+      </w:pPr>
+      <w:r>
+        <w:rPr>
+          <w:lang w:val="x-none" w:eastAsia="x-none"/>
+        </w:rPr>
+        <w:t xml:space="preserve">Halaman Form </w:t>
+      </w:r>
+      <w:r>
+        <w:rPr>
+          <w:lang w:val="x-none" w:eastAsia="x-none"/>
+        </w:rPr>
+        <w:t xml:space="preserve">biaya opertional proyek </w:t>
+      </w:r>
+      <w:r>
+        <w:rPr>
+          <w:lang w:val="x-none" w:eastAsia="x-none"/>
+        </w:rPr>
+        <w:t xml:space="preserve">adalah halaman dimana user dapat menginput data data terkait dengan biaya opertional proyek agar dapat masuk kedalam database sehingga </w:t>
+      </w:r>
+      <w:r>
+        <w:rPr>
+          <w:lang w:val="x-none" w:eastAsia="x-none"/>
+        </w:rPr>
+        <w:t>d</w:t>
+      </w:r>
+      <w:r>
+        <w:rPr>
+          <w:lang w:val="x-none" w:eastAsia="x-none"/>
+        </w:rPr>
+        <w:t>a</w:t>
+      </w:r>
+      <w:r>
+        <w:rPr>
+          <w:lang w:val="x-none" w:eastAsia="x-none"/>
+        </w:rPr>
+        <w:t>p</w:t>
+      </w:r>
+      <w:r>
+        <w:rPr>
+          <w:lang w:val="x-none" w:eastAsia="x-none"/>
+        </w:rPr>
+        <w:t>at dilihat dan di tampilkan pada halaman biaya opertional proyek.</w:t>
+      </w:r>
+    </w:p>
+    <w:p>
+      <w:pPr>
+        <w:rPr>
+          <w:lang w:val="x-none" w:eastAsia="x-none"/>
+        </w:rPr>
+      </w:pPr>
+    </w:p>
+    <w:p>
+      <w:pPr>
+        <w:rPr>
+          <w:lang w:val="x-none" w:eastAsia="x-none"/>
+        </w:rPr>
+      </w:pPr>
+      <w:r>
+        <w:rPr>
+          <w:noProof/>
+        </w:rPr>
+        <w:lastRenderedPageBreak/>
+        <w:drawing>
+          <wp:inline distT="0" distB="0" distL="0" distR="0" wp14:anchorId="05DEF2D1" wp14:editId="5515EE80">
+            <wp:extent cx="5731510" cy="3222625"/>
+            <wp:effectExtent l="0" t="0" r="2540" b="0"/>
+            <wp:docPr id="1922802302" name="Picture 1"/>
+            <wp:cNvGraphicFramePr>
+              <a:graphicFrameLocks xmlns:a="http://schemas.openxmlformats.org/drawingml/2006/main" noChangeAspect="1"/>
+            </wp:cNvGraphicFramePr>
+            <a:graphic xmlns:a="http://schemas.openxmlformats.org/drawingml/2006/main">
+              <a:graphicData uri="http://schemas.openxmlformats.org/drawingml/2006/picture">
+                <pic:pic xmlns:pic="http://schemas.openxmlformats.org/drawingml/2006/picture">
+                  <pic:nvPicPr>
+                    <pic:cNvPr id="1922802302" name=""/>
+                    <pic:cNvPicPr/>
+                  </pic:nvPicPr>
+                  <pic:blipFill>
+                    <a:blip r:embed="rId21"/>
+                    <a:stretch>
+                      <a:fillRect/>
+                    </a:stretch>
+                  </pic:blipFill>
+                  <pic:spPr>
+                    <a:xfrm>
+                      <a:off x="0" y="0"/>
+                      <a:ext cx="5731510" cy="3222625"/>
+                    </a:xfrm>
+                    <a:prstGeom prst="rect">
+                      <a:avLst/>
+                    </a:prstGeom>
+                  </pic:spPr>
+                </pic:pic>
+              </a:graphicData>
+            </a:graphic>
+          </wp:inline>
+        </w:drawing>
+      </w:r>
+      <w:r>
+        <w:rPr>
+          <w:noProof/>
+        </w:rPr>
+        <w:t xml:space="preserve"> </w:t>
+      </w:r>
+    </w:p>
+    <w:p>
+      <w:pPr>
+        <w:jc w:val="center"/>
+        <w:rPr>
+          <w:b/>
+          <w:bCs/>
+          <w:lang w:val="x-none" w:eastAsia="x-none"/>
+        </w:rPr>
+      </w:pPr>
+      <w:r>
+        <w:rPr>
+          <w:b/>
+          <w:bCs/>
+          <w:lang w:val="x-none" w:eastAsia="x-none"/>
+        </w:rPr>
+        <w:t>Gambar 5.1.1</w:t>
+      </w:r>
+      <w:r>
+        <w:rPr>
+          <w:b/>
+          <w:bCs/>
+          <w:lang w:val="x-none" w:eastAsia="x-none"/>
+        </w:rPr>
+        <w:br/>
+        <w:t>Desain Halaman</w:t>
+      </w:r>
+      <w:r>
+        <w:rPr>
+          <w:b/>
+          <w:bCs/>
+          <w:lang w:val="x-none" w:eastAsia="x-none"/>
+        </w:rPr>
+        <w:t xml:space="preserve"> Form</w:t>
+      </w:r>
+      <w:r>
+        <w:rPr>
+          <w:b/>
+          <w:bCs/>
+          <w:lang w:val="x-none" w:eastAsia="x-none"/>
+        </w:rPr>
+        <w:t xml:space="preserve"> </w:t>
+      </w:r>
+      <w:r>
+        <w:rPr>
+          <w:b/>
+          <w:bCs/>
+          <w:lang w:val="x-none" w:eastAsia="x-none"/>
+        </w:rPr>
+        <w:t>biaya operational proyek</w:t>
+      </w:r>
+    </w:p>
+    <w:p>
+      <w:pPr>
+        <w:jc w:val="center"/>
+        <w:rPr>
+          <w:b/>
+          <w:bCs/>
+          <w:lang w:val="x-none" w:eastAsia="x-none"/>
+        </w:rPr>
+      </w:pPr>
+    </w:p>
+    <w:p>
+      <w:pPr>
+        <w:rPr>
+          <w:lang w:val="x-none" w:eastAsia="x-none"/>
+        </w:rPr>
+      </w:pPr>
+      <w:r>
+        <w:rPr>
+          <w:lang w:val="x-none" w:eastAsia="x-none"/>
+        </w:rPr>
+        <w:t xml:space="preserve">pada gambar diatas merupakan tampilan pada halaman </w:t>
+      </w:r>
+      <w:r>
+        <w:rPr>
+          <w:lang w:val="x-none" w:eastAsia="x-none"/>
+        </w:rPr>
+        <w:t>biaya operational proyek</w:t>
+      </w:r>
+      <w:r>
+        <w:rPr>
+          <w:lang w:val="x-none" w:eastAsia="x-none"/>
+        </w:rPr>
+        <w:t xml:space="preserve"> yang terdapat pada website ini. Kompenen pertama adalah textbox yang mana untuk memberi inputan berupa kode </w:t>
+      </w:r>
+      <w:r>
+        <w:rPr>
+          <w:lang w:val="x-none" w:eastAsia="x-none"/>
+        </w:rPr>
+        <w:t>kode proyek</w:t>
+      </w:r>
+      <w:r>
+        <w:rPr>
+          <w:lang w:val="x-none" w:eastAsia="x-none"/>
+        </w:rPr>
+        <w:t xml:space="preserve"> dari biaya operational proyek yang bersifat auto generate. Komponen kedua merupakan textbox yang mana untuk memberi inputan berupa nama </w:t>
+      </w:r>
+      <w:r>
+        <w:rPr>
+          <w:lang w:val="x-none" w:eastAsia="x-none"/>
+        </w:rPr>
+        <w:t>proyek</w:t>
+      </w:r>
+      <w:r>
+        <w:rPr>
+          <w:lang w:val="x-none" w:eastAsia="x-none"/>
+        </w:rPr>
+        <w:t xml:space="preserve"> dari user. Komponen ketiga merupakan textbox yang mana untuk memberi inputan berupa jumlah </w:t>
+      </w:r>
+      <w:r>
+        <w:rPr>
+          <w:lang w:val="x-none" w:eastAsia="x-none"/>
+        </w:rPr>
+        <w:t xml:space="preserve">budget </w:t>
+      </w:r>
+      <w:r>
+        <w:rPr>
+          <w:lang w:val="x-none" w:eastAsia="x-none"/>
+        </w:rPr>
+        <w:t xml:space="preserve">pencatatan dari user. Komponen keempat merupakan </w:t>
+      </w:r>
+      <w:r>
+        <w:rPr>
+          <w:lang w:val="x-none" w:eastAsia="x-none"/>
+        </w:rPr>
+        <w:t>datetime</w:t>
+      </w:r>
+      <w:r>
+        <w:rPr>
+          <w:lang w:val="x-none" w:eastAsia="x-none"/>
+        </w:rPr>
+        <w:t xml:space="preserve"> yang mana untuk memberi inputan berupa </w:t>
+      </w:r>
+      <w:r>
+        <w:rPr>
+          <w:lang w:val="x-none" w:eastAsia="x-none"/>
+        </w:rPr>
+        <w:t>tanggal</w:t>
+      </w:r>
+      <w:r>
+        <w:rPr>
+          <w:lang w:val="x-none" w:eastAsia="x-none"/>
+        </w:rPr>
+        <w:t xml:space="preserve"> dari user. Komponen kelima merupakan textbox yang mana untuk memberi inputan berupa keterangan dari user. Komponen keenam merupakan tombol submit untuk mentransfer data ke database </w:t>
+      </w:r>
+      <w:r>
+        <w:rPr>
+          <w:lang w:val="x-none" w:eastAsia="x-none"/>
+        </w:rPr>
+        <w:t>biaya operational proyek</w:t>
+      </w:r>
+      <w:r>
+        <w:rPr>
+          <w:lang w:val="x-none" w:eastAsia="x-none"/>
+        </w:rPr>
+        <w:t>.</w:t>
+      </w:r>
+    </w:p>
+    <w:p>
+      <w:pPr>
+        <w:pStyle w:val="Heading2"/>
+        <w:keepLines/>
+        <w:spacing w:before="360" w:after="80"/>
+        <w:ind w:left="720" w:hanging="720"/>
+        <w:rPr>
+          <w:rFonts w:ascii="Times New Roman" w:hAnsi="Times New Roman"/>
+          <w:i w:val="0"/>
+        </w:rPr>
+      </w:pPr>
+      <w:r>
+        <w:rPr>
+          <w:rFonts w:ascii="Times New Roman" w:hAnsi="Times New Roman"/>
+          <w:i w:val="0"/>
+        </w:rPr>
+        <w:t xml:space="preserve">Desain Halaman Form biaya </w:t>
+      </w:r>
+      <w:r>
+        <w:rPr>
+          <w:rFonts w:ascii="Times New Roman" w:hAnsi="Times New Roman"/>
+          <w:i w:val="0"/>
+        </w:rPr>
+        <w:t>pribadi</w:t>
+      </w:r>
+    </w:p>
+    <w:p>
+      <w:pPr>
+        <w:rPr>
+          <w:lang w:val="x-none" w:eastAsia="x-none"/>
+        </w:rPr>
+      </w:pPr>
+      <w:r>
+        <w:rPr>
+          <w:lang w:val="x-none" w:eastAsia="x-none"/>
+        </w:rPr>
+        <w:t xml:space="preserve">Halaman Form biaya </w:t>
+      </w:r>
+      <w:r>
+        <w:rPr>
+          <w:lang w:val="x-none" w:eastAsia="x-none"/>
+        </w:rPr>
+        <w:t>pribadi</w:t>
+      </w:r>
+      <w:r>
+        <w:rPr>
+          <w:lang w:val="x-none" w:eastAsia="x-none"/>
+        </w:rPr>
+        <w:t xml:space="preserve"> adalah halaman dimana user dapat menginput data data terkait dengan biaya pribadi agar dapat masuk kedalam database sehingga dapat dilihat dan di tampilkan pada halaman biaya pribadi.</w:t>
+      </w:r>
+    </w:p>
+    <w:p>
+      <w:pPr>
+        <w:rPr>
+          <w:lang w:val="x-none" w:eastAsia="x-none"/>
+        </w:rPr>
+      </w:pPr>
+    </w:p>
+    <w:p>
+      <w:pPr>
+        <w:rPr>
+          <w:lang w:val="x-none" w:eastAsia="x-none"/>
+        </w:rPr>
+      </w:pPr>
+      <w:r>
+        <w:rPr>
+          <w:noProof/>
+        </w:rPr>
+        <w:lastRenderedPageBreak/>
+        <w:drawing>
+          <wp:inline distT="0" distB="0" distL="0" distR="0" wp14:anchorId="6B6FDD39" wp14:editId="3D86CFF0">
+            <wp:extent cx="5731510" cy="3222625"/>
+            <wp:effectExtent l="0" t="0" r="2540" b="0"/>
+            <wp:docPr id="789723591" name="Picture 1"/>
+            <wp:cNvGraphicFramePr>
+              <a:graphicFrameLocks xmlns:a="http://schemas.openxmlformats.org/drawingml/2006/main" noChangeAspect="1"/>
+            </wp:cNvGraphicFramePr>
+            <a:graphic xmlns:a="http://schemas.openxmlformats.org/drawingml/2006/main">
+              <a:graphicData uri="http://schemas.openxmlformats.org/drawingml/2006/picture">
+                <pic:pic xmlns:pic="http://schemas.openxmlformats.org/drawingml/2006/picture">
+                  <pic:nvPicPr>
+                    <pic:cNvPr id="789723591" name=""/>
+                    <pic:cNvPicPr/>
+                  </pic:nvPicPr>
+                  <pic:blipFill>
+                    <a:blip r:embed="rId22"/>
+                    <a:stretch>
+                      <a:fillRect/>
+                    </a:stretch>
+                  </pic:blipFill>
+                  <pic:spPr>
+                    <a:xfrm>
+                      <a:off x="0" y="0"/>
+                      <a:ext cx="5731510" cy="3222625"/>
+                    </a:xfrm>
+                    <a:prstGeom prst="rect">
+                      <a:avLst/>
+                    </a:prstGeom>
+                  </pic:spPr>
+                </pic:pic>
+              </a:graphicData>
+            </a:graphic>
+          </wp:inline>
+        </w:drawing>
+      </w:r>
+      <w:r>
+        <w:rPr>
+          <w:noProof/>
+        </w:rPr>
+        <w:t xml:space="preserve">  </w:t>
+      </w:r>
+      <w:r>
+        <w:rPr>
+          <w:noProof/>
+        </w:rPr>
+        <w:t xml:space="preserve"> </w:t>
+      </w:r>
+    </w:p>
+    <w:p>
+      <w:pPr>
+        <w:jc w:val="center"/>
+        <w:rPr>
+          <w:b/>
+          <w:bCs/>
+          <w:lang w:val="x-none" w:eastAsia="x-none"/>
+        </w:rPr>
+      </w:pPr>
+      <w:r>
+        <w:rPr>
+          <w:b/>
+          <w:bCs/>
+          <w:lang w:val="x-none" w:eastAsia="x-none"/>
+        </w:rPr>
+        <w:t>Gambar 5.1.1</w:t>
+      </w:r>
+      <w:r>
+        <w:rPr>
+          <w:b/>
+          <w:bCs/>
+          <w:lang w:val="x-none" w:eastAsia="x-none"/>
+        </w:rPr>
+        <w:br/>
+        <w:t>Desain Halaman</w:t>
+      </w:r>
+      <w:r>
+        <w:rPr>
+          <w:b/>
+          <w:bCs/>
+          <w:lang w:val="x-none" w:eastAsia="x-none"/>
+        </w:rPr>
+        <w:t xml:space="preserve"> Form</w:t>
+      </w:r>
+      <w:r>
+        <w:rPr>
+          <w:b/>
+          <w:bCs/>
+          <w:lang w:val="x-none" w:eastAsia="x-none"/>
+        </w:rPr>
+        <w:t xml:space="preserve"> </w:t>
+      </w:r>
+      <w:r>
+        <w:rPr>
+          <w:b/>
+          <w:bCs/>
+          <w:lang w:val="x-none" w:eastAsia="x-none"/>
+        </w:rPr>
+        <w:t xml:space="preserve">biaya </w:t>
+      </w:r>
+      <w:r>
+        <w:rPr>
+          <w:b/>
+          <w:bCs/>
+          <w:lang w:val="x-none" w:eastAsia="x-none"/>
+        </w:rPr>
+        <w:t>pribadi</w:t>
+      </w:r>
+    </w:p>
+    <w:p>
+      <w:pPr>
+        <w:jc w:val="center"/>
+        <w:rPr>
+          <w:b/>
+          <w:bCs/>
+          <w:lang w:val="x-none" w:eastAsia="x-none"/>
+        </w:rPr>
+      </w:pPr>
+    </w:p>
+    <w:p>
+      <w:pPr>
+        <w:rPr>
+          <w:lang w:val="x-none" w:eastAsia="x-none"/>
+        </w:rPr>
+      </w:pPr>
+      <w:r>
+        <w:rPr>
+          <w:lang w:val="x-none" w:eastAsia="x-none"/>
+        </w:rPr>
+        <w:t xml:space="preserve">pada gambar diatas merupakan tampilan pada halaman biaya </w:t>
+      </w:r>
+      <w:r>
+        <w:rPr>
+          <w:lang w:val="x-none" w:eastAsia="x-none"/>
+        </w:rPr>
+        <w:t xml:space="preserve">pribadi </w:t>
+      </w:r>
+      <w:r>
+        <w:rPr>
+          <w:lang w:val="x-none" w:eastAsia="x-none"/>
+        </w:rPr>
+        <w:t xml:space="preserve">yang terdapat pada website ini. Kompenen pertama adalah textbox yang mana untuk memberi inputan berupa kode </w:t>
+      </w:r>
+      <w:r>
+        <w:rPr>
+          <w:lang w:val="x-none" w:eastAsia="x-none"/>
+        </w:rPr>
+        <w:t>biaya pribadi</w:t>
+      </w:r>
+      <w:r>
+        <w:rPr>
+          <w:lang w:val="x-none" w:eastAsia="x-none"/>
+        </w:rPr>
+        <w:t xml:space="preserve"> dari biaya </w:t>
+      </w:r>
+      <w:r>
+        <w:rPr>
+          <w:lang w:val="x-none" w:eastAsia="x-none"/>
+        </w:rPr>
+        <w:t>pribadi</w:t>
+      </w:r>
+      <w:r>
+        <w:rPr>
+          <w:lang w:val="x-none" w:eastAsia="x-none"/>
+        </w:rPr>
+        <w:t xml:space="preserve"> </w:t>
+      </w:r>
+      <w:r>
+        <w:rPr>
+          <w:lang w:val="x-none" w:eastAsia="x-none"/>
+        </w:rPr>
+        <w:t xml:space="preserve">yang bersifat auto generate. Komponen kedua merupakan textbox yang mana untuk memberi inputan berupa </w:t>
+      </w:r>
+      <w:r>
+        <w:rPr>
+          <w:lang w:val="x-none" w:eastAsia="x-none"/>
+        </w:rPr>
+        <w:t>jenis pengeluaran</w:t>
+      </w:r>
+      <w:r>
+        <w:rPr>
+          <w:lang w:val="x-none" w:eastAsia="x-none"/>
+        </w:rPr>
+        <w:t xml:space="preserve"> dari user. Komponen ketiga merupakan textbox yang mana untuk memberi inputan berupa jumlah budget dari user. Komponen keempat merupakan datetime yang mana untuk memberi inputan berupa </w:t>
+      </w:r>
+      <w:r>
+        <w:rPr>
+          <w:lang w:val="x-none" w:eastAsia="x-none"/>
+        </w:rPr>
+        <w:t>harga</w:t>
+      </w:r>
+      <w:r>
+        <w:rPr>
+          <w:lang w:val="x-none" w:eastAsia="x-none"/>
+        </w:rPr>
+        <w:t xml:space="preserve"> dari user. Komponen kelima merupakan textbox yang mana untuk memberi inputan berupa </w:t>
+      </w:r>
+      <w:r>
+        <w:rPr>
+          <w:lang w:val="x-none" w:eastAsia="x-none"/>
+        </w:rPr>
+        <w:t>tanggal</w:t>
+      </w:r>
+      <w:r>
+        <w:rPr>
+          <w:lang w:val="x-none" w:eastAsia="x-none"/>
+        </w:rPr>
+        <w:t xml:space="preserve"> dari user. </w:t>
+      </w:r>
+      <w:r>
+        <w:rPr>
+          <w:lang w:val="x-none" w:eastAsia="x-none"/>
+        </w:rPr>
+        <w:t xml:space="preserve">Komponen </w:t>
+      </w:r>
+      <w:r>
+        <w:rPr>
+          <w:lang w:val="x-none" w:eastAsia="x-none"/>
+        </w:rPr>
+        <w:t>keenam</w:t>
+      </w:r>
+      <w:r>
+        <w:rPr>
+          <w:lang w:val="x-none" w:eastAsia="x-none"/>
+        </w:rPr>
+        <w:t xml:space="preserve"> merupakan textbox yang mana untuk memberi inputan berupa </w:t>
+      </w:r>
+      <w:r>
+        <w:rPr>
+          <w:lang w:val="x-none" w:eastAsia="x-none"/>
+        </w:rPr>
+        <w:t>jumlah</w:t>
+      </w:r>
+      <w:r>
+        <w:rPr>
+          <w:lang w:val="x-none" w:eastAsia="x-none"/>
+        </w:rPr>
+        <w:t xml:space="preserve"> dari user. </w:t>
+      </w:r>
+      <w:r>
+        <w:rPr>
+          <w:lang w:val="x-none" w:eastAsia="x-none"/>
+        </w:rPr>
+        <w:t xml:space="preserve">Komponen </w:t>
+      </w:r>
+      <w:r>
+        <w:rPr>
+          <w:lang w:val="x-none" w:eastAsia="x-none"/>
+        </w:rPr>
+        <w:t>ketujuh</w:t>
+      </w:r>
+      <w:r>
+        <w:rPr>
+          <w:lang w:val="x-none" w:eastAsia="x-none"/>
+        </w:rPr>
+        <w:t xml:space="preserve"> merupakan tombol submit untuk mentransfer data ke database biaya </w:t>
+      </w:r>
+      <w:r>
+        <w:rPr>
+          <w:lang w:val="x-none" w:eastAsia="x-none"/>
+        </w:rPr>
+        <w:t>pribadi</w:t>
+      </w:r>
+      <w:r>
+        <w:rPr>
+          <w:lang w:val="x-none" w:eastAsia="x-none"/>
+        </w:rPr>
+        <w:t>.</w:t>
+      </w:r>
+    </w:p>
+    <w:p>
+      <w:pPr>
+        <w:pStyle w:val="Heading2"/>
+        <w:keepLines/>
+        <w:spacing w:before="360" w:after="80"/>
+        <w:ind w:left="720" w:hanging="720"/>
+        <w:rPr>
+          <w:rFonts w:ascii="Times New Roman" w:hAnsi="Times New Roman"/>
+          <w:i w:val="0"/>
+        </w:rPr>
+      </w:pPr>
+      <w:r>
+        <w:rPr>
+          <w:rFonts w:ascii="Times New Roman" w:hAnsi="Times New Roman"/>
+          <w:i w:val="0"/>
+        </w:rPr>
+        <w:t xml:space="preserve">Desain Halaman Form biaya </w:t>
+      </w:r>
+      <w:r>
+        <w:rPr>
+          <w:rFonts w:ascii="Times New Roman" w:hAnsi="Times New Roman"/>
+          <w:i w:val="0"/>
+        </w:rPr>
+        <w:t>lain-lain</w:t>
+      </w:r>
+    </w:p>
+    <w:p>
+      <w:pPr>
+        <w:rPr>
+          <w:lang w:val="x-none" w:eastAsia="x-none"/>
+        </w:rPr>
+      </w:pPr>
+      <w:r>
+        <w:rPr>
+          <w:lang w:val="x-none" w:eastAsia="x-none"/>
+        </w:rPr>
+        <w:t xml:space="preserve">Halaman Form biaya </w:t>
+      </w:r>
+      <w:r>
+        <w:rPr>
+          <w:lang w:val="x-none" w:eastAsia="x-none"/>
+        </w:rPr>
+        <w:t>lain-lain</w:t>
+      </w:r>
+      <w:r>
+        <w:rPr>
+          <w:lang w:val="x-none" w:eastAsia="x-none"/>
+        </w:rPr>
+        <w:t xml:space="preserve"> adalah halaman dimana user dapat menginput data data terkait dengan biaya </w:t>
+      </w:r>
+      <w:r>
+        <w:rPr>
+          <w:lang w:val="x-none" w:eastAsia="x-none"/>
+        </w:rPr>
+        <w:t>lain-lain</w:t>
+      </w:r>
+      <w:r>
+        <w:rPr>
+          <w:lang w:val="x-none" w:eastAsia="x-none"/>
+        </w:rPr>
+        <w:t xml:space="preserve"> agar dapat masuk kedalam database sehingga dapat dilihat dan di tampilkan pada halaman biaya lain-lain.</w:t>
+      </w:r>
+    </w:p>
+    <w:p>
+      <w:pPr>
+        <w:rPr>
+          <w:lang w:val="x-none" w:eastAsia="x-none"/>
+        </w:rPr>
+      </w:pPr>
+    </w:p>
+    <w:p>
+      <w:pPr>
+        <w:rPr>
+          <w:lang w:val="x-none" w:eastAsia="x-none"/>
+        </w:rPr>
+      </w:pPr>
+      <w:r>
+        <w:rPr>
+          <w:noProof/>
+        </w:rPr>
+        <w:lastRenderedPageBreak/>
+        <w:drawing>
+          <wp:inline distT="0" distB="0" distL="0" distR="0" wp14:anchorId="4B110A47" wp14:editId="67C435A9">
+            <wp:extent cx="5731510" cy="3222625"/>
+            <wp:effectExtent l="0" t="0" r="2540" b="0"/>
+            <wp:docPr id="1940548626" name="Picture 1"/>
+            <wp:cNvGraphicFramePr>
+              <a:graphicFrameLocks xmlns:a="http://schemas.openxmlformats.org/drawingml/2006/main" noChangeAspect="1"/>
+            </wp:cNvGraphicFramePr>
+            <a:graphic xmlns:a="http://schemas.openxmlformats.org/drawingml/2006/main">
+              <a:graphicData uri="http://schemas.openxmlformats.org/drawingml/2006/picture">
+                <pic:pic xmlns:pic="http://schemas.openxmlformats.org/drawingml/2006/picture">
+                  <pic:nvPicPr>
+                    <pic:cNvPr id="1940548626" name=""/>
+                    <pic:cNvPicPr/>
+                  </pic:nvPicPr>
+                  <pic:blipFill>
+                    <a:blip r:embed="rId23"/>
+                    <a:stretch>
+                      <a:fillRect/>
+                    </a:stretch>
+                  </pic:blipFill>
+                  <pic:spPr>
+                    <a:xfrm>
+                      <a:off x="0" y="0"/>
+                      <a:ext cx="5731510" cy="3222625"/>
+                    </a:xfrm>
+                    <a:prstGeom prst="rect">
+                      <a:avLst/>
+                    </a:prstGeom>
+                  </pic:spPr>
+                </pic:pic>
+              </a:graphicData>
+            </a:graphic>
+          </wp:inline>
+        </w:drawing>
+      </w:r>
+      <w:r>
+        <w:rPr>
+          <w:noProof/>
+        </w:rPr>
+        <w:t xml:space="preserve"> </w:t>
+      </w:r>
+      <w:r>
+        <w:rPr>
+          <w:noProof/>
+        </w:rPr>
+        <w:t xml:space="preserve">   </w:t>
+      </w:r>
+    </w:p>
+    <w:p>
+      <w:pPr>
+        <w:jc w:val="center"/>
+        <w:rPr>
+          <w:b/>
+          <w:bCs/>
+          <w:lang w:val="x-none" w:eastAsia="x-none"/>
+        </w:rPr>
+      </w:pPr>
+      <w:r>
+        <w:rPr>
+          <w:b/>
+          <w:bCs/>
+          <w:lang w:val="x-none" w:eastAsia="x-none"/>
+        </w:rPr>
+        <w:t>Gambar 5.1.1</w:t>
+      </w:r>
+      <w:r>
+        <w:rPr>
+          <w:b/>
+          <w:bCs/>
+          <w:lang w:val="x-none" w:eastAsia="x-none"/>
+        </w:rPr>
+        <w:br/>
+        <w:t>Desain Halaman</w:t>
+      </w:r>
+      <w:r>
+        <w:rPr>
+          <w:b/>
+          <w:bCs/>
+          <w:lang w:val="x-none" w:eastAsia="x-none"/>
+        </w:rPr>
+        <w:t xml:space="preserve"> Form</w:t>
+      </w:r>
+      <w:r>
+        <w:rPr>
+          <w:b/>
+          <w:bCs/>
+          <w:lang w:val="x-none" w:eastAsia="x-none"/>
+        </w:rPr>
+        <w:t xml:space="preserve"> </w:t>
+      </w:r>
+      <w:r>
+        <w:rPr>
+          <w:b/>
+          <w:bCs/>
+          <w:lang w:val="x-none" w:eastAsia="x-none"/>
+        </w:rPr>
+        <w:t xml:space="preserve">biaya </w:t>
+      </w:r>
+      <w:r>
+        <w:rPr>
+          <w:b/>
+          <w:bCs/>
+          <w:lang w:val="x-none" w:eastAsia="x-none"/>
+        </w:rPr>
+        <w:t>lain-lain</w:t>
+      </w:r>
+    </w:p>
+    <w:p>
+      <w:pPr>
+        <w:jc w:val="center"/>
+        <w:rPr>
+          <w:b/>
+          <w:bCs/>
+          <w:lang w:val="x-none" w:eastAsia="x-none"/>
+        </w:rPr>
+      </w:pPr>
+    </w:p>
+    <w:p>
+      <w:pPr>
+        <w:rPr>
+          <w:lang w:val="x-none" w:eastAsia="x-none"/>
+        </w:rPr>
+      </w:pPr>
+      <w:r>
+        <w:rPr>
+          <w:lang w:val="x-none" w:eastAsia="x-none"/>
+        </w:rPr>
+        <w:t xml:space="preserve">pada gambar diatas merupakan tampilan pada halaman biaya </w:t>
+      </w:r>
+      <w:r>
+        <w:rPr>
+          <w:lang w:val="x-none" w:eastAsia="x-none"/>
+        </w:rPr>
+        <w:t>lain-lain</w:t>
+      </w:r>
+      <w:r>
+        <w:rPr>
+          <w:lang w:val="x-none" w:eastAsia="x-none"/>
+        </w:rPr>
+        <w:t xml:space="preserve"> yang terdapat pada website ini. Kompenen pertama adalah textbox yang mana untuk memberi inputan berupa kode biaya lain-lain dari biaya lain-lain yang bersifat auto generate. Komponen kedua merupakan textbox yang mana untuk memberi inputan berupa jenis pengeluaran dari user. Komponen ketiga merupakan textbox yang mana untuk memberi inputan berupa jumlah budget dari user. Komponen keempat merupakan datetime yang mana untuk memberi inputan berupa harga dari user. Komponen kelima merupakan textbox yang mana untuk memberi inputan berupa tanggal dari user. Komponen keenam merupakan textbox yang mana untuk memberi inputan berupa jumlah dari user. Komponen ketujuh merupakan tombol submit untuk mentransfer data ke database biaya lain-lain.</w:t>
+      </w:r>
+    </w:p>
+    <w:p>
+      <w:pPr>
+        <w:pStyle w:val="Heading2"/>
+        <w:keepLines/>
+        <w:spacing w:before="360" w:after="80"/>
+        <w:ind w:left="720" w:hanging="720"/>
+        <w:rPr>
+          <w:rFonts w:ascii="Times New Roman" w:hAnsi="Times New Roman"/>
+          <w:i w:val="0"/>
+        </w:rPr>
+      </w:pPr>
+      <w:r>
+        <w:rPr>
+          <w:rFonts w:ascii="Times New Roman" w:hAnsi="Times New Roman"/>
+          <w:i w:val="0"/>
+        </w:rPr>
+        <w:t xml:space="preserve">Desain Halaman Form biaya </w:t>
+      </w:r>
+      <w:r>
+        <w:rPr>
+          <w:rFonts w:ascii="Times New Roman" w:hAnsi="Times New Roman"/>
+          <w:i w:val="0"/>
+        </w:rPr>
+        <w:t>non budgeting</w:t>
+      </w:r>
+    </w:p>
+    <w:p>
+      <w:pPr>
+        <w:rPr>
+          <w:lang w:val="x-none" w:eastAsia="x-none"/>
+        </w:rPr>
+      </w:pPr>
+      <w:r>
+        <w:rPr>
+          <w:lang w:val="x-none" w:eastAsia="x-none"/>
+        </w:rPr>
+        <w:t xml:space="preserve">Halaman Form biaya </w:t>
+      </w:r>
+      <w:r>
+        <w:rPr>
+          <w:lang w:val="x-none" w:eastAsia="x-none"/>
+        </w:rPr>
+        <w:t>non budgeting</w:t>
+      </w:r>
+      <w:r>
+        <w:rPr>
+          <w:lang w:val="x-none" w:eastAsia="x-none"/>
+        </w:rPr>
+        <w:t xml:space="preserve"> adalah halaman dimana user dapat menginput data data terkait dengan biaya non budgeting agar dapat masuk kedalam database sehingga dapat dilihat dan di tampilkan pada halaman biaya non budgeting.</w:t>
+      </w:r>
+    </w:p>
+    <w:p>
+      <w:pPr>
+        <w:rPr>
+          <w:lang w:val="x-none" w:eastAsia="x-none"/>
+        </w:rPr>
+      </w:pPr>
+    </w:p>
+    <w:p>
+      <w:pPr>
+        <w:rPr>
+          <w:lang w:val="x-none" w:eastAsia="x-none"/>
+        </w:rPr>
+      </w:pPr>
+      <w:r>
+        <w:rPr>
+          <w:noProof/>
+        </w:rPr>
+        <w:lastRenderedPageBreak/>
+        <w:drawing>
+          <wp:inline distT="0" distB="0" distL="0" distR="0" wp14:anchorId="2C92E0A4" wp14:editId="19C0C6AD">
+            <wp:extent cx="5731510" cy="3222625"/>
+            <wp:effectExtent l="0" t="0" r="2540" b="0"/>
+            <wp:docPr id="631317770" name="Picture 1"/>
+            <wp:cNvGraphicFramePr>
+              <a:graphicFrameLocks xmlns:a="http://schemas.openxmlformats.org/drawingml/2006/main" noChangeAspect="1"/>
+            </wp:cNvGraphicFramePr>
+            <a:graphic xmlns:a="http://schemas.openxmlformats.org/drawingml/2006/main">
+              <a:graphicData uri="http://schemas.openxmlformats.org/drawingml/2006/picture">
+                <pic:pic xmlns:pic="http://schemas.openxmlformats.org/drawingml/2006/picture">
+                  <pic:nvPicPr>
+                    <pic:cNvPr id="631317770" name=""/>
+                    <pic:cNvPicPr/>
+                  </pic:nvPicPr>
+                  <pic:blipFill>
+                    <a:blip r:embed="rId24"/>
+                    <a:stretch>
+                      <a:fillRect/>
+                    </a:stretch>
+                  </pic:blipFill>
+                  <pic:spPr>
+                    <a:xfrm>
+                      <a:off x="0" y="0"/>
+                      <a:ext cx="5731510" cy="3222625"/>
+                    </a:xfrm>
+                    <a:prstGeom prst="rect">
+                      <a:avLst/>
+                    </a:prstGeom>
+                  </pic:spPr>
+                </pic:pic>
+              </a:graphicData>
+            </a:graphic>
+          </wp:inline>
+        </w:drawing>
+      </w:r>
+      <w:r>
+        <w:rPr>
+          <w:noProof/>
+        </w:rPr>
+        <w:t xml:space="preserve"> </w:t>
+      </w:r>
+      <w:r>
+        <w:rPr>
+          <w:noProof/>
+        </w:rPr>
+        <w:t xml:space="preserve"> </w:t>
+      </w:r>
+    </w:p>
+    <w:p>
+      <w:pPr>
+        <w:jc w:val="center"/>
+        <w:rPr>
+          <w:b/>
+          <w:bCs/>
+          <w:lang w:val="x-none" w:eastAsia="x-none"/>
+        </w:rPr>
+      </w:pPr>
+      <w:r>
+        <w:rPr>
+          <w:b/>
+          <w:bCs/>
+          <w:lang w:val="x-none" w:eastAsia="x-none"/>
+        </w:rPr>
+        <w:t>Gambar 5.1.1</w:t>
+      </w:r>
+      <w:r>
+        <w:rPr>
+          <w:b/>
+          <w:bCs/>
+          <w:lang w:val="x-none" w:eastAsia="x-none"/>
+        </w:rPr>
+        <w:br/>
+        <w:t>Desain Halaman</w:t>
+      </w:r>
+      <w:r>
+        <w:rPr>
+          <w:b/>
+          <w:bCs/>
+          <w:lang w:val="x-none" w:eastAsia="x-none"/>
+        </w:rPr>
+        <w:t xml:space="preserve"> Form</w:t>
+      </w:r>
+      <w:r>
+        <w:rPr>
+          <w:b/>
+          <w:bCs/>
+          <w:lang w:val="x-none" w:eastAsia="x-none"/>
+        </w:rPr>
+        <w:t xml:space="preserve"> </w:t>
+      </w:r>
+      <w:r>
+        <w:rPr>
+          <w:b/>
+          <w:bCs/>
+          <w:lang w:val="x-none" w:eastAsia="x-none"/>
+        </w:rPr>
+        <w:t xml:space="preserve">biaya operational </w:t>
+      </w:r>
+      <w:r>
+        <w:rPr>
+          <w:b/>
+          <w:bCs/>
+          <w:lang w:val="x-none" w:eastAsia="x-none"/>
+        </w:rPr>
+        <w:t>non budgeting</w:t>
+      </w:r>
+    </w:p>
+    <w:p>
+      <w:pPr>
+        <w:jc w:val="center"/>
+        <w:rPr>
+          <w:b/>
+          <w:bCs/>
+          <w:lang w:val="x-none" w:eastAsia="x-none"/>
+        </w:rPr>
+      </w:pPr>
+    </w:p>
+    <w:p>
+      <w:pPr>
+        <w:rPr>
+          <w:lang w:val="x-none" w:eastAsia="x-none"/>
+        </w:rPr>
+      </w:pPr>
+      <w:r>
+        <w:rPr>
+          <w:lang w:val="x-none" w:eastAsia="x-none"/>
+        </w:rPr>
+        <w:t>pada gambar diatas merupakan tampilan pada halaman biaya non budgeting</w:t>
+      </w:r>
+      <w:r>
+        <w:rPr>
+          <w:lang w:val="x-none" w:eastAsia="x-none"/>
+        </w:rPr>
+        <w:t xml:space="preserve"> </w:t>
+      </w:r>
+      <w:r>
+        <w:rPr>
+          <w:lang w:val="x-none" w:eastAsia="x-none"/>
+        </w:rPr>
+        <w:t>yang terdapat pada website ini. Kompenen pertama adalah textbox yang mana untuk memberi inputan berupa kode kode biaya non budgeting dari biaya non budgeting</w:t>
+      </w:r>
+      <w:r>
+        <w:rPr>
+          <w:lang w:val="x-none" w:eastAsia="x-none"/>
+        </w:rPr>
+        <w:t xml:space="preserve"> </w:t>
+      </w:r>
+      <w:r>
+        <w:rPr>
+          <w:lang w:val="x-none" w:eastAsia="x-none"/>
+        </w:rPr>
+        <w:t>yang bersifat auto generate. Komponen kedua merupakan textbox yang mana untuk memberi inputan berupa nama biaya non budgeting</w:t>
+      </w:r>
+      <w:r>
+        <w:rPr>
+          <w:lang w:val="x-none" w:eastAsia="x-none"/>
+        </w:rPr>
+        <w:t xml:space="preserve"> </w:t>
+      </w:r>
+      <w:r>
+        <w:rPr>
+          <w:lang w:val="x-none" w:eastAsia="x-none"/>
+        </w:rPr>
+        <w:t xml:space="preserve">dari user. Komponen ketiga merupakan textbox yang mana untuk memberi inputan berupa </w:t>
+      </w:r>
+      <w:r>
+        <w:rPr>
+          <w:lang w:val="x-none" w:eastAsia="x-none"/>
+        </w:rPr>
+        <w:t>keterangan</w:t>
+      </w:r>
+      <w:r>
+        <w:rPr>
+          <w:lang w:val="x-none" w:eastAsia="x-none"/>
+        </w:rPr>
+        <w:t xml:space="preserve"> budget biaya non budgeting</w:t>
+      </w:r>
+      <w:r>
+        <w:rPr>
+          <w:lang w:val="x-none" w:eastAsia="x-none"/>
+        </w:rPr>
+        <w:t xml:space="preserve"> </w:t>
+      </w:r>
+      <w:r>
+        <w:rPr>
+          <w:lang w:val="x-none" w:eastAsia="x-none"/>
+        </w:rPr>
+        <w:t>dari user. Komponen keempat merupakan datetime yang mana untuk memberi inputan berupa tanggal dari use</w:t>
+      </w:r>
+      <w:r>
+        <w:rPr>
+          <w:lang w:val="x-none" w:eastAsia="x-none"/>
+        </w:rPr>
+        <w:t>r</w:t>
+      </w:r>
+      <w:r>
+        <w:rPr>
+          <w:lang w:val="x-none" w:eastAsia="x-none"/>
+        </w:rPr>
+        <w:t xml:space="preserve">. Komponen kelima merupakan textbox yang mana untuk memberi inputan berupa </w:t>
+      </w:r>
+      <w:r>
+        <w:rPr>
+          <w:lang w:val="x-none" w:eastAsia="x-none"/>
+        </w:rPr>
+        <w:t>biaya</w:t>
+      </w:r>
+      <w:r>
+        <w:rPr>
+          <w:lang w:val="x-none" w:eastAsia="x-none"/>
+        </w:rPr>
+        <w:t xml:space="preserve"> dari user. Komponen keenam merupakan tombol submit untuk mentransfer data ke database biaya non budgeting.</w:t>
+      </w:r>
+    </w:p>
+    <w:p>
+      <w:pPr>
+        <w:pStyle w:val="Heading2"/>
+        <w:keepLines/>
+        <w:spacing w:before="360" w:after="80"/>
+        <w:ind w:left="720" w:hanging="720"/>
+        <w:rPr>
+          <w:rFonts w:ascii="Times New Roman" w:hAnsi="Times New Roman"/>
+          <w:i w:val="0"/>
+        </w:rPr>
+      </w:pPr>
+      <w:r>
+        <w:rPr>
+          <w:rFonts w:ascii="Times New Roman" w:hAnsi="Times New Roman"/>
+          <w:i w:val="0"/>
+        </w:rPr>
+        <w:t xml:space="preserve">Desain Halaman Form </w:t>
+      </w:r>
+      <w:r>
+        <w:rPr>
+          <w:rFonts w:ascii="Times New Roman" w:hAnsi="Times New Roman"/>
+          <w:i w:val="0"/>
+        </w:rPr>
+        <w:t xml:space="preserve">detail </w:t>
+      </w:r>
+      <w:r>
+        <w:rPr>
+          <w:rFonts w:ascii="Times New Roman" w:hAnsi="Times New Roman"/>
+          <w:i w:val="0"/>
+        </w:rPr>
+        <w:t xml:space="preserve">biaya </w:t>
+      </w:r>
+      <w:r>
+        <w:rPr>
+          <w:rFonts w:ascii="Times New Roman" w:hAnsi="Times New Roman"/>
+          <w:i w:val="0"/>
+        </w:rPr>
+        <w:t>operational proyek</w:t>
+      </w:r>
+    </w:p>
+    <w:p>
+      <w:pPr>
+        <w:rPr>
+          <w:lang w:val="x-none" w:eastAsia="x-none"/>
+        </w:rPr>
+      </w:pPr>
+      <w:r>
+        <w:rPr>
+          <w:lang w:val="x-none" w:eastAsia="x-none"/>
+        </w:rPr>
+        <w:t xml:space="preserve">Halaman Form </w:t>
+      </w:r>
+      <w:r>
+        <w:rPr>
+          <w:lang w:val="x-none" w:eastAsia="x-none"/>
+        </w:rPr>
+        <w:t xml:space="preserve">detail </w:t>
+      </w:r>
+      <w:r>
+        <w:rPr>
+          <w:lang w:val="x-none" w:eastAsia="x-none"/>
+        </w:rPr>
+        <w:t xml:space="preserve">biaya </w:t>
+      </w:r>
+      <w:r>
+        <w:rPr>
+          <w:lang w:val="x-none" w:eastAsia="x-none"/>
+        </w:rPr>
+        <w:t>operational proyek</w:t>
+      </w:r>
+      <w:r>
+        <w:rPr>
+          <w:lang w:val="x-none" w:eastAsia="x-none"/>
+        </w:rPr>
+        <w:t xml:space="preserve"> adalah halaman dimana user dapat menginput data data terkait dengan detail biaya operational proyek agar dapat masuk kedalam database sehingga dapat dilihat dan di tampilkan pada halaman detail biaya operational proyek.</w:t>
+      </w:r>
+    </w:p>
+    <w:p>
+      <w:pPr>
+        <w:rPr>
+          <w:lang w:val="x-none" w:eastAsia="x-none"/>
+        </w:rPr>
+      </w:pPr>
+    </w:p>
+    <w:p>
+      <w:pPr>
+        <w:rPr>
+          <w:lang w:val="x-none" w:eastAsia="x-none"/>
+        </w:rPr>
+      </w:pPr>
+      <w:r>
+        <w:rPr>
+          <w:noProof/>
+        </w:rPr>
+        <w:lastRenderedPageBreak/>
+        <w:drawing>
+          <wp:inline distT="0" distB="0" distL="0" distR="0" wp14:anchorId="6ABCCBEC" wp14:editId="67E8155E">
+            <wp:extent cx="5731510" cy="3222625"/>
+            <wp:effectExtent l="0" t="0" r="2540" b="0"/>
+            <wp:docPr id="459633141" name="Picture 1"/>
+            <wp:cNvGraphicFramePr>
+              <a:graphicFrameLocks xmlns:a="http://schemas.openxmlformats.org/drawingml/2006/main" noChangeAspect="1"/>
+            </wp:cNvGraphicFramePr>
+            <a:graphic xmlns:a="http://schemas.openxmlformats.org/drawingml/2006/main">
+              <a:graphicData uri="http://schemas.openxmlformats.org/drawingml/2006/picture">
+                <pic:pic xmlns:pic="http://schemas.openxmlformats.org/drawingml/2006/picture">
+                  <pic:nvPicPr>
+                    <pic:cNvPr id="459633141" name=""/>
+                    <pic:cNvPicPr/>
+                  </pic:nvPicPr>
+                  <pic:blipFill>
+                    <a:blip r:embed="rId25"/>
+                    <a:stretch>
+                      <a:fillRect/>
+                    </a:stretch>
+                  </pic:blipFill>
+                  <pic:spPr>
+                    <a:xfrm>
+                      <a:off x="0" y="0"/>
+                      <a:ext cx="5731510" cy="3222625"/>
+                    </a:xfrm>
+                    <a:prstGeom prst="rect">
+                      <a:avLst/>
+                    </a:prstGeom>
+                  </pic:spPr>
+                </pic:pic>
+              </a:graphicData>
+            </a:graphic>
+          </wp:inline>
+        </w:drawing>
+      </w:r>
+      <w:r>
+        <w:rPr>
+          <w:noProof/>
+        </w:rPr>
+        <w:t xml:space="preserve"> </w:t>
+      </w:r>
+      <w:r>
+        <w:rPr>
+          <w:noProof/>
+        </w:rPr>
+        <w:t xml:space="preserve">  </w:t>
+      </w:r>
+    </w:p>
+    <w:p>
+      <w:pPr>
+        <w:jc w:val="center"/>
+        <w:rPr>
+          <w:b/>
+          <w:bCs/>
+          <w:lang w:val="x-none" w:eastAsia="x-none"/>
+        </w:rPr>
+      </w:pPr>
+      <w:r>
+        <w:rPr>
+          <w:b/>
+          <w:bCs/>
+          <w:lang w:val="x-none" w:eastAsia="x-none"/>
+        </w:rPr>
+        <w:t>Gambar 5.1.1</w:t>
+      </w:r>
+      <w:r>
+        <w:rPr>
+          <w:b/>
+          <w:bCs/>
+          <w:lang w:val="x-none" w:eastAsia="x-none"/>
+        </w:rPr>
+        <w:br/>
+        <w:t>Desain Halaman</w:t>
+      </w:r>
+      <w:r>
+        <w:rPr>
+          <w:b/>
+          <w:bCs/>
+          <w:lang w:val="x-none" w:eastAsia="x-none"/>
+        </w:rPr>
+        <w:t xml:space="preserve"> Form</w:t>
+      </w:r>
+      <w:r>
+        <w:rPr>
+          <w:b/>
+          <w:bCs/>
+          <w:lang w:val="x-none" w:eastAsia="x-none"/>
+        </w:rPr>
+        <w:t xml:space="preserve"> detail</w:t>
+      </w:r>
+      <w:r>
+        <w:rPr>
+          <w:b/>
+          <w:bCs/>
+          <w:lang w:val="x-none" w:eastAsia="x-none"/>
+        </w:rPr>
+        <w:t xml:space="preserve"> </w:t>
+      </w:r>
+      <w:r>
+        <w:rPr>
+          <w:b/>
+          <w:bCs/>
+          <w:lang w:val="x-none" w:eastAsia="x-none"/>
+        </w:rPr>
+        <w:t xml:space="preserve">biaya </w:t>
+      </w:r>
+      <w:r>
+        <w:rPr>
+          <w:b/>
+          <w:bCs/>
+          <w:lang w:val="x-none" w:eastAsia="x-none"/>
+        </w:rPr>
+        <w:t>operational proyek</w:t>
+      </w:r>
+    </w:p>
+    <w:p>
+      <w:pPr>
+        <w:jc w:val="center"/>
+        <w:rPr>
+          <w:b/>
+          <w:bCs/>
+          <w:lang w:val="x-none" w:eastAsia="x-none"/>
+        </w:rPr>
+      </w:pPr>
+    </w:p>
+    <w:p>
+      <w:pPr>
+        <w:rPr>
+          <w:lang w:val="x-none" w:eastAsia="x-none"/>
+        </w:rPr>
+      </w:pPr>
+      <w:r>
+        <w:rPr>
+          <w:lang w:val="x-none" w:eastAsia="x-none"/>
+        </w:rPr>
+        <w:t xml:space="preserve">pada gambar diatas merupakan tampilan pada halaman biaya non budgeting yang terdapat pada website ini. Kompenen pertama adalah textbox yang mana untuk memberi inputan berupa kode detail biaya operational proyek dari detail biaya operational proyek yang bersifat auto generate. Komponen kedua merupakan textbox yang mana untuk memberi inputan berupa nama </w:t>
+      </w:r>
+      <w:r>
+        <w:rPr>
+          <w:lang w:val="x-none" w:eastAsia="x-none"/>
+        </w:rPr>
+        <w:t>proyek</w:t>
+      </w:r>
+      <w:r>
+        <w:rPr>
+          <w:lang w:val="x-none" w:eastAsia="x-none"/>
+        </w:rPr>
+        <w:t xml:space="preserve"> dari user. Komponen ketiga merupakan textbox yang mana untuk memberi inputan berupa </w:t>
+      </w:r>
+      <w:r>
+        <w:rPr>
+          <w:lang w:val="x-none" w:eastAsia="x-none"/>
+        </w:rPr>
+        <w:t>jumlah</w:t>
+      </w:r>
+      <w:r>
+        <w:rPr>
+          <w:lang w:val="x-none" w:eastAsia="x-none"/>
+        </w:rPr>
+        <w:t xml:space="preserve"> budget </w:t>
+      </w:r>
+      <w:r>
+        <w:rPr>
+          <w:lang w:val="x-none" w:eastAsia="x-none"/>
+        </w:rPr>
+        <w:t xml:space="preserve">detail biaya operational proyek </w:t>
+      </w:r>
+      <w:r>
+        <w:rPr>
+          <w:lang w:val="x-none" w:eastAsia="x-none"/>
+        </w:rPr>
+        <w:t xml:space="preserve">dari user. Komponen keempat merupakan </w:t>
+      </w:r>
+      <w:r>
+        <w:rPr>
+          <w:lang w:val="x-none" w:eastAsia="x-none"/>
+        </w:rPr>
+        <w:t>textbox</w:t>
+      </w:r>
+      <w:r>
+        <w:rPr>
+          <w:lang w:val="x-none" w:eastAsia="x-none"/>
+        </w:rPr>
+        <w:t xml:space="preserve"> yang mana untuk memberi inputan berupa </w:t>
+      </w:r>
+      <w:r>
+        <w:rPr>
+          <w:lang w:val="x-none" w:eastAsia="x-none"/>
+        </w:rPr>
+        <w:t>harga</w:t>
+      </w:r>
+      <w:r>
+        <w:rPr>
+          <w:lang w:val="x-none" w:eastAsia="x-none"/>
+        </w:rPr>
+        <w:t xml:space="preserve"> dari user. Komponen kelima merupakan </w:t>
+      </w:r>
+      <w:r>
+        <w:rPr>
+          <w:lang w:val="x-none" w:eastAsia="x-none"/>
+        </w:rPr>
+        <w:t>button untuk mengupload foto bukti</w:t>
+      </w:r>
+      <w:r>
+        <w:rPr>
+          <w:lang w:val="x-none" w:eastAsia="x-none"/>
+        </w:rPr>
+        <w:t xml:space="preserve"> </w:t>
+      </w:r>
+      <w:r>
+        <w:rPr>
+          <w:lang w:val="x-none" w:eastAsia="x-none"/>
+        </w:rPr>
+        <w:t>dari user</w:t>
+      </w:r>
+      <w:r>
+        <w:rPr>
+          <w:lang w:val="x-none" w:eastAsia="x-none"/>
+        </w:rPr>
+        <w:t xml:space="preserve">. Komponen keenam merupakan tombol submit untuk mentransfer data ke database </w:t>
+      </w:r>
+      <w:r>
+        <w:rPr>
+          <w:lang w:val="x-none" w:eastAsia="x-none"/>
+        </w:rPr>
+        <w:t>detail biaya operational proyek</w:t>
+      </w:r>
+      <w:r>
+        <w:rPr>
+          <w:lang w:val="x-none" w:eastAsia="x-none"/>
+        </w:rPr>
+        <w:t>.</w:t>
+      </w:r>
+    </w:p>
+    <w:p>
+      <w:pPr>
+        <w:rPr>
+          <w:lang w:val="x-none" w:eastAsia="x-none"/>
+        </w:rPr>
+      </w:pPr>
+    </w:p>
+    <w:p>
+      <w:pPr>
+        <w:pStyle w:val="Heading2"/>
+        <w:keepLines/>
+        <w:spacing w:before="360" w:after="80"/>
+        <w:ind w:left="720" w:hanging="720"/>
+        <w:rPr>
+          <w:rFonts w:ascii="Times New Roman" w:hAnsi="Times New Roman"/>
+          <w:i w:val="0"/>
+        </w:rPr>
+      </w:pPr>
+      <w:r>
+        <w:rPr>
+          <w:rFonts w:ascii="Times New Roman" w:hAnsi="Times New Roman"/>
+          <w:i w:val="0"/>
+        </w:rPr>
+        <w:t xml:space="preserve">Desain Halaman Form pegawai </w:t>
+      </w:r>
+    </w:p>
+    <w:p>
+      <w:pPr>
+        <w:rPr>
+          <w:lang w:val="x-none" w:eastAsia="x-none"/>
+        </w:rPr>
+      </w:pPr>
+      <w:r>
+        <w:rPr>
+          <w:lang w:val="x-none" w:eastAsia="x-none"/>
+        </w:rPr>
+        <w:t>Halaman Form pegawai adalah halaman dimana user dapat menginput data data terkait dengan pegawai agar dapat masuk kedalam database sehingga dapat dilihat dan di tampilkan pada halaman register.</w:t>
+      </w:r>
+    </w:p>
+    <w:p>
+      <w:pPr>
+        <w:rPr>
+          <w:lang w:val="x-none" w:eastAsia="x-none"/>
+        </w:rPr>
+      </w:pPr>
+    </w:p>
+    <w:p>
+      <w:pPr>
+        <w:rPr>
+          <w:lang w:val="x-none" w:eastAsia="x-none"/>
+        </w:rPr>
+      </w:pPr>
+      <w:r>
+        <w:rPr>
+          <w:noProof/>
+        </w:rPr>
+        <w:lastRenderedPageBreak/>
+        <w:drawing>
+          <wp:inline distT="0" distB="0" distL="0" distR="0" wp14:anchorId="57EAA8F9" wp14:editId="60612FBF">
+            <wp:extent cx="5731510" cy="3222625"/>
+            <wp:effectExtent l="0" t="0" r="2540" b="0"/>
+            <wp:docPr id="832041788" name="Picture 1"/>
+            <wp:cNvGraphicFramePr>
+              <a:graphicFrameLocks xmlns:a="http://schemas.openxmlformats.org/drawingml/2006/main" noChangeAspect="1"/>
+            </wp:cNvGraphicFramePr>
+            <a:graphic xmlns:a="http://schemas.openxmlformats.org/drawingml/2006/main">
+              <a:graphicData uri="http://schemas.openxmlformats.org/drawingml/2006/picture">
+                <pic:pic xmlns:pic="http://schemas.openxmlformats.org/drawingml/2006/picture">
+                  <pic:nvPicPr>
+                    <pic:cNvPr id="832041788" name=""/>
+                    <pic:cNvPicPr/>
+                  </pic:nvPicPr>
+                  <pic:blipFill>
+                    <a:blip r:embed="rId26"/>
+                    <a:stretch>
+                      <a:fillRect/>
+                    </a:stretch>
+                  </pic:blipFill>
+                  <pic:spPr>
+                    <a:xfrm>
+                      <a:off x="0" y="0"/>
+                      <a:ext cx="5731510" cy="3222625"/>
+                    </a:xfrm>
+                    <a:prstGeom prst="rect">
+                      <a:avLst/>
+                    </a:prstGeom>
+                  </pic:spPr>
+                </pic:pic>
+              </a:graphicData>
+            </a:graphic>
+          </wp:inline>
+        </w:drawing>
+      </w:r>
+      <w:r>
+        <w:rPr>
+          <w:noProof/>
+        </w:rPr>
+        <w:t xml:space="preserve">    </w:t>
+      </w:r>
+    </w:p>
+    <w:p>
+      <w:pPr>
+        <w:jc w:val="center"/>
+        <w:rPr>
+          <w:b/>
+          <w:bCs/>
+          <w:lang w:val="x-none" w:eastAsia="x-none"/>
+        </w:rPr>
+      </w:pPr>
+      <w:r>
+        <w:rPr>
+          <w:b/>
+          <w:bCs/>
+          <w:lang w:val="x-none" w:eastAsia="x-none"/>
+        </w:rPr>
+        <w:t>Gambar 5.1.1</w:t>
+      </w:r>
+      <w:r>
+        <w:rPr>
+          <w:b/>
+          <w:bCs/>
+          <w:lang w:val="x-none" w:eastAsia="x-none"/>
+        </w:rPr>
+        <w:br/>
+        <w:t>Desain Halaman</w:t>
+      </w:r>
+      <w:r>
+        <w:rPr>
+          <w:b/>
+          <w:bCs/>
+          <w:lang w:val="x-none" w:eastAsia="x-none"/>
+        </w:rPr>
+        <w:t xml:space="preserve"> Form pegawai</w:t>
+      </w:r>
+    </w:p>
+    <w:p>
+      <w:pPr>
+        <w:jc w:val="center"/>
+        <w:rPr>
+          <w:b/>
+          <w:bCs/>
+          <w:lang w:val="x-none" w:eastAsia="x-none"/>
+        </w:rPr>
+      </w:pPr>
+    </w:p>
+    <w:p>
+      <w:pPr>
+        <w:rPr>
+          <w:lang w:val="x-none" w:eastAsia="x-none"/>
+        </w:rPr>
+      </w:pPr>
+      <w:r>
+        <w:rPr>
+          <w:lang w:val="x-none" w:eastAsia="x-none"/>
+        </w:rPr>
+        <w:t>pada gambar diatas merupakan tampilan pada halaman pegawai yang terdapat pada website ini. Kompenen pertama adalah textbox yang mana untuk memberi inputan berupa username yang dapat di input oleh user. Komponen kedua merupakan textbox yang mana untuk memberi inputan berupa password dari user. Komponen ketiga merupakan textbox yang mana untuk memberi inputan berupa nama pegawai dari user. Komponen keempat merupakan textbox yang mana untuk memberi inputan berupa nomor telp dari user. Komponen kelima merupakan textbox yang mana untuk memberi inputan berupa jabatan pegawai dari user.</w:t>
+      </w:r>
+      <w:r>
+        <w:rPr>
+          <w:lang w:val="x-none" w:eastAsia="x-none"/>
+        </w:rPr>
+        <w:t xml:space="preserve"> </w:t>
+      </w:r>
+      <w:r>
+        <w:rPr>
+          <w:lang w:val="x-none" w:eastAsia="x-none"/>
+        </w:rPr>
+        <w:t>Komponen keenam merupakan combobox yang mana untuk memberi inputan berupa role dari user.  Komponen ketujuh merupakan combobox yang mana untuk memberi inputan berupa perusahaan dari user. Komponen kedelapan merupakan tombol submit untuk mentransfer data ke database pegawai.</w:t>
+      </w:r>
+    </w:p>
+    <w:p>
+      <w:pPr>
+        <w:rPr>
+          <w:lang w:val="x-none" w:eastAsia="x-none"/>
+        </w:rPr>
+      </w:pPr>
+    </w:p>
+    <w:p>
+      <w:pPr>
+        <w:pStyle w:val="Heading2"/>
+        <w:keepLines/>
+        <w:spacing w:before="360" w:after="80"/>
+        <w:ind w:left="720" w:hanging="720"/>
+        <w:rPr>
+          <w:rFonts w:ascii="Times New Roman" w:hAnsi="Times New Roman"/>
+          <w:i w:val="0"/>
+        </w:rPr>
+      </w:pPr>
+      <w:r>
+        <w:rPr>
+          <w:rFonts w:ascii="Times New Roman" w:hAnsi="Times New Roman"/>
+          <w:i w:val="0"/>
+        </w:rPr>
+        <w:t>Desain Halaman</w:t>
+      </w:r>
+      <w:r>
+        <w:rPr>
+          <w:rFonts w:ascii="Times New Roman" w:hAnsi="Times New Roman"/>
+          <w:i w:val="0"/>
+        </w:rPr>
+        <w:t xml:space="preserve"> Form</w:t>
+      </w:r>
+      <w:r>
+        <w:rPr>
+          <w:rFonts w:ascii="Times New Roman" w:hAnsi="Times New Roman"/>
+          <w:i w:val="0"/>
+        </w:rPr>
+        <w:t xml:space="preserve"> </w:t>
+      </w:r>
+      <w:r>
+        <w:rPr>
+          <w:rFonts w:ascii="Times New Roman" w:hAnsi="Times New Roman"/>
+          <w:i w:val="0"/>
+        </w:rPr>
+        <w:t>Manajemen Perusahaan</w:t>
+      </w:r>
+    </w:p>
+    <w:p>
+      <w:pPr>
+        <w:rPr>
+          <w:lang w:val="x-none" w:eastAsia="x-none"/>
+        </w:rPr>
+      </w:pPr>
+      <w:r>
+        <w:rPr>
+          <w:lang w:val="x-none" w:eastAsia="x-none"/>
+        </w:rPr>
+        <w:t xml:space="preserve">Halaman Form </w:t>
+      </w:r>
+      <w:r>
+        <w:rPr>
+          <w:lang w:val="x-none" w:eastAsia="x-none"/>
+        </w:rPr>
+        <w:t>manajemen perusahaan</w:t>
+      </w:r>
+      <w:r>
+        <w:rPr>
+          <w:lang w:val="x-none" w:eastAsia="x-none"/>
+        </w:rPr>
+        <w:t xml:space="preserve"> adalah halaman dimana user dapat menginput data data terkait dengan </w:t>
+      </w:r>
+      <w:r>
+        <w:rPr>
+          <w:lang w:val="x-none" w:eastAsia="x-none"/>
+        </w:rPr>
+        <w:t>perusahaan</w:t>
+      </w:r>
+      <w:r>
+        <w:rPr>
+          <w:lang w:val="x-none" w:eastAsia="x-none"/>
+        </w:rPr>
+        <w:t xml:space="preserve"> agar dapat masuk kedalam database sehingga dapat dilihat dan di tampilkan pada halaman manajemen perusahaan.</w:t>
+      </w:r>
+    </w:p>
+    <w:p>
+      <w:pPr>
+        <w:rPr>
+          <w:lang w:val="x-none" w:eastAsia="x-none"/>
+        </w:rPr>
+      </w:pPr>
+    </w:p>
+    <w:p>
+      <w:pPr>
+        <w:rPr>
+          <w:lang w:val="x-none" w:eastAsia="x-none"/>
+        </w:rPr>
+      </w:pPr>
+      <w:r>
+        <w:rPr>
+          <w:noProof/>
+        </w:rPr>
+        <w:lastRenderedPageBreak/>
+        <w:drawing>
+          <wp:inline distT="0" distB="0" distL="0" distR="0" wp14:anchorId="1367854E" wp14:editId="0571AE26">
+            <wp:extent cx="5731510" cy="3222625"/>
+            <wp:effectExtent l="0" t="0" r="2540" b="0"/>
+            <wp:docPr id="496606092" name="Picture 1"/>
+            <wp:cNvGraphicFramePr>
+              <a:graphicFrameLocks xmlns:a="http://schemas.openxmlformats.org/drawingml/2006/main" noChangeAspect="1"/>
+            </wp:cNvGraphicFramePr>
+            <a:graphic xmlns:a="http://schemas.openxmlformats.org/drawingml/2006/main">
+              <a:graphicData uri="http://schemas.openxmlformats.org/drawingml/2006/picture">
+                <pic:pic xmlns:pic="http://schemas.openxmlformats.org/drawingml/2006/picture">
+                  <pic:nvPicPr>
+                    <pic:cNvPr id="496606092" name=""/>
+                    <pic:cNvPicPr/>
+                  </pic:nvPicPr>
+                  <pic:blipFill>
+                    <a:blip r:embed="rId27"/>
+                    <a:stretch>
+                      <a:fillRect/>
+                    </a:stretch>
+                  </pic:blipFill>
+                  <pic:spPr>
+                    <a:xfrm>
+                      <a:off x="0" y="0"/>
+                      <a:ext cx="5731510" cy="3222625"/>
+                    </a:xfrm>
+                    <a:prstGeom prst="rect">
+                      <a:avLst/>
+                    </a:prstGeom>
+                  </pic:spPr>
+                </pic:pic>
+              </a:graphicData>
+            </a:graphic>
+          </wp:inline>
+        </w:drawing>
+      </w:r>
+      <w:r>
+        <w:rPr>
+          <w:noProof/>
+        </w:rPr>
+        <w:t xml:space="preserve"> </w:t>
+      </w:r>
+      <w:r>
+        <w:rPr>
+          <w:noProof/>
+        </w:rPr>
+        <w:t xml:space="preserve">    </w:t>
+      </w:r>
+    </w:p>
+    <w:p>
+      <w:pPr>
+        <w:jc w:val="center"/>
+        <w:rPr>
+          <w:b/>
+          <w:bCs/>
+          <w:lang w:val="x-none" w:eastAsia="x-none"/>
+        </w:rPr>
+      </w:pPr>
+      <w:r>
+        <w:rPr>
+          <w:b/>
+          <w:bCs/>
+          <w:lang w:val="x-none" w:eastAsia="x-none"/>
+        </w:rPr>
+        <w:t>Gambar 5.1.1</w:t>
+      </w:r>
+      <w:r>
+        <w:rPr>
+          <w:b/>
+          <w:bCs/>
+          <w:lang w:val="x-none" w:eastAsia="x-none"/>
+        </w:rPr>
+        <w:br/>
+        <w:t>Desain Halaman</w:t>
+      </w:r>
+      <w:r>
+        <w:rPr>
+          <w:b/>
+          <w:bCs/>
+          <w:lang w:val="x-none" w:eastAsia="x-none"/>
+        </w:rPr>
+        <w:t xml:space="preserve"> Form </w:t>
+      </w:r>
+      <w:r>
+        <w:rPr>
+          <w:b/>
+          <w:bCs/>
+          <w:lang w:val="x-none" w:eastAsia="x-none"/>
+        </w:rPr>
+        <w:t>manajemen perusahaan</w:t>
+      </w:r>
+    </w:p>
+    <w:p>
+      <w:pPr>
+        <w:jc w:val="center"/>
+        <w:rPr>
+          <w:b/>
+          <w:bCs/>
+          <w:lang w:val="x-none" w:eastAsia="x-none"/>
+        </w:rPr>
+      </w:pPr>
+    </w:p>
+    <w:p>
+      <w:pPr>
+        <w:rPr>
+          <w:lang w:val="x-none" w:eastAsia="x-none"/>
+        </w:rPr>
+      </w:pPr>
+      <w:r>
+        <w:rPr>
+          <w:lang w:val="x-none" w:eastAsia="x-none"/>
+        </w:rPr>
+        <w:t xml:space="preserve">pada gambar diatas merupakan tampilan pada Form manajemen perusahaan yang terdapat pada website ini. Kompenen pertama adalah textbox yang mana untuk memberi inputan berupa </w:t>
+      </w:r>
+      <w:r>
+        <w:rPr>
+          <w:lang w:val="x-none" w:eastAsia="x-none"/>
+        </w:rPr>
+        <w:t>kode perusahaan</w:t>
+      </w:r>
+      <w:r>
+        <w:rPr>
+          <w:lang w:val="x-none" w:eastAsia="x-none"/>
+        </w:rPr>
+        <w:t xml:space="preserve"> yang dapat di input oleh user. Komponen kedua merupakan textbox yang mana untuk memberi inputan berupa nama </w:t>
+      </w:r>
+      <w:r>
+        <w:rPr>
+          <w:lang w:val="x-none" w:eastAsia="x-none"/>
+        </w:rPr>
+        <w:t>perusahaan</w:t>
+      </w:r>
+      <w:r>
+        <w:rPr>
+          <w:lang w:val="x-none" w:eastAsia="x-none"/>
+        </w:rPr>
+        <w:t xml:space="preserve"> dari user. Komponen ketiga merupakan textbox yang mana untuk memberi inputan berupa </w:t>
+      </w:r>
+      <w:r>
+        <w:rPr>
+          <w:lang w:val="x-none" w:eastAsia="x-none"/>
+        </w:rPr>
+        <w:t>alamat perusahaan</w:t>
+      </w:r>
+      <w:r>
+        <w:rPr>
+          <w:lang w:val="x-none" w:eastAsia="x-none"/>
+        </w:rPr>
+        <w:t xml:space="preserve"> dari user. Komponen keempat merupakan textbox yang mana untuk memberi inputan berupa </w:t>
+      </w:r>
+      <w:r>
+        <w:rPr>
+          <w:lang w:val="x-none" w:eastAsia="x-none"/>
+        </w:rPr>
+        <w:t>nomor telpon perusahaaan</w:t>
+      </w:r>
+      <w:r>
+        <w:rPr>
+          <w:lang w:val="x-none" w:eastAsia="x-none"/>
+        </w:rPr>
+        <w:t xml:space="preserve"> dari user. Komponen ke</w:t>
+      </w:r>
+      <w:r>
+        <w:rPr>
+          <w:lang w:val="x-none" w:eastAsia="x-none"/>
+        </w:rPr>
+        <w:t>lima</w:t>
+      </w:r>
+      <w:r>
+        <w:rPr>
+          <w:lang w:val="x-none" w:eastAsia="x-none"/>
+        </w:rPr>
+        <w:t xml:space="preserve"> merupakan tombol submit untuk mentransfer data ke database </w:t>
+      </w:r>
+      <w:r>
+        <w:rPr>
+          <w:lang w:val="x-none" w:eastAsia="x-none"/>
+        </w:rPr>
+        <w:t>perusahaan</w:t>
+      </w:r>
+      <w:r>
+        <w:rPr>
+          <w:lang w:val="x-none" w:eastAsia="x-none"/>
+        </w:rPr>
+        <w:t>.</w:t>
+      </w:r>
+    </w:p>
+    <w:p>
+      <w:pPr>
+        <w:rPr>
+          <w:lang w:val="x-none" w:eastAsia="x-none"/>
+        </w:rPr>
+      </w:pPr>
+    </w:p>
+    <w:p>
+      <w:pPr>
+        <w:rPr>
+          <w:lang w:val="x-none" w:eastAsia="x-none"/>
+        </w:rPr>
+      </w:pPr>
+    </w:p>
+    <w:p>
+      <w:pPr>
+        <w:rPr>
+          <w:lang w:val="x-none" w:eastAsia="x-none"/>
+        </w:rPr>
+      </w:pPr>
+    </w:p>
+    <w:p>
+      <w:pPr>
+        <w:rPr>
+          <w:lang w:val="x-none" w:eastAsia="x-none"/>
+        </w:rPr>
+      </w:pPr>
+    </w:p>
+    <w:p>
+      <w:pPr>
+        <w:rPr>
+          <w:lang w:val="x-none" w:eastAsia="x-none"/>
+        </w:rPr>
+      </w:pPr>
+    </w:p>
+    <w:p>
+      <w:pPr>
+        <w:rPr>
+          <w:lang w:val="x-none" w:eastAsia="x-none"/>
+        </w:rPr>
+      </w:pPr>
+    </w:p>
+    <w:p>
+      <w:pPr>
+        <w:rPr>
+          <w:lang w:val="x-none" w:eastAsia="x-none"/>
+        </w:rPr>
+      </w:pPr>
+    </w:p>
+    <w:p>
+      <w:pPr>
+        <w:rPr>
+          <w:lang w:val="x-none" w:eastAsia="x-none"/>
+        </w:rPr>
+      </w:pPr>
+    </w:p>
+    <w:p>
+      <w:pPr>
+        <w:rPr>
+          <w:lang w:val="x-none" w:eastAsia="x-none"/>
+        </w:rPr>
+      </w:pPr>
+    </w:p>
+    <w:p>
+      <w:pPr>
+        <w:rPr>
+          <w:lang w:val="x-none" w:eastAsia="x-none"/>
+        </w:rPr>
+      </w:pPr>
+    </w:p>
+    <w:p>
+      <w:pPr>
+        <w:rPr>
+          <w:lang w:val="x-none" w:eastAsia="x-none"/>
+        </w:rPr>
+      </w:pPr>
+    </w:p>
+    <w:p>
+      <w:pPr>
+        <w:rPr>
+          <w:lang w:val="x-none" w:eastAsia="x-none"/>
+        </w:rPr>
+      </w:pPr>
+    </w:p>
+    <w:p>
+      <w:pPr>
+        <w:rPr>
+          <w:lang w:val="x-none" w:eastAsia="x-none"/>
+        </w:rPr>
+      </w:pPr>
+    </w:p>
+    <w:p>
+      <w:pPr>
+        <w:jc w:val="center"/>
+        <w:rPr>
+          <w:b/>
+          <w:bCs/>
+          <w:lang w:val="x-none" w:eastAsia="x-none"/>
+        </w:rPr>
+      </w:pPr>
+    </w:p>
+    <w:p>
+      <w:pPr>
         <w:rPr>
           <w:b/>
           <w:bCs/>
